--- a/docs/Cons_Doc/Cons_Doc.docx
+++ b/docs/Cons_Doc/Cons_Doc.docx
@@ -7,7 +7,7 @@
         <w:pStyle w:val="Ttulo"/>
       </w:pPr>
       <w:r>
-        <w:t xml:space="preserve">Consolidated document for North Atlantic Albacore MSE</w:t>
+        <w:t xml:space="preserve">Consolidated Document for North Atlantic Albacore Management Strategy Evaluation</w:t>
       </w:r>
     </w:p>
     <w:p>
@@ -98,17 +98,6 @@
     </w:p>
     <w:p>
       <w:pPr>
-        <w:pStyle w:val="SourceCode"/>
-      </w:pPr>
-      <w:r>
-        <w:rPr>
-          <w:rStyle w:val="VerbatimChar"/>
-        </w:rPr>
-        <w:t xml:space="preserve">systemfonts and textshaping have been compiled with different versions of Freetype. Because of this, textshaping will not use the font cache provided by systemfonts</w:t>
-      </w:r>
-    </w:p>
-    <w:p>
-      <w:pPr>
         <w:pStyle w:val="Abstracttitle"/>
       </w:pPr>
       <w:r>
@@ -120,7 +109,7 @@
         <w:pStyle w:val="Abstract"/>
       </w:pPr>
       <w:r>
-        <w:t xml:space="preserve">In this document we compile the most important information of the working documents that describe the North Atlantic albacore MSE in a consolidated report in a way that contains all the information needed to: understand how the MSE framework was built; how it has been peer-reviewed and updated. This document is intended to be a reference document that can be updated in the future, if necessary, as the north Atlantic albacore MSE evolves. The</w:t>
+        <w:t xml:space="preserve">In this document we compile the most important information of the working documents that describe the North Atlantic Albacore Management Strategy Evaluation (MSE) in a consolidated report in a way that contains all the information needed to: understand how the MSE framework was built; how it has been peer-reviewed and updated. This document is intended to be a reference document that can be updated in the future, if necessary, as the North Atlantic albacore MSE evolves. The</w:t>
       </w:r>
       <w:r>
         <w:t xml:space="preserve"> </w:t>
@@ -132,7 +121,21 @@
         <w:t xml:space="preserve"> </w:t>
       </w:r>
       <w:r>
-        <w:t xml:space="preserve">document will be stored in the ICCAT website for consultation.</w:t>
+        <w:t xml:space="preserve">document can be found at</w:t>
+      </w:r>
+      <w:r>
+        <w:t xml:space="preserve"> </w:t>
+      </w:r>
+      <w:hyperlink r:id="rId21">
+        <w:r>
+          <w:rPr>
+            <w:rStyle w:val="Hipervnculo"/>
+          </w:rPr>
+          <w:t xml:space="preserve">https://iccat.github.io/nalb-mse-2/</w:t>
+        </w:r>
+      </w:hyperlink>
+      <w:r>
+        <w:t xml:space="preserve">.</w:t>
       </w:r>
     </w:p>
     <w:p>
@@ -156,7 +159,7 @@
         <w:br w:type="page"/>
       </w:r>
     </w:p>
-    <w:bookmarkStart w:id="33" w:name="introduction"/>
+    <w:bookmarkStart w:id="34" w:name="introduction"/>
     <w:p>
       <w:pPr>
         <w:pStyle w:val="Ttulo1"/>
@@ -170,10 +173,10 @@
         <w:pStyle w:val="FirstParagraph"/>
       </w:pPr>
       <w:r>
-        <w:t xml:space="preserve">The North Atlantic Albacore (NALB) fishery, under the management of the International Commission for the Conservation of Atlantic Tuna (ICCAT), is undergoing a management strategy evaluation (MSE) process.</w:t>
-      </w:r>
-    </w:p>
-    <w:bookmarkStart w:id="25" w:name="management-strategy-evaluation"/>
+        <w:t xml:space="preserve">The North Atlantic Albacore (N-ALB) fishery, under the management of the International Commission for the Conservation of Atlantic Tuna (ICCAT), is undergoing a management strategy evaluation (MSE) process.</w:t>
+      </w:r>
+    </w:p>
+    <w:bookmarkStart w:id="26" w:name="management-strategy-evaluation"/>
     <w:p>
       <w:pPr>
         <w:pStyle w:val="Ttulo2"/>
@@ -260,7 +263,7 @@
           <w:b/>
           <w:bCs/>
         </w:rPr>
-        <w:t xml:space="preserve">Performance metrics (PMs)</w:t>
+        <w:t xml:space="preserve">Performance indicators (PIs)</w:t>
       </w:r>
       <w:r>
         <w:t xml:space="preserve">: statistics used to quantitatively evaluate the CMPs against specified management objectives.</w:t>
@@ -271,7 +274,7 @@
         <w:pStyle w:val="FirstParagraph"/>
       </w:pPr>
       <w:r>
-        <w:t xml:space="preserve">The OMs, CMPs, and PMs are developed as a collaborative effort between scientists, decision-makers, and other stakeholders in the fishery.</w:t>
+        <w:t xml:space="preserve">The OMs, CMPs, and PIs are developed as a collaborative effort between scientists, decision-makers, and other stakeholders in the fishery.</w:t>
       </w:r>
     </w:p>
     <w:tbl>
@@ -287,28 +290,29 @@
       <w:tr>
         <w:tc>
           <w:tcPr/>
-          <w:bookmarkStart w:id="24" w:name="fig-mse"/>
+          <w:bookmarkStart w:id="25" w:name="fig-mse"/>
           <w:p>
             <w:pPr>
+              <w:pStyle w:val="Compact"/>
               <w:jc w:val="center"/>
             </w:pPr>
             <w:r>
               <w:drawing>
                 <wp:inline>
-                  <wp:extent cx="5943600" cy="1510747"/>
+                  <wp:extent cx="5943600" cy="4484444"/>
                   <wp:effectExtent b="0" l="0" r="0" t="0"/>
-                  <wp:docPr descr="" title="" id="22" name="Picture"/>
+                  <wp:docPr descr="" title="" id="23" name="Picture"/>
                   <a:graphic>
                     <a:graphicData uri="http://schemas.openxmlformats.org/drawingml/2006/picture">
                       <pic:pic>
                         <pic:nvPicPr>
-                          <pic:cNvPr descr="Cons_Doc_files\figure-docx\mermaid-figure-1.png" id="23" name="Picture"/>
+                          <pic:cNvPr descr="../figures/mse.png" id="24" name="Picture"/>
                           <pic:cNvPicPr>
                             <a:picLocks noChangeArrowheads="1" noChangeAspect="1"/>
                           </pic:cNvPicPr>
                         </pic:nvPicPr>
                         <pic:blipFill>
-                          <a:blip r:embed="rId21"/>
+                          <a:blip r:embed="rId22"/>
                           <a:stretch>
                             <a:fillRect/>
                           </a:stretch>
@@ -316,7 +320,7 @@
                         <pic:spPr bwMode="auto">
                           <a:xfrm>
                             <a:off x="0" y="0"/>
-                            <a:ext cx="5943600" cy="1510747"/>
+                            <a:ext cx="5943600" cy="4484444"/>
                           </a:xfrm>
                           <a:prstGeom prst="rect">
                             <a:avLst/>
@@ -348,12 +352,12 @@
               <w:t xml:space="preserve">Figure 1: Management strategy evaluation (MSE) framework.</w:t>
             </w:r>
           </w:p>
-          <w:bookmarkEnd w:id="24"/>
+          <w:bookmarkEnd w:id="25"/>
         </w:tc>
       </w:tr>
     </w:tbl>
-    <w:bookmarkEnd w:id="25"/>
-    <w:bookmarkStart w:id="29" w:name="about-this-document"/>
+    <w:bookmarkEnd w:id="26"/>
+    <w:bookmarkStart w:id="30" w:name="about-this-document"/>
     <w:p>
       <w:pPr>
         <w:pStyle w:val="Ttulo2"/>
@@ -367,7 +371,7 @@
         <w:pStyle w:val="FirstParagraph"/>
       </w:pPr>
       <w:r>
-        <w:t xml:space="preserve">This document describes the specifications for the OMs, CMPs, and PMs that have been proposed and developed for the NALB fishery. It is a living document and will be continued to be updated so that it reflects the current state of the NALB MSE process. Members of the Albacore Species Group (ALBSG) are encouraged to provide feedback, comments, or edits to any part of this document.</w:t>
+        <w:t xml:space="preserve">This document describes the specifications for the OMs, CMPs, and PIs that have been proposed and developed for the N-ALB fishery. It is a living document and will be continued to be updated so that it reflects the current state of the N-ALB MSE process. Members of the Albacore Species Group (ALBSG) are encouraged to provide feedback, comments, or edits to any part of this document.</w:t>
       </w:r>
     </w:p>
     <w:p>
@@ -380,7 +384,7 @@
       <w:r>
         <w:t xml:space="preserve"> </w:t>
       </w:r>
-      <w:hyperlink r:id="rId26">
+      <w:hyperlink r:id="rId27">
         <w:r>
           <w:rPr>
             <w:rStyle w:val="Hipervnculo"/>
@@ -397,7 +401,7 @@
       <w:r>
         <w:t xml:space="preserve"> </w:t>
       </w:r>
-      <w:hyperlink r:id="rId27">
+      <w:hyperlink r:id="rId28">
         <w:r>
           <w:rPr>
             <w:rStyle w:val="Hipervnculo"/>
@@ -425,7 +429,7 @@
       <w:r>
         <w:t xml:space="preserve"> </w:t>
       </w:r>
-      <w:hyperlink r:id="rId28">
+      <w:hyperlink r:id="rId29">
         <w:r>
           <w:rPr>
             <w:rStyle w:val="Hipervnculo"/>
@@ -445,11 +449,25 @@
         <w:pStyle w:val="Textoindependiente"/>
       </w:pPr>
       <w:r>
-        <w:t xml:space="preserve">This document is available at the NALB MSE homepage.</w:t>
-      </w:r>
-    </w:p>
-    <w:bookmarkEnd w:id="29"/>
-    <w:bookmarkStart w:id="32" w:name="mse-framework"/>
+        <w:t xml:space="preserve">This document is available at the</w:t>
+      </w:r>
+      <w:r>
+        <w:t xml:space="preserve"> </w:t>
+      </w:r>
+      <w:hyperlink r:id="rId21">
+        <w:r>
+          <w:rPr>
+            <w:rStyle w:val="Hipervnculo"/>
+          </w:rPr>
+          <w:t xml:space="preserve">N-ALB MSE homepage</w:t>
+        </w:r>
+      </w:hyperlink>
+      <w:r>
+        <w:t xml:space="preserve">.</w:t>
+      </w:r>
+    </w:p>
+    <w:bookmarkEnd w:id="30"/>
+    <w:bookmarkStart w:id="33" w:name="mse-framework"/>
     <w:p>
       <w:pPr>
         <w:pStyle w:val="Ttulo2"/>
@@ -463,12 +481,12 @@
         <w:pStyle w:val="FirstParagraph"/>
       </w:pPr>
       <w:r>
-        <w:t xml:space="preserve">The R software has been used to developed the MSE code for the NABL fishery. All code is open-source and can be found on the</w:t>
-      </w:r>
-      <w:r>
-        <w:t xml:space="preserve"> </w:t>
-      </w:r>
-      <w:hyperlink r:id="rId27">
+        <w:t xml:space="preserve">The R software has been used to developed the MSE code for the N-ALB fishery. All code is open-source and can be found on the</w:t>
+      </w:r>
+      <w:r>
+        <w:t xml:space="preserve"> </w:t>
+      </w:r>
+      <w:hyperlink r:id="rId28">
         <w:r>
           <w:rPr>
             <w:rStyle w:val="Hipervnculo"/>
@@ -485,12 +503,12 @@
         <w:pStyle w:val="Textoindependiente"/>
       </w:pPr>
       <w:r>
-        <w:t xml:space="preserve">The code developed for the NALB MSE uses the</w:t>
-      </w:r>
-      <w:r>
-        <w:t xml:space="preserve"> </w:t>
-      </w:r>
-      <w:hyperlink r:id="rId30">
+        <w:t xml:space="preserve">The code developed for the N-ALB MSE uses the</w:t>
+      </w:r>
+      <w:r>
+        <w:t xml:space="preserve"> </w:t>
+      </w:r>
+      <w:hyperlink r:id="rId31">
         <w:r>
           <w:rPr>
             <w:rStyle w:val="Hipervnculo"/>
@@ -530,7 +548,7 @@
       <w:r>
         <w:t xml:space="preserve"> </w:t>
       </w:r>
-      <w:hyperlink r:id="rId31">
+      <w:hyperlink r:id="rId32">
         <w:r>
           <w:rPr>
             <w:rStyle w:val="Hipervnculo"/>
@@ -545,9 +563,9 @@
         <w:t xml:space="preserve">is a collaborative project oriented to develop quantitative fisheries management tools.</w:t>
       </w:r>
     </w:p>
-    <w:bookmarkEnd w:id="32"/>
     <w:bookmarkEnd w:id="33"/>
-    <w:bookmarkStart w:id="55" w:name="stock-assessment"/>
+    <w:bookmarkEnd w:id="34"/>
+    <w:bookmarkStart w:id="56" w:name="stock-assessment"/>
     <w:p>
       <w:pPr>
         <w:pStyle w:val="Ttulo1"/>
@@ -561,7 +579,7 @@
         <w:pStyle w:val="FirstParagraph"/>
       </w:pPr>
       <w:r>
-        <w:t xml:space="preserve">Previously, the NALB OMs were based on the 2013 stock assessment</w:t>
+        <w:t xml:space="preserve">Previously, the N-ALB OMs were based on the 2013 stock assessment</w:t>
       </w:r>
       <w:r>
         <w:t xml:space="preserve"> </w:t>
@@ -669,7 +687,7 @@
         <w:t xml:space="preserve">)</w:t>
       </w:r>
       <w:r>
-        <w:t xml:space="preserve">. The NALB OMs have been updated based on this new assessment.</w:t>
+        <w:t xml:space="preserve">. The N-ALB OMs have been updated based on this new assessment.</w:t>
       </w:r>
     </w:p>
     <w:p>
@@ -677,7 +695,7 @@
         <w:pStyle w:val="Textoindependiente"/>
       </w:pPr>
       <w:r>
-        <w:t xml:space="preserve">The data used in the 2023 NALB assessment as well as the structure and assumptions of the assessment model are summarized in the sections below.</w:t>
+        <w:t xml:space="preserve">The data used in the 2023 N-ALB assessment as well as the structure and assumptions of the assessment model are summarized in the sections below.</w:t>
       </w:r>
     </w:p>
     <w:tbl>
@@ -693,7 +711,7 @@
       <w:tr>
         <w:tc>
           <w:tcPr/>
-          <w:bookmarkStart w:id="37" w:name="tbl-fleet"/>
+          <w:bookmarkStart w:id="38" w:name="tbl-fleet"/>
           <w:p>
             <w:pPr>
               <w:jc w:val="center"/>
@@ -704,7 +722,7 @@
               <w:pStyle w:val="ImageCaption"/>
             </w:pPr>
             <w:r>
-              <w:t xml:space="preserve">Table 1: Fishing fleets included the 2023 NALB stock assessment. The last column indicates if the fleet had an associated index of abundance (catch-per-unit-effort, CPUE).</w:t>
+              <w:t xml:space="preserve">Table 1: Fishing fleets included the 2023 N-ALB stock assessment. The last column indicates if the fleet had an associated index of abundance (catch-per-unit-effort, CPUE).</w:t>
             </w:r>
           </w:p>
           <w:p>
@@ -716,18 +734,18 @@
                 <wp:inline>
                   <wp:extent cx="5943600" cy="4446854"/>
                   <wp:effectExtent b="0" l="0" r="0" t="0"/>
-                  <wp:docPr descr="" title="" id="35" name="Picture"/>
+                  <wp:docPr descr="" title="" id="36" name="Picture"/>
                   <a:graphic>
                     <a:graphicData uri="http://schemas.openxmlformats.org/drawingml/2006/picture">
                       <pic:pic>
                         <pic:nvPicPr>
-                          <pic:cNvPr descr="tables_img/my_tmp_tab1.png" id="36" name="Picture"/>
+                          <pic:cNvPr descr="tables_img/my_tmp_tab1.png" id="37" name="Picture"/>
                           <pic:cNvPicPr>
                             <a:picLocks noChangeArrowheads="1" noChangeAspect="1"/>
                           </pic:cNvPicPr>
                         </pic:nvPicPr>
                         <pic:blipFill>
-                          <a:blip r:embed="rId34"/>
+                          <a:blip r:embed="rId35"/>
                           <a:stretch>
                             <a:fillRect/>
                           </a:stretch>
@@ -754,11 +772,11 @@
               </w:drawing>
             </w:r>
           </w:p>
-          <w:bookmarkEnd w:id="37"/>
+          <w:bookmarkEnd w:id="38"/>
         </w:tc>
       </w:tr>
     </w:tbl>
-    <w:bookmarkStart w:id="46" w:name="data"/>
+    <w:bookmarkStart w:id="47" w:name="data"/>
     <w:p>
       <w:pPr>
         <w:pStyle w:val="Ttulo2"/>
@@ -827,7 +845,7 @@
       <w:tr>
         <w:tc>
           <w:tcPr/>
-          <w:bookmarkStart w:id="41" w:name="fig-data"/>
+          <w:bookmarkStart w:id="42" w:name="fig-data"/>
           <w:p>
             <w:pPr>
               <w:pStyle w:val="Compact"/>
@@ -838,18 +856,18 @@
                 <wp:inline>
                   <wp:extent cx="4754880" cy="5705319"/>
                   <wp:effectExtent b="0" l="0" r="0" t="0"/>
-                  <wp:docPr descr="" title="" id="39" name="Picture"/>
+                  <wp:docPr descr="" title="" id="40" name="Picture"/>
                   <a:graphic>
                     <a:graphicData uri="http://schemas.openxmlformats.org/drawingml/2006/picture">
                       <pic:pic>
                         <pic:nvPicPr>
-                          <pic:cNvPr descr="../figures/data_plot2.png" id="40" name="Picture"/>
+                          <pic:cNvPr descr="../figures/data_plot2.png" id="41" name="Picture"/>
                           <pic:cNvPicPr>
                             <a:picLocks noChangeArrowheads="1" noChangeAspect="1"/>
                           </pic:cNvPicPr>
                         </pic:nvPicPr>
                         <pic:blipFill>
-                          <a:blip r:embed="rId38"/>
+                          <a:blip r:embed="rId39"/>
                           <a:stretch>
                             <a:fillRect/>
                           </a:stretch>
@@ -889,7 +907,7 @@
               <w:t xml:space="preserve">Figure 2: Summary of the data used in the 2023 NALB stock assessment. The bubble size represents the quantity or precision of the data.</w:t>
             </w:r>
           </w:p>
-          <w:bookmarkEnd w:id="41"/>
+          <w:bookmarkEnd w:id="42"/>
         </w:tc>
       </w:tr>
     </w:tbl>
@@ -945,7 +963,7 @@
       <w:tr>
         <w:tc>
           <w:tcPr/>
-          <w:bookmarkStart w:id="45" w:name="fig-cpue"/>
+          <w:bookmarkStart w:id="46" w:name="fig-cpue"/>
           <w:p>
             <w:pPr>
               <w:pStyle w:val="Compact"/>
@@ -956,18 +974,18 @@
                 <wp:inline>
                   <wp:extent cx="5416061" cy="3972593"/>
                   <wp:effectExtent b="0" l="0" r="0" t="0"/>
-                  <wp:docPr descr="" title="" id="43" name="Picture"/>
+                  <wp:docPr descr="" title="" id="44" name="Picture"/>
                   <a:graphic>
                     <a:graphicData uri="http://schemas.openxmlformats.org/drawingml/2006/picture">
                       <pic:pic>
                         <pic:nvPicPr>
-                          <pic:cNvPr descr="../figures/cpue_obs.png" id="44" name="Picture"/>
+                          <pic:cNvPr descr="../figures/cpue_obs.png" id="45" name="Picture"/>
                           <pic:cNvPicPr>
                             <a:picLocks noChangeArrowheads="1" noChangeAspect="1"/>
                           </pic:cNvPicPr>
                         </pic:nvPicPr>
                         <pic:blipFill>
-                          <a:blip r:embed="rId42"/>
+                          <a:blip r:embed="rId43"/>
                           <a:stretch>
                             <a:fillRect/>
                           </a:stretch>
@@ -1004,15 +1022,15 @@
               <w:pStyle w:val="ImageCaption"/>
             </w:pPr>
             <w:r>
-              <w:t xml:space="preserve">Figure 3: Indices of abundance (CPUE) by fleet included in the NALB assessment model.</w:t>
+              <w:t xml:space="preserve">Figure 3: Indices of abundance (CPUE) by fleet included in the N-ALB assessment model.</w:t>
             </w:r>
           </w:p>
-          <w:bookmarkEnd w:id="45"/>
+          <w:bookmarkEnd w:id="46"/>
         </w:tc>
       </w:tr>
     </w:tbl>
-    <w:bookmarkEnd w:id="46"/>
-    <w:bookmarkStart w:id="47" w:name="model-structure"/>
+    <w:bookmarkEnd w:id="47"/>
+    <w:bookmarkStart w:id="48" w:name="model-structure"/>
     <w:p>
       <w:pPr>
         <w:pStyle w:val="Ttulo2"/>
@@ -1029,8 +1047,8 @@
         <w:t xml:space="preserve">The model was configured yearly (one season per year), one sex, one area, and a total of 16 age groups (0 to 15+). The spawning timing was January 1st.</w:t>
       </w:r>
     </w:p>
-    <w:bookmarkEnd w:id="47"/>
-    <w:bookmarkStart w:id="52" w:name="biological-parameters"/>
+    <w:bookmarkEnd w:id="48"/>
+    <w:bookmarkStart w:id="53" w:name="biological-parameters"/>
     <w:p>
       <w:pPr>
         <w:pStyle w:val="Ttulo2"/>
@@ -1140,7 +1158,7 @@
       <w:tr>
         <w:tc>
           <w:tcPr/>
-          <w:bookmarkStart w:id="51" w:name="fig-biology"/>
+          <w:bookmarkStart w:id="52" w:name="fig-biology"/>
           <w:p>
             <w:pPr>
               <w:pStyle w:val="Compact"/>
@@ -1151,18 +1169,18 @@
                 <wp:inline>
                   <wp:extent cx="5943600" cy="2096695"/>
                   <wp:effectExtent b="0" l="0" r="0" t="0"/>
-                  <wp:docPr descr="" title="" id="49" name="Picture"/>
+                  <wp:docPr descr="" title="" id="50" name="Picture"/>
                   <a:graphic>
                     <a:graphicData uri="http://schemas.openxmlformats.org/drawingml/2006/picture">
                       <pic:pic>
                         <pic:nvPicPr>
-                          <pic:cNvPr descr="../figures/biology.png" id="50" name="Picture"/>
+                          <pic:cNvPr descr="../figures/biology.png" id="51" name="Picture"/>
                           <pic:cNvPicPr>
                             <a:picLocks noChangeArrowheads="1" noChangeAspect="1"/>
                           </pic:cNvPicPr>
                         </pic:nvPicPr>
                         <pic:blipFill>
-                          <a:blip r:embed="rId48"/>
+                          <a:blip r:embed="rId49"/>
                           <a:stretch>
                             <a:fillRect/>
                           </a:stretch>
@@ -1202,12 +1220,12 @@
               <w:t xml:space="preserve">Figure 4: Growth, maturity, and natural mortality parametrized in the NALB assessment model.</w:t>
             </w:r>
           </w:p>
-          <w:bookmarkEnd w:id="51"/>
+          <w:bookmarkEnd w:id="52"/>
         </w:tc>
       </w:tr>
     </w:tbl>
-    <w:bookmarkEnd w:id="52"/>
-    <w:bookmarkStart w:id="53" w:name="stock-recruitment"/>
+    <w:bookmarkEnd w:id="53"/>
+    <w:bookmarkStart w:id="54" w:name="stock-recruitment"/>
     <w:p>
       <w:pPr>
         <w:pStyle w:val="Ttulo2"/>
@@ -1224,8 +1242,8 @@
         <w:t xml:space="preserve">Expected recruitment to age-0 was calculated from the total spawning stock biomass using the Beverton-Holt stock-recruit function. Recruitment settlement was assumed to occur at month 6. The standard error for the log-normally distributed recruitment deviations (sigmaR) was fixed to 0.4. Steepness (h) was estimated within the model with a prior of 0.75 taken from the 2013 assessment.</w:t>
       </w:r>
     </w:p>
-    <w:bookmarkEnd w:id="53"/>
-    <w:bookmarkStart w:id="54" w:name="selectivity"/>
+    <w:bookmarkEnd w:id="54"/>
+    <w:bookmarkStart w:id="55" w:name="selectivity"/>
     <w:p>
       <w:pPr>
         <w:pStyle w:val="Ttulo2"/>
@@ -1242,9 +1260,9 @@
         <w:t xml:space="preserve">Selectivity was modelled as a function of length. Dome-shaped selectivity was allowed for several LL and BB fleets, while an asymptotic selectivity was speficied for the US and Venezuela LL fleets. Splines were also used for the BB (Spain and France) and mid-water trawl. Time blocks were specified for some fleets due to changes in length composition data.</w:t>
       </w:r>
     </w:p>
-    <w:bookmarkEnd w:id="54"/>
     <w:bookmarkEnd w:id="55"/>
-    <w:bookmarkStart w:id="76" w:name="operating-models"/>
+    <w:bookmarkEnd w:id="56"/>
+    <w:bookmarkStart w:id="77" w:name="operating-models"/>
     <w:p>
       <w:pPr>
         <w:pStyle w:val="Ttulo1"/>
@@ -1253,7 +1271,7 @@
         <w:t xml:space="preserve">Operating Models</w:t>
       </w:r>
     </w:p>
-    <w:bookmarkStart w:id="60" w:name="reference-oms"/>
+    <w:bookmarkStart w:id="61" w:name="reference-oms"/>
     <w:p>
       <w:pPr>
         <w:pStyle w:val="Ttulo2"/>
@@ -1421,7 +1439,7 @@
       <w:tr>
         <w:tc>
           <w:tcPr/>
-          <w:bookmarkStart w:id="59" w:name="fig-pars"/>
+          <w:bookmarkStart w:id="60" w:name="fig-pars"/>
           <w:p>
             <w:pPr>
               <w:pStyle w:val="Compact"/>
@@ -1432,18 +1450,18 @@
                 <wp:inline>
                   <wp:extent cx="5052060" cy="2524603"/>
                   <wp:effectExtent b="0" l="0" r="0" t="0"/>
-                  <wp:docPr descr="" title="" id="57" name="Picture"/>
+                  <wp:docPr descr="" title="" id="58" name="Picture"/>
                   <a:graphic>
                     <a:graphicData uri="http://schemas.openxmlformats.org/drawingml/2006/picture">
                       <pic:pic>
                         <pic:nvPicPr>
-                          <pic:cNvPr descr="../figures/par_sample.png" id="58" name="Picture"/>
+                          <pic:cNvPr descr="../figures/par_sample.png" id="59" name="Picture"/>
                           <pic:cNvPicPr>
                             <a:picLocks noChangeArrowheads="1" noChangeAspect="1"/>
                           </pic:cNvPicPr>
                         </pic:nvPicPr>
                         <pic:blipFill>
-                          <a:blip r:embed="rId56"/>
+                          <a:blip r:embed="rId57"/>
                           <a:stretch>
                             <a:fillRect/>
                           </a:stretch>
@@ -1483,7 +1501,7 @@
               <w:t xml:space="preserve">Figure 5: Values of natural mortality (M) and recruitment variability (sigmaR) simulated in the OMs.</w:t>
             </w:r>
           </w:p>
-          <w:bookmarkEnd w:id="59"/>
+          <w:bookmarkEnd w:id="60"/>
         </w:tc>
       </w:tr>
     </w:tbl>
@@ -1495,8 +1513,8 @@
         <w:t xml:space="preserve">Then, 100 models per weighting scenario were selected based on maximum gradient, likelihood, and the ratio of virgin and spawning biomass values in order to remove unrealistic or nonconvergent runs. We consider this final set of 400 models (100 models per weighting scenario) as our Reference OMs.</w:t>
       </w:r>
     </w:p>
-    <w:bookmarkEnd w:id="60"/>
-    <w:bookmarkStart w:id="61" w:name="robustness-oms"/>
+    <w:bookmarkEnd w:id="61"/>
+    <w:bookmarkStart w:id="62" w:name="robustness-oms"/>
     <w:p>
       <w:pPr>
         <w:pStyle w:val="Ttulo2"/>
@@ -1530,7 +1548,10 @@
         </m:sSub>
       </m:oMath>
       <w:r>
-        <w:t xml:space="preserve">, recruitment variability, and maximum annual catch:</w:t>
+        <w:t xml:space="preserve"> </w:t>
+      </w:r>
+      <w:r>
+        <w:t xml:space="preserve">and recruitment variability:</w:t>
       </w:r>
     </w:p>
     <w:p>
@@ -1561,7 +1582,7 @@
         </m:sSub>
       </m:oMath>
       <w:r>
-        <w:t xml:space="preserve">: decrease in the</w:t>
+        <w:t xml:space="preserve">: decrease or increase in the</w:t>
       </w:r>
       <w:r>
         <w:t xml:space="preserve"> </w:t>
@@ -1584,7 +1605,7 @@
         <w:t xml:space="preserve"> </w:t>
       </w:r>
       <w:r>
-        <w:t xml:space="preserve">parameter of the Beverton-Holt relationship by 20% in the simulation period from the estimated values in the Reference OMs.</w:t>
+        <w:t xml:space="preserve">parameter of the Beverton-Holt relationship by 20% in the projection period from the estimated values in the Reference OMs.</w:t>
       </w:r>
     </w:p>
     <w:p>
@@ -1598,42 +1619,8 @@
         <w:t xml:space="preserve">Changes in sigmaR: increase in the recruitment variability by 20% in the simulation period from the estimated values in the Reference OMs.</w:t>
       </w:r>
     </w:p>
-    <w:p>
-      <w:pPr>
-        <w:numPr>
-          <w:ilvl w:val="0"/>
-          <w:numId w:val="1003"/>
-        </w:numPr>
-      </w:pPr>
-      <w:r>
-        <w:t xml:space="preserve">Maximum catch (</w:t>
-      </w:r>
-      <m:oMath>
-        <m:sSub>
-          <m:e>
-            <m:r>
-              <m:t>C</m:t>
-            </m:r>
-          </m:e>
-          <m:sub>
-            <m:r>
-              <m:t>m</m:t>
-            </m:r>
-            <m:r>
-              <m:t>a</m:t>
-            </m:r>
-            <m:r>
-              <m:t>x</m:t>
-            </m:r>
-          </m:sub>
-        </m:sSub>
-      </m:oMath>
-      <w:r>
-        <w:t xml:space="preserve">): maximum annual catch of 100,000 tonnes.</w:t>
-      </w:r>
-    </w:p>
-    <w:bookmarkEnd w:id="61"/>
-    <w:bookmarkStart w:id="65" w:name="validation"/>
+    <w:bookmarkEnd w:id="62"/>
+    <w:bookmarkStart w:id="66" w:name="validation"/>
     <w:p>
       <w:pPr>
         <w:pStyle w:val="Ttulo2"/>
@@ -1642,7 +1629,7 @@
         <w:t xml:space="preserve">Validation</w:t>
       </w:r>
     </w:p>
-    <w:bookmarkStart w:id="63" w:name="summary-report"/>
+    <w:bookmarkStart w:id="64" w:name="summary-report"/>
     <w:p>
       <w:pPr>
         <w:pStyle w:val="Ttulo3"/>
@@ -1661,7 +1648,7 @@
       <w:r>
         <w:t xml:space="preserve"> </w:t>
       </w:r>
-      <w:hyperlink r:id="rId62">
+      <w:hyperlink r:id="rId63">
         <w:r>
           <w:rPr>
             <w:rStyle w:val="Hipervnculo"/>
@@ -1673,8 +1660,8 @@
         <w:t xml:space="preserve">.</w:t>
       </w:r>
     </w:p>
-    <w:bookmarkEnd w:id="63"/>
-    <w:bookmarkStart w:id="64" w:name="diagnostic-reports"/>
+    <w:bookmarkEnd w:id="64"/>
+    <w:bookmarkStart w:id="65" w:name="diagnostic-reports"/>
     <w:p>
       <w:pPr>
         <w:pStyle w:val="Ttulo3"/>
@@ -1693,7 +1680,7 @@
       <w:r>
         <w:t xml:space="preserve"> </w:t>
       </w:r>
-      <w:hyperlink r:id="rId62">
+      <w:hyperlink r:id="rId63">
         <w:r>
           <w:rPr>
             <w:rStyle w:val="Hipervnculo"/>
@@ -1705,9 +1692,9 @@
         <w:t xml:space="preserve">.</w:t>
       </w:r>
     </w:p>
-    <w:bookmarkEnd w:id="64"/>
     <w:bookmarkEnd w:id="65"/>
-    <w:bookmarkStart w:id="75" w:name="conditioning"/>
+    <w:bookmarkEnd w:id="66"/>
+    <w:bookmarkStart w:id="76" w:name="conditioning"/>
     <w:p>
       <w:pPr>
         <w:pStyle w:val="Ttulo2"/>
@@ -1732,7 +1719,7 @@
         </w:r>
       </w:hyperlink>
       <w:r>
-        <w:t xml:space="preserve">). Two main periods are modelled in the MSE framework: historical and projection periods (</w:t>
+        <w:t xml:space="preserve">). Two main periods are modelled in the MSE framework: historical and simulation periods (</w:t>
       </w:r>
       <w:hyperlink w:anchor="fig-time">
         <w:r>
@@ -1759,7 +1746,7 @@
       <w:tr>
         <w:tc>
           <w:tcPr/>
-          <w:bookmarkStart w:id="69" w:name="fig-time"/>
+          <w:bookmarkStart w:id="70" w:name="fig-time"/>
           <w:p>
             <w:pPr>
               <w:jc w:val="center"/>
@@ -1767,20 +1754,20 @@
             <w:r>
               <w:drawing>
                 <wp:inline>
-                  <wp:extent cx="5623560" cy="5468112"/>
+                  <wp:extent cx="5623560" cy="5632704"/>
                   <wp:effectExtent b="0" l="0" r="0" t="0"/>
-                  <wp:docPr descr="" title="" id="67" name="Picture"/>
+                  <wp:docPr descr="" title="" id="68" name="Picture"/>
                   <a:graphic>
                     <a:graphicData uri="http://schemas.openxmlformats.org/drawingml/2006/picture">
                       <pic:pic>
                         <pic:nvPicPr>
-                          <pic:cNvPr descr="Cons_Doc_files\figure-docx\mermaid-figure-2.png" id="68" name="Picture"/>
+                          <pic:cNvPr descr="Cons_Doc_files\figure-docx\mermaid-figure-1.png" id="69" name="Picture"/>
                           <pic:cNvPicPr>
                             <a:picLocks noChangeArrowheads="1" noChangeAspect="1"/>
                           </pic:cNvPicPr>
                         </pic:nvPicPr>
                         <pic:blipFill>
-                          <a:blip r:embed="rId66"/>
+                          <a:blip r:embed="rId67"/>
                           <a:stretch>
                             <a:fillRect/>
                           </a:stretch>
@@ -1788,7 +1775,7 @@
                         <pic:spPr bwMode="auto">
                           <a:xfrm>
                             <a:off x="0" y="0"/>
-                            <a:ext cx="5623560" cy="5468112"/>
+                            <a:ext cx="5623560" cy="5632704"/>
                           </a:xfrm>
                           <a:prstGeom prst="rect">
                             <a:avLst/>
@@ -1820,11 +1807,11 @@
               <w:t xml:space="preserve">Figure 6: Periods in the MSE and main differences between them.</w:t>
             </w:r>
           </w:p>
-          <w:bookmarkEnd w:id="69"/>
+          <w:bookmarkEnd w:id="70"/>
         </w:tc>
       </w:tr>
     </w:tbl>
-    <w:bookmarkStart w:id="74" w:name="observation-error-model"/>
+    <w:bookmarkStart w:id="75" w:name="observation-error-model"/>
     <w:p>
       <w:pPr>
         <w:pStyle w:val="Ttulo3"/>
@@ -1865,7 +1852,7 @@
       <w:tr>
         <w:tc>
           <w:tcPr/>
-          <w:bookmarkStart w:id="73" w:name="tbl-cpue-rho"/>
+          <w:bookmarkStart w:id="74" w:name="tbl-cpue-rho"/>
           <w:p>
             <w:pPr>
               <w:jc w:val="center"/>
@@ -1962,18 +1949,18 @@
                 <wp:inline>
                   <wp:extent cx="5943600" cy="2963789"/>
                   <wp:effectExtent b="0" l="0" r="0" t="0"/>
-                  <wp:docPr descr="" title="" id="71" name="Picture"/>
+                  <wp:docPr descr="" title="" id="72" name="Picture"/>
                   <a:graphic>
                     <a:graphicData uri="http://schemas.openxmlformats.org/drawingml/2006/picture">
                       <pic:pic>
                         <pic:nvPicPr>
-                          <pic:cNvPr descr="tables_img/my_tmp_tab2.png" id="72" name="Picture"/>
+                          <pic:cNvPr descr="tables_img/my_tmp_tab2.png" id="73" name="Picture"/>
                           <pic:cNvPicPr>
                             <a:picLocks noChangeArrowheads="1" noChangeAspect="1"/>
                           </pic:cNvPicPr>
                         </pic:nvPicPr>
                         <pic:blipFill>
-                          <a:blip r:embed="rId70"/>
+                          <a:blip r:embed="rId71"/>
                           <a:stretch>
                             <a:fillRect/>
                           </a:stretch>
@@ -2000,20 +1987,20 @@
               </w:drawing>
             </w:r>
           </w:p>
-          <w:bookmarkEnd w:id="73"/>
+          <w:bookmarkEnd w:id="74"/>
         </w:tc>
       </w:tr>
     </w:tbl>
-    <w:bookmarkEnd w:id="74"/>
     <w:bookmarkEnd w:id="75"/>
     <w:bookmarkEnd w:id="76"/>
-    <w:bookmarkStart w:id="85" w:name="management-procedure"/>
+    <w:bookmarkEnd w:id="77"/>
+    <w:bookmarkStart w:id="103" w:name="candidate-management-procedures"/>
     <w:p>
       <w:pPr>
         <w:pStyle w:val="Ttulo1"/>
       </w:pPr>
       <w:r>
-        <w:t xml:space="preserve">Management Procedure</w:t>
+        <w:t xml:space="preserve">Candidate Management Procedures</w:t>
       </w:r>
     </w:p>
     <w:p>
@@ -2021,27 +2008,28 @@
         <w:pStyle w:val="FirstParagraph"/>
       </w:pPr>
       <w:r>
-        <w:t xml:space="preserve">Simulated data was included in a stochastic surplus production model in continuous time (SPiCT). SPiCT is a full state-space model, where biomass and fishing dynamics are modelled as states, which are observed indirectly through biomass indices and commercial catches sampled with error</w:t>
-      </w:r>
-      <w:r>
-        <w:t xml:space="preserve"> </w:t>
-      </w:r>
-      <w:r>
-        <w:t xml:space="preserve">(</w:t>
-      </w:r>
-      <w:hyperlink w:anchor="Xa5af333d6d43b49a917f8bca6ad12ad5e31213a">
+        <w:t xml:space="preserve">The management advice is given every three years (</w:t>
+      </w:r>
+      <w:r>
+        <w:rPr>
+          <w:i/>
+          <w:iCs/>
+        </w:rPr>
+        <w:t xml:space="preserve">management period</w:t>
+      </w:r>
+      <w:r>
+        <w:t xml:space="preserve">) and the total allowable catch (TAC) is derived from the candidate MP. The candidate MP was run in the last year of each management period, including information up to the previous year. The TAC derived from the MP was set for the next management period (</w:t>
+      </w:r>
+      <w:hyperlink w:anchor="fig-timeline">
         <w:r>
           <w:rPr>
             <w:rStyle w:val="Hipervnculo"/>
           </w:rPr>
-          <w:t xml:space="preserve">Pedersen and Berg, 2017</w:t>
+          <w:t xml:space="preserve">Figure 7</w:t>
         </w:r>
       </w:hyperlink>
       <w:r>
-        <w:t xml:space="preserve">)</w:t>
-      </w:r>
-      <w:r>
-        <w:t xml:space="preserve">. SPiCT calculates maximum sustainable yield (MSY) reference points and is able to make short-term projections. SPiCT is the estimation method in the MSE.</w:t>
+        <w:t xml:space="preserve">).</w:t>
       </w:r>
     </w:p>
     <w:tbl>
@@ -2057,7 +2045,1323 @@
       <w:tr>
         <w:tc>
           <w:tcPr/>
-          <w:bookmarkStart w:id="80" w:name="fig-hcr"/>
+          <w:bookmarkStart w:id="81" w:name="fig-timeline"/>
+          <w:p>
+            <w:pPr>
+              <w:pStyle w:val="Compact"/>
+              <w:jc w:val="center"/>
+            </w:pPr>
+            <w:r>
+              <w:drawing>
+                <wp:inline>
+                  <wp:extent cx="5943600" cy="2560262"/>
+                  <wp:effectExtent b="0" l="0" r="0" t="0"/>
+                  <wp:docPr descr="" title="" id="79" name="Picture"/>
+                  <a:graphic>
+                    <a:graphicData uri="http://schemas.openxmlformats.org/drawingml/2006/picture">
+                      <pic:pic>
+                        <pic:nvPicPr>
+                          <pic:cNvPr descr="../figures/mp_timeline.png" id="80" name="Picture"/>
+                          <pic:cNvPicPr>
+                            <a:picLocks noChangeArrowheads="1" noChangeAspect="1"/>
+                          </pic:cNvPicPr>
+                        </pic:nvPicPr>
+                        <pic:blipFill>
+                          <a:blip r:embed="rId78"/>
+                          <a:stretch>
+                            <a:fillRect/>
+                          </a:stretch>
+                        </pic:blipFill>
+                        <pic:spPr bwMode="auto">
+                          <a:xfrm>
+                            <a:off x="0" y="0"/>
+                            <a:ext cx="5943600" cy="2560262"/>
+                          </a:xfrm>
+                          <a:prstGeom prst="rect">
+                            <a:avLst/>
+                          </a:prstGeom>
+                          <a:noFill/>
+                          <a:ln w="9525">
+                            <a:noFill/>
+                            <a:headEnd/>
+                            <a:tailEnd/>
+                          </a:ln>
+                        </pic:spPr>
+                      </pic:pic>
+                    </a:graphicData>
+                  </a:graphic>
+                </wp:inline>
+              </w:drawing>
+            </w:r>
+          </w:p>
+          <w:p>
+            <w:pPr>
+              <w:jc w:val="center"/>
+            </w:pPr>
+            <w:pPr>
+              <w:jc w:val="left"/>
+              <w:spacing w:before="200"/>
+              <w:pStyle w:val="ImageCaption"/>
+            </w:pPr>
+            <w:r>
+              <w:t xml:space="preserve">Figure 7: Representation of the TAC calculation for the next management period.</w:t>
+            </w:r>
+          </w:p>
+          <w:bookmarkEnd w:id="81"/>
+        </w:tc>
+      </w:tr>
+    </w:tbl>
+    <w:bookmarkStart w:id="86" w:name="sec-mp-pcc"/>
+    <w:p>
+      <w:pPr>
+        <w:pStyle w:val="Ttulo2"/>
+      </w:pPr>
+      <w:r>
+        <w:t xml:space="preserve">Pseudo-constant catch</w:t>
+      </w:r>
+    </w:p>
+    <w:p>
+      <w:pPr>
+        <w:pStyle w:val="FirstParagraph"/>
+      </w:pPr>
+      <w:r>
+        <w:t xml:space="preserve">The total allowable catch (TAC) for the next management period (</w:t>
+      </w:r>
+      <m:oMath>
+        <m:r>
+          <m:t>t</m:t>
+        </m:r>
+        <m:r>
+          <m:rPr>
+            <m:sty m:val="p"/>
+          </m:rPr>
+          <m:t>+</m:t>
+        </m:r>
+        <m:r>
+          <m:t>1</m:t>
+        </m:r>
+      </m:oMath>
+      <w:r>
+        <w:t xml:space="preserve">) is assumed constant, unless a reference value (</w:t>
+      </w:r>
+      <m:oMath>
+        <m:sSub>
+          <m:e>
+            <m:r>
+              <m:t>I</m:t>
+            </m:r>
+          </m:e>
+          <m:sub>
+            <m:r>
+              <m:t>G</m:t>
+            </m:r>
+          </m:sub>
+        </m:sSub>
+      </m:oMath>
+      <w:r>
+        <w:t xml:space="preserve">) derived from a group of indices of abundance in the last two years falls below a reference value</w:t>
+      </w:r>
+      <w:r>
+        <w:t xml:space="preserve"> </w:t>
+      </w:r>
+      <m:oMath>
+        <m:sSub>
+          <m:e>
+            <m:r>
+              <m:t>I</m:t>
+            </m:r>
+          </m:e>
+          <m:sub>
+            <m:r>
+              <m:t>r</m:t>
+            </m:r>
+            <m:r>
+              <m:t>e</m:t>
+            </m:r>
+            <m:r>
+              <m:t>f</m:t>
+            </m:r>
+          </m:sub>
+        </m:sSub>
+        <m:r>
+          <m:rPr>
+            <m:sty m:val="p"/>
+          </m:rPr>
+          <m:t>=</m:t>
+        </m:r>
+        <m:r>
+          <m:t>0.91</m:t>
+        </m:r>
+      </m:oMath>
+      <w:r>
+        <w:t xml:space="preserve"> </w:t>
+      </w:r>
+      <w:r>
+        <w:t xml:space="preserve">(value observed in 2010, when</w:t>
+      </w:r>
+      <w:r>
+        <w:t xml:space="preserve"> </w:t>
+      </w:r>
+      <m:oMath>
+        <m:r>
+          <m:t>S</m:t>
+        </m:r>
+        <m:r>
+          <m:t>S</m:t>
+        </m:r>
+        <m:r>
+          <m:t>B</m:t>
+        </m:r>
+        <m:r>
+          <m:rPr>
+            <m:sty m:val="p"/>
+          </m:rPr>
+          <m:t>&gt;</m:t>
+        </m:r>
+        <m:r>
+          <m:t>S</m:t>
+        </m:r>
+        <m:r>
+          <m:t>S</m:t>
+        </m:r>
+        <m:sSub>
+          <m:e>
+            <m:r>
+              <m:t>B</m:t>
+            </m:r>
+          </m:e>
+          <m:sub>
+            <m:r>
+              <m:t>m</m:t>
+            </m:r>
+            <m:r>
+              <m:t>s</m:t>
+            </m:r>
+            <m:r>
+              <m:t>y</m:t>
+            </m:r>
+          </m:sub>
+        </m:sSub>
+      </m:oMath>
+      <w:r>
+        <w:t xml:space="preserve">):</w:t>
+      </w:r>
+    </w:p>
+    <w:p>
+      <w:pPr>
+        <w:pStyle w:val="Textoindependiente"/>
+      </w:pPr>
+      <m:oMathPara>
+        <m:oMathParaPr>
+          <m:jc m:val="center"/>
+        </m:oMathParaPr>
+        <m:oMath>
+          <m:r>
+            <m:t>T</m:t>
+          </m:r>
+          <m:r>
+            <m:t>A</m:t>
+          </m:r>
+          <m:sSub>
+            <m:e>
+              <m:r>
+                <m:t>C</m:t>
+              </m:r>
+            </m:e>
+            <m:sub>
+              <m:r>
+                <m:t>t</m:t>
+              </m:r>
+              <m:r>
+                <m:rPr>
+                  <m:sty m:val="p"/>
+                </m:rPr>
+                <m:t>+</m:t>
+              </m:r>
+              <m:r>
+                <m:t>1</m:t>
+              </m:r>
+            </m:sub>
+          </m:sSub>
+          <m:r>
+            <m:rPr>
+              <m:sty m:val="p"/>
+            </m:rPr>
+            <m:t>=</m:t>
+          </m:r>
+          <m:d>
+            <m:dPr>
+              <m:begChr m:val="{"/>
+              <m:sepChr m:val=""/>
+              <m:endChr m:val=""/>
+              <m:grow/>
+            </m:dPr>
+            <m:e>
+              <m:m>
+                <m:mPr>
+                  <m:baseJc m:val="center"/>
+                  <m:plcHide m:val="on"/>
+                  <m:mcs>
+                    <m:mc>
+                      <m:mcPr>
+                        <m:mcJc m:val="left"/>
+                        <m:count m:val="1"/>
+                      </m:mcPr>
+                    </m:mc>
+                    <m:mc>
+                      <m:mcPr>
+                        <m:mcJc m:val="left"/>
+                        <m:count m:val="1"/>
+                      </m:mcPr>
+                    </m:mc>
+                  </m:mcs>
+                </m:mPr>
+                <m:mr>
+                  <m:e>
+                    <m:r>
+                      <m:t>T</m:t>
+                    </m:r>
+                    <m:r>
+                      <m:t>A</m:t>
+                    </m:r>
+                    <m:sSub>
+                      <m:e>
+                        <m:r>
+                          <m:t>C</m:t>
+                        </m:r>
+                      </m:e>
+                      <m:sub>
+                        <m:r>
+                          <m:t>c</m:t>
+                        </m:r>
+                        <m:r>
+                          <m:t>t</m:t>
+                        </m:r>
+                      </m:sub>
+                    </m:sSub>
+                    <m:r>
+                      <m:rPr>
+                        <m:sty m:val="p"/>
+                      </m:rPr>
+                      <m:t>,</m:t>
+                    </m:r>
+                  </m:e>
+                  <m:e>
+                    <m:r>
+                      <m:rPr>
+                        <m:nor/>
+                        <m:sty m:val="p"/>
+                      </m:rPr>
+                      <m:t>if </m:t>
+                    </m:r>
+                    <m:sSub>
+                      <m:e>
+                        <m:r>
+                          <m:t>I</m:t>
+                        </m:r>
+                      </m:e>
+                      <m:sub>
+                        <m:r>
+                          <m:t>G</m:t>
+                        </m:r>
+                      </m:sub>
+                    </m:sSub>
+                    <m:r>
+                      <m:rPr>
+                        <m:sty m:val="p"/>
+                      </m:rPr>
+                      <m:t>≥</m:t>
+                    </m:r>
+                    <m:sSub>
+                      <m:e>
+                        <m:r>
+                          <m:t>I</m:t>
+                        </m:r>
+                      </m:e>
+                      <m:sub>
+                        <m:r>
+                          <m:t>r</m:t>
+                        </m:r>
+                        <m:r>
+                          <m:t>e</m:t>
+                        </m:r>
+                        <m:r>
+                          <m:t>f</m:t>
+                        </m:r>
+                      </m:sub>
+                    </m:sSub>
+                  </m:e>
+                </m:mr>
+                <m:mr>
+                  <m:e>
+                    <m:r>
+                      <m:t>T</m:t>
+                    </m:r>
+                    <m:r>
+                      <m:t>A</m:t>
+                    </m:r>
+                    <m:sSub>
+                      <m:e>
+                        <m:r>
+                          <m:t>C</m:t>
+                        </m:r>
+                      </m:e>
+                      <m:sub>
+                        <m:r>
+                          <m:t>c</m:t>
+                        </m:r>
+                        <m:r>
+                          <m:t>t</m:t>
+                        </m:r>
+                      </m:sub>
+                    </m:sSub>
+                    <m:d>
+                      <m:dPr>
+                        <m:begChr m:val="("/>
+                        <m:sepChr m:val=""/>
+                        <m:endChr m:val=")"/>
+                        <m:grow/>
+                      </m:dPr>
+                      <m:e>
+                        <m:f>
+                          <m:fPr>
+                            <m:type m:val="bar"/>
+                          </m:fPr>
+                          <m:num>
+                            <m:sSub>
+                              <m:e>
+                                <m:r>
+                                  <m:t>I</m:t>
+                                </m:r>
+                              </m:e>
+                              <m:sub>
+                                <m:r>
+                                  <m:t>G</m:t>
+                                </m:r>
+                              </m:sub>
+                            </m:sSub>
+                          </m:num>
+                          <m:den>
+                            <m:sSub>
+                              <m:e>
+                                <m:r>
+                                  <m:t>I</m:t>
+                                </m:r>
+                              </m:e>
+                              <m:sub>
+                                <m:r>
+                                  <m:t>r</m:t>
+                                </m:r>
+                                <m:r>
+                                  <m:t>e</m:t>
+                                </m:r>
+                                <m:r>
+                                  <m:t>f</m:t>
+                                </m:r>
+                              </m:sub>
+                            </m:sSub>
+                          </m:den>
+                        </m:f>
+                      </m:e>
+                    </m:d>
+                    <m:r>
+                      <m:rPr>
+                        <m:sty m:val="p"/>
+                      </m:rPr>
+                      <m:t>,</m:t>
+                    </m:r>
+                  </m:e>
+                  <m:e>
+                    <m:r>
+                      <m:rPr>
+                        <m:nor/>
+                        <m:sty m:val="p"/>
+                      </m:rPr>
+                      <m:t>if </m:t>
+                    </m:r>
+                    <m:sSub>
+                      <m:e>
+                        <m:r>
+                          <m:t>I</m:t>
+                        </m:r>
+                      </m:e>
+                      <m:sub>
+                        <m:r>
+                          <m:t>G</m:t>
+                        </m:r>
+                      </m:sub>
+                    </m:sSub>
+                    <m:r>
+                      <m:rPr>
+                        <m:sty m:val="p"/>
+                      </m:rPr>
+                      <m:t>&lt;</m:t>
+                    </m:r>
+                    <m:sSub>
+                      <m:e>
+                        <m:r>
+                          <m:t>I</m:t>
+                        </m:r>
+                      </m:e>
+                      <m:sub>
+                        <m:r>
+                          <m:t>r</m:t>
+                        </m:r>
+                        <m:r>
+                          <m:t>e</m:t>
+                        </m:r>
+                        <m:r>
+                          <m:t>f</m:t>
+                        </m:r>
+                      </m:sub>
+                    </m:sSub>
+                  </m:e>
+                </m:mr>
+              </m:m>
+            </m:e>
+          </m:d>
+        </m:oMath>
+      </m:oMathPara>
+    </w:p>
+    <w:p>
+      <w:pPr>
+        <w:pStyle w:val="FirstParagraph"/>
+      </w:pPr>
+      <w:r>
+        <w:t xml:space="preserve">where</w:t>
+      </w:r>
+      <w:r>
+        <w:t xml:space="preserve"> </w:t>
+      </w:r>
+      <m:oMath>
+        <m:r>
+          <m:t>T</m:t>
+        </m:r>
+        <m:r>
+          <m:t>A</m:t>
+        </m:r>
+        <m:sSub>
+          <m:e>
+            <m:r>
+              <m:t>C</m:t>
+            </m:r>
+          </m:e>
+          <m:sub>
+            <m:r>
+              <m:t>c</m:t>
+            </m:r>
+            <m:r>
+              <m:t>t</m:t>
+            </m:r>
+          </m:sub>
+        </m:sSub>
+        <m:r>
+          <m:rPr>
+            <m:sty m:val="p"/>
+          </m:rPr>
+          <m:t>=</m:t>
+        </m:r>
+        <m:r>
+          <m:t>42</m:t>
+        </m:r>
+        <m:r>
+          <m:rPr>
+            <m:sty m:val="p"/>
+          </m:rPr>
+          <m:t>,</m:t>
+        </m:r>
+        <m:r>
+          <m:t>000</m:t>
+        </m:r>
+      </m:oMath>
+      <w:r>
+        <w:t xml:space="preserve"> </w:t>
+      </w:r>
+      <w:r>
+        <w:t xml:space="preserve">tonnes (</w:t>
+      </w:r>
+      <w:hyperlink w:anchor="fig-pcc">
+        <w:r>
+          <w:rPr>
+            <w:rStyle w:val="Hipervnculo"/>
+          </w:rPr>
+          <w:t xml:space="preserve">Figure 8</w:t>
+        </w:r>
+      </w:hyperlink>
+      <w:r>
+        <w:t xml:space="preserve">).</w:t>
+      </w:r>
+      <w:r>
+        <w:t xml:space="preserve"> </w:t>
+      </w:r>
+      <m:oMath>
+        <m:sSub>
+          <m:e>
+            <m:r>
+              <m:t>I</m:t>
+            </m:r>
+          </m:e>
+          <m:sub>
+            <m:r>
+              <m:t>G</m:t>
+            </m:r>
+          </m:sub>
+        </m:sSub>
+      </m:oMath>
+      <w:r>
+        <w:t xml:space="preserve"> </w:t>
+      </w:r>
+      <w:r>
+        <w:t xml:space="preserve">was calculated as follows:</w:t>
+      </w:r>
+    </w:p>
+    <w:p>
+      <w:pPr>
+        <w:pStyle w:val="Textoindependiente"/>
+      </w:pPr>
+      <m:oMathPara>
+        <m:oMathParaPr>
+          <m:jc m:val="center"/>
+        </m:oMathParaPr>
+        <m:oMath>
+          <m:sSub>
+            <m:e>
+              <m:r>
+                <m:t>I</m:t>
+              </m:r>
+            </m:e>
+            <m:sub>
+              <m:r>
+                <m:t>G</m:t>
+              </m:r>
+            </m:sub>
+          </m:sSub>
+          <m:r>
+            <m:rPr>
+              <m:sty m:val="p"/>
+            </m:rPr>
+            <m:t>=</m:t>
+          </m:r>
+          <m:r>
+            <m:t>e</m:t>
+          </m:r>
+          <m:r>
+            <m:t>x</m:t>
+          </m:r>
+          <m:r>
+            <m:t>p</m:t>
+          </m:r>
+          <m:d>
+            <m:dPr>
+              <m:begChr m:val="("/>
+              <m:sepChr m:val=""/>
+              <m:endChr m:val=")"/>
+              <m:grow/>
+            </m:dPr>
+            <m:e>
+              <m:f>
+                <m:fPr>
+                  <m:type m:val="bar"/>
+                </m:fPr>
+                <m:num>
+                  <m:r>
+                    <m:t>1</m:t>
+                  </m:r>
+                </m:num>
+                <m:den>
+                  <m:sSub>
+                    <m:e>
+                      <m:r>
+                        <m:t>n</m:t>
+                      </m:r>
+                    </m:e>
+                    <m:sub>
+                      <m:r>
+                        <m:t>i</m:t>
+                      </m:r>
+                    </m:sub>
+                  </m:sSub>
+                </m:den>
+              </m:f>
+              <m:nary>
+                <m:naryPr>
+                  <m:chr m:val="∑"/>
+                  <m:limLoc m:val="undOvr"/>
+                  <m:subHide m:val="off"/>
+                  <m:supHide m:val="on"/>
+                </m:naryPr>
+                <m:sub>
+                  <m:r>
+                    <m:t>i</m:t>
+                  </m:r>
+                </m:sub>
+                <m:sup>
+                  <m:r>
+                    <m:t>​</m:t>
+                  </m:r>
+                </m:sup>
+                <m:e>
+                  <m:r>
+                    <m:t>l</m:t>
+                  </m:r>
+                </m:e>
+              </m:nary>
+              <m:r>
+                <m:t>o</m:t>
+              </m:r>
+              <m:r>
+                <m:t>g</m:t>
+              </m:r>
+              <m:d>
+                <m:dPr>
+                  <m:begChr m:val="("/>
+                  <m:sepChr m:val=""/>
+                  <m:endChr m:val=")"/>
+                  <m:grow/>
+                </m:dPr>
+                <m:e>
+                  <m:sSubSup>
+                    <m:e>
+                      <m:r>
+                        <m:t>I</m:t>
+                      </m:r>
+                    </m:e>
+                    <m:sub>
+                      <m:r>
+                        <m:t>i</m:t>
+                      </m:r>
+                    </m:sub>
+                    <m:sup>
+                      <m:r>
+                        <m:rPr>
+                          <m:sty m:val="p"/>
+                        </m:rPr>
+                        <m:t>*</m:t>
+                      </m:r>
+                    </m:sup>
+                  </m:sSubSup>
+                </m:e>
+              </m:d>
+            </m:e>
+          </m:d>
+        </m:oMath>
+      </m:oMathPara>
+    </w:p>
+    <w:p>
+      <w:pPr>
+        <w:pStyle w:val="FirstParagraph"/>
+      </w:pPr>
+      <w:r>
+        <w:t xml:space="preserve">where</w:t>
+      </w:r>
+      <w:r>
+        <w:t xml:space="preserve"> </w:t>
+      </w:r>
+      <m:oMath>
+        <m:sSub>
+          <m:e>
+            <m:r>
+              <m:t>n</m:t>
+            </m:r>
+          </m:e>
+          <m:sub>
+            <m:r>
+              <m:t>i</m:t>
+            </m:r>
+          </m:sub>
+        </m:sSub>
+      </m:oMath>
+      <w:r>
+        <w:t xml:space="preserve"> </w:t>
+      </w:r>
+      <w:r>
+        <w:t xml:space="preserve">is the number of selected indices of abundance and</w:t>
+      </w:r>
+      <w:r>
+        <w:t xml:space="preserve"> </w:t>
+      </w:r>
+      <m:oMath>
+        <m:sSubSup>
+          <m:e>
+            <m:r>
+              <m:t>I</m:t>
+            </m:r>
+          </m:e>
+          <m:sub>
+            <m:r>
+              <m:t>i</m:t>
+            </m:r>
+          </m:sub>
+          <m:sup>
+            <m:r>
+              <m:rPr>
+                <m:sty m:val="p"/>
+              </m:rPr>
+              <m:t>*</m:t>
+            </m:r>
+          </m:sup>
+        </m:sSubSup>
+      </m:oMath>
+      <w:r>
+        <w:t xml:space="preserve"> </w:t>
+      </w:r>
+      <w:r>
+        <w:t xml:space="preserve">was calculated for every selected index of abundance</w:t>
+      </w:r>
+      <w:r>
+        <w:t xml:space="preserve"> </w:t>
+      </w:r>
+      <m:oMath>
+        <m:sSub>
+          <m:e>
+            <m:r>
+              <m:t>I</m:t>
+            </m:r>
+          </m:e>
+          <m:sub>
+            <m:r>
+              <m:t>i</m:t>
+            </m:r>
+          </m:sub>
+        </m:sSub>
+      </m:oMath>
+      <w:r>
+        <w:t xml:space="preserve"> </w:t>
+      </w:r>
+      <w:r>
+        <w:t xml:space="preserve">using information from the last two years (</w:t>
+      </w:r>
+      <m:oMath>
+        <m:r>
+          <m:t>y</m:t>
+        </m:r>
+        <m:r>
+          <m:rPr>
+            <m:sty m:val="p"/>
+          </m:rPr>
+          <m:t>−</m:t>
+        </m:r>
+        <m:r>
+          <m:t>1</m:t>
+        </m:r>
+      </m:oMath>
+      <w:r>
+        <w:t xml:space="preserve"> </w:t>
+      </w:r>
+      <w:r>
+        <w:t xml:space="preserve">and</w:t>
+      </w:r>
+      <w:r>
+        <w:t xml:space="preserve"> </w:t>
+      </w:r>
+      <m:oMath>
+        <m:r>
+          <m:t>y</m:t>
+        </m:r>
+        <m:r>
+          <m:rPr>
+            <m:sty m:val="p"/>
+          </m:rPr>
+          <m:t>−</m:t>
+        </m:r>
+        <m:r>
+          <m:t>2</m:t>
+        </m:r>
+      </m:oMath>
+      <w:r>
+        <w:t xml:space="preserve">):</w:t>
+      </w:r>
+    </w:p>
+    <w:p>
+      <w:pPr>
+        <w:pStyle w:val="Textoindependiente"/>
+      </w:pPr>
+      <m:oMathPara>
+        <m:oMathParaPr>
+          <m:jc m:val="center"/>
+        </m:oMathParaPr>
+        <m:oMath>
+          <m:sSubSup>
+            <m:e>
+              <m:r>
+                <m:t>I</m:t>
+              </m:r>
+            </m:e>
+            <m:sub>
+              <m:r>
+                <m:t>i</m:t>
+              </m:r>
+            </m:sub>
+            <m:sup>
+              <m:r>
+                <m:rPr>
+                  <m:sty m:val="p"/>
+                </m:rPr>
+                <m:t>*</m:t>
+              </m:r>
+            </m:sup>
+          </m:sSubSup>
+          <m:r>
+            <m:rPr>
+              <m:sty m:val="p"/>
+            </m:rPr>
+            <m:t>=</m:t>
+          </m:r>
+          <m:f>
+            <m:fPr>
+              <m:type m:val="bar"/>
+            </m:fPr>
+            <m:num>
+              <m:sSub>
+                <m:e>
+                  <m:r>
+                    <m:t>I</m:t>
+                  </m:r>
+                </m:e>
+                <m:sub>
+                  <m:r>
+                    <m:t>i</m:t>
+                  </m:r>
+                  <m:r>
+                    <m:rPr>
+                      <m:sty m:val="p"/>
+                    </m:rPr>
+                    <m:t>,</m:t>
+                  </m:r>
+                  <m:r>
+                    <m:t>y</m:t>
+                  </m:r>
+                  <m:r>
+                    <m:rPr>
+                      <m:sty m:val="p"/>
+                    </m:rPr>
+                    <m:t>−</m:t>
+                  </m:r>
+                  <m:r>
+                    <m:t>1</m:t>
+                  </m:r>
+                </m:sub>
+              </m:sSub>
+              <m:r>
+                <m:rPr>
+                  <m:sty m:val="p"/>
+                </m:rPr>
+                <m:t>+</m:t>
+              </m:r>
+              <m:sSub>
+                <m:e>
+                  <m:r>
+                    <m:t>I</m:t>
+                  </m:r>
+                </m:e>
+                <m:sub>
+                  <m:r>
+                    <m:t>i</m:t>
+                  </m:r>
+                  <m:r>
+                    <m:rPr>
+                      <m:sty m:val="p"/>
+                    </m:rPr>
+                    <m:t>,</m:t>
+                  </m:r>
+                  <m:r>
+                    <m:t>y</m:t>
+                  </m:r>
+                  <m:r>
+                    <m:rPr>
+                      <m:sty m:val="p"/>
+                    </m:rPr>
+                    <m:t>−</m:t>
+                  </m:r>
+                  <m:r>
+                    <m:t>2</m:t>
+                  </m:r>
+                </m:sub>
+              </m:sSub>
+            </m:num>
+            <m:den>
+              <m:r>
+                <m:t>2</m:t>
+              </m:r>
+            </m:den>
+          </m:f>
+        </m:oMath>
+      </m:oMathPara>
+    </w:p>
+    <w:p>
+      <w:pPr>
+        <w:pStyle w:val="FirstParagraph"/>
+      </w:pPr>
+      <w:r>
+        <w:t xml:space="preserve">For this case, the selected indices of abundance</w:t>
+      </w:r>
+      <w:r>
+        <w:t xml:space="preserve"> </w:t>
+      </w:r>
+      <m:oMath>
+        <m:sSub>
+          <m:e>
+            <m:r>
+              <m:t>I</m:t>
+            </m:r>
+          </m:e>
+          <m:sub>
+            <m:r>
+              <m:t>i</m:t>
+            </m:r>
+          </m:sub>
+        </m:sSub>
+      </m:oMath>
+      <w:r>
+        <w:t xml:space="preserve"> </w:t>
+      </w:r>
+      <w:r>
+        <w:t xml:space="preserve">were (see</w:t>
+      </w:r>
+      <w:r>
+        <w:t xml:space="preserve"> </w:t>
+      </w:r>
+      <w:hyperlink w:anchor="tbl-fleet">
+        <w:r>
+          <w:rPr>
+            <w:rStyle w:val="Hipervnculo"/>
+          </w:rPr>
+          <w:t xml:space="preserve">Table 1</w:t>
+        </w:r>
+      </w:hyperlink>
+      <w:r>
+        <w:t xml:space="preserve"> </w:t>
+      </w:r>
+      <w:r>
+        <w:t xml:space="preserve">for fleet description):</w:t>
+      </w:r>
+    </w:p>
+    <w:p>
+      <w:pPr>
+        <w:pStyle w:val="Compact"/>
+        <w:numPr>
+          <w:ilvl w:val="0"/>
+          <w:numId w:val="1004"/>
+        </w:numPr>
+      </w:pPr>
+      <m:oMath>
+        <m:r>
+          <m:t>1</m:t>
+        </m:r>
+        <m:r>
+          <m:rPr>
+            <m:sty m:val="p"/>
+          </m:rPr>
+          <m:t>_</m:t>
+        </m:r>
+        <m:r>
+          <m:t>B</m:t>
+        </m:r>
+        <m:r>
+          <m:t>B</m:t>
+        </m:r>
+      </m:oMath>
+    </w:p>
+    <w:p>
+      <w:pPr>
+        <w:pStyle w:val="Compact"/>
+        <w:numPr>
+          <w:ilvl w:val="0"/>
+          <w:numId w:val="1004"/>
+        </w:numPr>
+      </w:pPr>
+      <m:oMath>
+        <m:r>
+          <m:t>6</m:t>
+        </m:r>
+        <m:r>
+          <m:rPr>
+            <m:sty m:val="p"/>
+          </m:rPr>
+          <m:t>_</m:t>
+        </m:r>
+        <m:r>
+          <m:t>J</m:t>
+        </m:r>
+        <m:r>
+          <m:t>P</m:t>
+        </m:r>
+        <m:r>
+          <m:t>L</m:t>
+        </m:r>
+        <m:r>
+          <m:t>L</m:t>
+        </m:r>
+        <m:r>
+          <m:rPr>
+            <m:sty m:val="p"/>
+          </m:rPr>
+          <m:t>_</m:t>
+        </m:r>
+        <m:r>
+          <m:t>S</m:t>
+        </m:r>
+      </m:oMath>
+    </w:p>
+    <w:p>
+      <w:pPr>
+        <w:pStyle w:val="Compact"/>
+        <w:numPr>
+          <w:ilvl w:val="0"/>
+          <w:numId w:val="1004"/>
+        </w:numPr>
+      </w:pPr>
+      <m:oMath>
+        <m:r>
+          <m:t>7</m:t>
+        </m:r>
+        <m:r>
+          <m:rPr>
+            <m:sty m:val="p"/>
+          </m:rPr>
+          <m:t>_</m:t>
+        </m:r>
+        <m:r>
+          <m:t>T</m:t>
+        </m:r>
+        <m:r>
+          <m:t>A</m:t>
+        </m:r>
+        <m:r>
+          <m:t>I</m:t>
+        </m:r>
+        <m:r>
+          <m:t>L</m:t>
+        </m:r>
+        <m:r>
+          <m:t>L</m:t>
+        </m:r>
+        <m:r>
+          <m:rPr>
+            <m:sty m:val="p"/>
+          </m:rPr>
+          <m:t>_</m:t>
+        </m:r>
+        <m:r>
+          <m:t>N</m:t>
+        </m:r>
+      </m:oMath>
+    </w:p>
+    <w:p>
+      <w:pPr>
+        <w:pStyle w:val="Compact"/>
+        <w:numPr>
+          <w:ilvl w:val="0"/>
+          <w:numId w:val="1004"/>
+        </w:numPr>
+      </w:pPr>
+      <m:oMath>
+        <m:r>
+          <m:t>8</m:t>
+        </m:r>
+        <m:r>
+          <m:rPr>
+            <m:sty m:val="p"/>
+          </m:rPr>
+          <m:t>_</m:t>
+        </m:r>
+        <m:r>
+          <m:t>T</m:t>
+        </m:r>
+        <m:r>
+          <m:t>A</m:t>
+        </m:r>
+        <m:r>
+          <m:t>I</m:t>
+        </m:r>
+        <m:r>
+          <m:t>L</m:t>
+        </m:r>
+        <m:r>
+          <m:t>L</m:t>
+        </m:r>
+        <m:r>
+          <m:rPr>
+            <m:sty m:val="p"/>
+          </m:rPr>
+          <m:t>_</m:t>
+        </m:r>
+        <m:r>
+          <m:t>S</m:t>
+        </m:r>
+      </m:oMath>
+    </w:p>
+    <w:p>
+      <w:pPr>
+        <w:pStyle w:val="Compact"/>
+        <w:numPr>
+          <w:ilvl w:val="0"/>
+          <w:numId w:val="1004"/>
+        </w:numPr>
+      </w:pPr>
+      <m:oMath>
+        <m:r>
+          <m:t>9</m:t>
+        </m:r>
+        <m:r>
+          <m:rPr>
+            <m:sty m:val="p"/>
+          </m:rPr>
+          <m:t>_</m:t>
+        </m:r>
+        <m:r>
+          <m:t>U</m:t>
+        </m:r>
+        <m:r>
+          <m:t>S</m:t>
+        </m:r>
+        <m:r>
+          <m:t>L</m:t>
+        </m:r>
+        <m:r>
+          <m:t>L</m:t>
+        </m:r>
+        <m:r>
+          <m:rPr>
+            <m:sty m:val="p"/>
+          </m:rPr>
+          <m:t>_</m:t>
+        </m:r>
+        <m:r>
+          <m:t>N</m:t>
+        </m:r>
+      </m:oMath>
+    </w:p>
+    <w:p>
+      <w:pPr>
+        <w:pStyle w:val="Compact"/>
+        <w:numPr>
+          <w:ilvl w:val="0"/>
+          <w:numId w:val="1004"/>
+        </w:numPr>
+      </w:pPr>
+      <m:oMath>
+        <m:r>
+          <m:t>10</m:t>
+        </m:r>
+        <m:r>
+          <m:rPr>
+            <m:sty m:val="p"/>
+          </m:rPr>
+          <m:t>_</m:t>
+        </m:r>
+        <m:r>
+          <m:t>U</m:t>
+        </m:r>
+        <m:r>
+          <m:t>S</m:t>
+        </m:r>
+        <m:r>
+          <m:t>L</m:t>
+        </m:r>
+        <m:r>
+          <m:t>L</m:t>
+        </m:r>
+        <m:r>
+          <m:rPr>
+            <m:sty m:val="p"/>
+          </m:rPr>
+          <m:t>_</m:t>
+        </m:r>
+        <m:r>
+          <m:t>S</m:t>
+        </m:r>
+      </m:oMath>
+    </w:p>
+    <w:p>
+      <w:pPr>
+        <w:pStyle w:val="FirstParagraph"/>
+      </w:pPr>
+      <w:r>
+        <w:t xml:space="preserve">In addition, the TAC variation between consecutive management periods</w:t>
+      </w:r>
+      <w:r>
+        <w:t xml:space="preserve"> </w:t>
+      </w:r>
+      <m:oMath>
+        <m:r>
+          <m:t>T</m:t>
+        </m:r>
+        <m:r>
+          <m:t>A</m:t>
+        </m:r>
+        <m:sSub>
+          <m:e>
+            <m:r>
+              <m:t>C</m:t>
+            </m:r>
+          </m:e>
+          <m:sub>
+            <m:r>
+              <m:t>t</m:t>
+            </m:r>
+            <m:r>
+              <m:rPr>
+                <m:sty m:val="p"/>
+              </m:rPr>
+              <m:t>+</m:t>
+            </m:r>
+            <m:r>
+              <m:t>1</m:t>
+            </m:r>
+          </m:sub>
+        </m:sSub>
+      </m:oMath>
+      <w:r>
+        <w:t xml:space="preserve"> </w:t>
+      </w:r>
+      <w:r>
+        <w:t xml:space="preserve">and</w:t>
+      </w:r>
+      <w:r>
+        <w:t xml:space="preserve"> </w:t>
+      </w:r>
+      <m:oMath>
+        <m:r>
+          <m:t>T</m:t>
+        </m:r>
+        <m:r>
+          <m:t>A</m:t>
+        </m:r>
+        <m:sSub>
+          <m:e>
+            <m:r>
+              <m:t>C</m:t>
+            </m:r>
+          </m:e>
+          <m:sub>
+            <m:r>
+              <m:t>t</m:t>
+            </m:r>
+          </m:sub>
+        </m:sSub>
+      </m:oMath>
+      <w:r>
+        <w:t xml:space="preserve"> </w:t>
+      </w:r>
+      <w:r>
+        <w:t xml:space="preserve">could not exceed 15%.</w:t>
+      </w:r>
+    </w:p>
+    <w:tbl>
+      <w:tblPr>
+        <w:tblStyle w:val="Table"/>
+        <w:tblW w:type="pct" w:w="5000"/>
+        <w:tblLayout w:type="fixed"/>
+        <w:tblLook w:firstRow="0" w:lastRow="0" w:firstColumn="0" w:lastColumn="0" w:noHBand="0" w:noVBand="0" w:val="0000"/>
+      </w:tblPr>
+      <w:tblGrid>
+        <w:gridCol w:w="7920"/>
+      </w:tblGrid>
+      <w:tr>
+        <w:tc>
+          <w:tcPr/>
+          <w:bookmarkStart w:id="85" w:name="fig-pcc"/>
           <w:p>
             <w:pPr>
               <w:pStyle w:val="Compact"/>
@@ -2068,18 +3372,18 @@
                 <wp:inline>
                   <wp:extent cx="2886935" cy="2526068"/>
                   <wp:effectExtent b="0" l="0" r="0" t="0"/>
-                  <wp:docPr descr="" title="" id="78" name="Picture"/>
+                  <wp:docPr descr="" title="" id="83" name="Picture"/>
                   <a:graphic>
                     <a:graphicData uri="http://schemas.openxmlformats.org/drawingml/2006/picture">
                       <pic:pic>
                         <pic:nvPicPr>
-                          <pic:cNvPr descr="../figures/hcr_example.png" id="79" name="Picture"/>
+                          <pic:cNvPr descr="../figures/pccatch.png" id="84" name="Picture"/>
                           <pic:cNvPicPr>
                             <a:picLocks noChangeArrowheads="1" noChangeAspect="1"/>
                           </pic:cNvPicPr>
                         </pic:nvPicPr>
                         <pic:blipFill>
-                          <a:blip r:embed="rId77"/>
+                          <a:blip r:embed="rId82"/>
                           <a:stretch>
                             <a:fillRect/>
                           </a:stretch>
@@ -2116,155 +3420,269 @@
               <w:pStyle w:val="ImageCaption"/>
             </w:pPr>
             <w:r>
-              <w:t xml:space="preserve">Figure 7: Example of harvest control rule (HCR).</w:t>
+              <w:t xml:space="preserve">Figure 8: Derivation of the TAC for the next management period (</w:t>
+            </w:r>
+            <m:oMath>
+              <m:r>
+                <m:t>T</m:t>
+              </m:r>
+              <m:r>
+                <m:t>A</m:t>
+              </m:r>
+              <m:sSub>
+                <m:e>
+                  <m:r>
+                    <m:t>C</m:t>
+                  </m:r>
+                </m:e>
+                <m:sub>
+                  <m:r>
+                    <m:t>t</m:t>
+                  </m:r>
+                  <m:r>
+                    <m:rPr>
+                      <m:sty m:val="p"/>
+                    </m:rPr>
+                    <m:t>+</m:t>
+                  </m:r>
+                  <m:r>
+                    <m:t>1</m:t>
+                  </m:r>
+                </m:sub>
+              </m:sSub>
+            </m:oMath>
+            <w:r>
+              <w:t xml:space="preserve">) in the pseudoconstant catch MP.</w:t>
             </w:r>
           </w:p>
-          <w:bookmarkEnd w:id="80"/>
+          <w:bookmarkEnd w:id="85"/>
         </w:tc>
       </w:tr>
     </w:tbl>
-    <w:p>
-      <w:pPr>
-        <w:pStyle w:val="Textoindependiente"/>
-      </w:pPr>
-      <w:r>
-        <w:t xml:space="preserve">The management advice is given every three years (</w:t>
+    <w:bookmarkEnd w:id="86"/>
+    <w:bookmarkStart w:id="92" w:name="sec-mp-emp"/>
+    <w:p>
+      <w:pPr>
+        <w:pStyle w:val="Ttulo2"/>
+      </w:pPr>
+      <w:r>
+        <w:t xml:space="preserve">Index-based</w:t>
+      </w:r>
+    </w:p>
+    <w:p>
+      <w:pPr>
+        <w:pStyle w:val="FirstParagraph"/>
+      </w:pPr>
+      <w:r>
+        <w:t xml:space="preserve">The total allowable catch (TAC) for the next management period (</w:t>
+      </w:r>
+      <m:oMath>
+        <m:r>
+          <m:t>t</m:t>
+        </m:r>
+        <m:r>
+          <m:rPr>
+            <m:sty m:val="p"/>
+          </m:rPr>
+          <m:t>+</m:t>
+        </m:r>
+        <m:r>
+          <m:t>1</m:t>
+        </m:r>
+      </m:oMath>
+      <w:r>
+        <w:t xml:space="preserve">) is calculated from the TAC in the current management period</w:t>
+      </w:r>
+      <w:r>
+        <w:t xml:space="preserve"> </w:t>
+      </w:r>
+      <m:oMath>
+        <m:r>
+          <m:t>t</m:t>
+        </m:r>
+      </m:oMath>
+      <w:r>
+        <w:t xml:space="preserve"> </w:t>
+      </w:r>
+      <w:r>
+        <w:t xml:space="preserve">and a factor</w:t>
+      </w:r>
+      <w:r>
+        <w:t xml:space="preserve"> </w:t>
+      </w:r>
+      <m:oMath>
+        <m:sSub>
+          <m:e>
+            <m:r>
+              <m:t>J</m:t>
+            </m:r>
+          </m:e>
+          <m:sub>
+            <m:r>
+              <m:t>r</m:t>
+            </m:r>
+            <m:r>
+              <m:t>a</m:t>
+            </m:r>
+            <m:r>
+              <m:t>t</m:t>
+            </m:r>
+          </m:sub>
+        </m:sSub>
+      </m:oMath>
+      <w:r>
+        <w:t xml:space="preserve"> </w:t>
+      </w:r>
+      <w:r>
+        <w:t xml:space="preserve">derived from a selected indices (see</w:t>
+      </w:r>
+      <w:r>
+        <w:t xml:space="preserve"> </w:t>
+      </w:r>
+      <w:hyperlink w:anchor="sec-mp-pcc">
+        <w:r>
+          <w:rPr>
+            <w:rStyle w:val="Hipervnculo"/>
+          </w:rPr>
+          <w:t xml:space="preserve">Section 4.1</w:t>
+        </w:r>
+      </w:hyperlink>
+      <w:r>
+        <w:t xml:space="preserve">). First, we calculated a</w:t>
+      </w:r>
+      <w:r>
+        <w:t xml:space="preserve"> </w:t>
       </w:r>
       <w:r>
         <w:rPr>
           <w:i/>
           <w:iCs/>
         </w:rPr>
-        <w:t xml:space="preserve">management period</w:t>
-      </w:r>
-      <w:r>
-        <w:t xml:space="preserve">) and the total allowable catch (TAC) is derived from a harvest control rule (HCR,</w:t>
-      </w:r>
-      <w:r>
-        <w:t xml:space="preserve"> </w:t>
-      </w:r>
-      <w:hyperlink w:anchor="fig-hcr">
-        <w:r>
-          <w:rPr>
-            <w:rStyle w:val="Hipervnculo"/>
-          </w:rPr>
-          <w:t xml:space="preserve">Figure 7</w:t>
-        </w:r>
-      </w:hyperlink>
-      <w:r>
-        <w:t xml:space="preserve">).</w:t>
-      </w:r>
-    </w:p>
-    <w:p>
-      <w:pPr>
-        <w:pStyle w:val="Textoindependiente"/>
-      </w:pPr>
-      <w:r>
-        <w:t xml:space="preserve">If the current biomass (</w:t>
+        <w:t xml:space="preserve">combined</w:t>
+      </w:r>
+      <w:r>
+        <w:t xml:space="preserve"> </w:t>
+      </w:r>
+      <w:r>
+        <w:t xml:space="preserve">index of abundance (</w:t>
       </w:r>
       <m:oMath>
         <m:sSub>
           <m:e>
             <m:r>
-              <m:t>B</m:t>
+              <m:t>J</m:t>
             </m:r>
           </m:e>
           <m:sub>
             <m:r>
-              <m:t>c</m:t>
-            </m:r>
-            <m:r>
-              <m:t>u</m:t>
-            </m:r>
-            <m:r>
-              <m:t>r</m:t>
+              <m:t>Y</m:t>
             </m:r>
           </m:sub>
         </m:sSub>
       </m:oMath>
       <w:r>
-        <w:t xml:space="preserve">) is estimated to be below the threshold level (</w:t>
+        <w:t xml:space="preserve">) for every year</w:t>
+      </w:r>
+      <w:r>
+        <w:t xml:space="preserve"> </w:t>
       </w:r>
       <m:oMath>
-        <m:sSub>
-          <m:e>
-            <m:r>
-              <m:t>B</m:t>
-            </m:r>
-          </m:e>
-          <m:sub>
-            <m:r>
-              <m:t>t</m:t>
-            </m:r>
-            <m:r>
-              <m:t>h</m:t>
-            </m:r>
-            <m:r>
-              <m:t>r</m:t>
-            </m:r>
-          </m:sub>
-        </m:sSub>
+        <m:r>
+          <m:t>Y</m:t>
+        </m:r>
       </m:oMath>
       <w:r>
-        <w:t xml:space="preserve">) and higher than</w:t>
+        <w:t xml:space="preserve">, where</w:t>
       </w:r>
       <w:r>
         <w:t xml:space="preserve"> </w:t>
       </w:r>
       <m:oMath>
-        <m:sSub>
-          <m:e>
-            <m:r>
-              <m:t>B</m:t>
-            </m:r>
-          </m:e>
-          <m:sub>
-            <m:r>
-              <m:t>l</m:t>
-            </m:r>
-            <m:r>
-              <m:t>i</m:t>
-            </m:r>
-            <m:r>
-              <m:t>m</m:t>
-            </m:r>
-          </m:sub>
-        </m:sSub>
+        <m:r>
+          <m:t>Y</m:t>
+        </m:r>
+        <m:r>
+          <m:rPr>
+            <m:sty m:val="p"/>
+          </m:rPr>
+          <m:t>∈</m:t>
+        </m:r>
+        <m:r>
+          <m:rPr>
+            <m:sty m:val="p"/>
+          </m:rPr>
+          <m:t>{</m:t>
+        </m:r>
+        <m:r>
+          <m:t>y</m:t>
+        </m:r>
+        <m:r>
+          <m:rPr>
+            <m:sty m:val="p"/>
+          </m:rPr>
+          <m:t>−</m:t>
+        </m:r>
+        <m:r>
+          <m:t>1</m:t>
+        </m:r>
+        <m:r>
+          <m:rPr>
+            <m:sty m:val="p"/>
+          </m:rPr>
+          <m:t>,</m:t>
+        </m:r>
+        <m:r>
+          <m:rPr>
+            <m:sty m:val="p"/>
+          </m:rPr>
+          <m:t>.</m:t>
+        </m:r>
+        <m:r>
+          <m:rPr>
+            <m:sty m:val="p"/>
+          </m:rPr>
+          <m:t>.</m:t>
+        </m:r>
+        <m:r>
+          <m:rPr>
+            <m:sty m:val="p"/>
+          </m:rPr>
+          <m:t>.</m:t>
+        </m:r>
+        <m:r>
+          <m:rPr>
+            <m:sty m:val="p"/>
+          </m:rPr>
+          <m:t>,</m:t>
+        </m:r>
+        <m:r>
+          <m:t>y</m:t>
+        </m:r>
+        <m:r>
+          <m:rPr>
+            <m:sty m:val="p"/>
+          </m:rPr>
+          <m:t>−</m:t>
+        </m:r>
+        <m:r>
+          <m:t>6</m:t>
+        </m:r>
+        <m:r>
+          <m:rPr>
+            <m:sty m:val="p"/>
+          </m:rPr>
+          <m:t>}</m:t>
+        </m:r>
       </m:oMath>
       <w:r>
-        <w:t xml:space="preserve">, then fishing mortality will be reduced linearly for the next multiannual management period (</w:t>
-      </w:r>
-      <m:oMath>
-        <m:sSub>
-          <m:e>
-            <m:r>
-              <m:t>F</m:t>
-            </m:r>
-          </m:e>
-          <m:sub>
-            <m:r>
-              <m:t>n</m:t>
-            </m:r>
-            <m:r>
-              <m:t>e</m:t>
-            </m:r>
-            <m:r>
-              <m:t>x</m:t>
-            </m:r>
-            <m:r>
-              <m:t>t</m:t>
-            </m:r>
-          </m:sub>
-        </m:sSub>
-      </m:oMath>
-      <w:r>
-        <w:t xml:space="preserve">) on the following basis:</w:t>
+        <w:t xml:space="preserve">:</w:t>
       </w:r>
     </w:p>
     <w:p>
       <w:pPr>
         <w:pStyle w:val="Textoindependiente"/>
       </w:pPr>
+      <w:bookmarkStart w:id="87" w:name="eq-emp"/>
       <m:oMathPara>
         <m:oMathParaPr>
           <m:jc m:val="center"/>
@@ -2273,18 +3691,542 @@
           <m:sSub>
             <m:e>
               <m:r>
-                <m:t>F</m:t>
+                <m:t>J</m:t>
               </m:r>
             </m:e>
             <m:sub>
               <m:r>
-                <m:t>n</m:t>
+                <m:t>Y</m:t>
+              </m:r>
+            </m:sub>
+          </m:sSub>
+          <m:r>
+            <m:rPr>
+              <m:sty m:val="p"/>
+            </m:rPr>
+            <m:t>=</m:t>
+          </m:r>
+          <m:f>
+            <m:fPr>
+              <m:type m:val="bar"/>
+            </m:fPr>
+            <m:num>
+              <m:nary>
+                <m:naryPr>
+                  <m:chr m:val="∑"/>
+                  <m:limLoc m:val="undOvr"/>
+                  <m:subHide m:val="off"/>
+                  <m:supHide m:val="off"/>
+                </m:naryPr>
+                <m:sub>
+                  <m:r>
+                    <m:t>i</m:t>
+                  </m:r>
+                  <m:r>
+                    <m:rPr>
+                      <m:sty m:val="p"/>
+                    </m:rPr>
+                    <m:t>=</m:t>
+                  </m:r>
+                  <m:r>
+                    <m:t>1</m:t>
+                  </m:r>
+                </m:sub>
+                <m:sup>
+                  <m:sSub>
+                    <m:e>
+                      <m:r>
+                        <m:t>n</m:t>
+                      </m:r>
+                    </m:e>
+                    <m:sub>
+                      <m:r>
+                        <m:t>i</m:t>
+                      </m:r>
+                    </m:sub>
+                  </m:sSub>
+                </m:sup>
+                <m:e>
+                  <m:sSub>
+                    <m:e>
+                      <m:r>
+                        <m:t>I</m:t>
+                      </m:r>
+                    </m:e>
+                    <m:sub>
+                      <m:r>
+                        <m:t>i</m:t>
+                      </m:r>
+                      <m:r>
+                        <m:rPr>
+                          <m:sty m:val="p"/>
+                        </m:rPr>
+                        <m:t>,</m:t>
+                      </m:r>
+                      <m:r>
+                        <m:t>Y</m:t>
+                      </m:r>
+                    </m:sub>
+                  </m:sSub>
+                </m:e>
+              </m:nary>
+              <m:sSub>
+                <m:e>
+                  <m:r>
+                    <m:t>w</m:t>
+                  </m:r>
+                </m:e>
+                <m:sub>
+                  <m:r>
+                    <m:t>i</m:t>
+                  </m:r>
+                  <m:r>
+                    <m:rPr>
+                      <m:sty m:val="p"/>
+                    </m:rPr>
+                    <m:t>,</m:t>
+                  </m:r>
+                  <m:r>
+                    <m:t>Y</m:t>
+                  </m:r>
+                </m:sub>
+              </m:sSub>
+            </m:num>
+            <m:den>
+              <m:nary>
+                <m:naryPr>
+                  <m:chr m:val="∑"/>
+                  <m:limLoc m:val="undOvr"/>
+                  <m:subHide m:val="off"/>
+                  <m:supHide m:val="off"/>
+                </m:naryPr>
+                <m:sub>
+                  <m:r>
+                    <m:t>i</m:t>
+                  </m:r>
+                  <m:r>
+                    <m:rPr>
+                      <m:sty m:val="p"/>
+                    </m:rPr>
+                    <m:t>=</m:t>
+                  </m:r>
+                  <m:r>
+                    <m:t>1</m:t>
+                  </m:r>
+                </m:sub>
+                <m:sup>
+                  <m:sSub>
+                    <m:e>
+                      <m:r>
+                        <m:t>n</m:t>
+                      </m:r>
+                    </m:e>
+                    <m:sub>
+                      <m:r>
+                        <m:t>i</m:t>
+                      </m:r>
+                    </m:sub>
+                  </m:sSub>
+                </m:sup>
+                <m:e>
+                  <m:sSub>
+                    <m:e>
+                      <m:r>
+                        <m:t>w</m:t>
+                      </m:r>
+                    </m:e>
+                    <m:sub>
+                      <m:r>
+                        <m:t>i</m:t>
+                      </m:r>
+                      <m:r>
+                        <m:rPr>
+                          <m:sty m:val="p"/>
+                        </m:rPr>
+                        <m:t>,</m:t>
+                      </m:r>
+                      <m:r>
+                        <m:t>Y</m:t>
+                      </m:r>
+                    </m:sub>
+                  </m:sSub>
+                </m:e>
+              </m:nary>
+            </m:den>
+          </m:f>
+          <m:r>
+            <m:t>  </m:t>
+          </m:r>
+          <m:d>
+            <m:dPr>
+              <m:begChr m:val="("/>
+              <m:sepChr m:val=""/>
+              <m:endChr m:val=")"/>
+              <m:grow/>
+            </m:dPr>
+            <m:e>
+              <m:r>
+                <m:t>1</m:t>
+              </m:r>
+            </m:e>
+          </m:d>
+        </m:oMath>
+      </m:oMathPara>
+      <w:bookmarkEnd w:id="87"/>
+    </w:p>
+    <w:p>
+      <w:pPr>
+        <w:pStyle w:val="FirstParagraph"/>
+      </w:pPr>
+      <w:r>
+        <w:t xml:space="preserve">where</w:t>
+      </w:r>
+      <w:r>
+        <w:t xml:space="preserve"> </w:t>
+      </w:r>
+      <m:oMath>
+        <m:sSub>
+          <m:e>
+            <m:r>
+              <m:t>n</m:t>
+            </m:r>
+          </m:e>
+          <m:sub>
+            <m:r>
+              <m:t>i</m:t>
+            </m:r>
+          </m:sub>
+        </m:sSub>
+      </m:oMath>
+      <w:r>
+        <w:t xml:space="preserve"> </w:t>
+      </w:r>
+      <w:r>
+        <w:t xml:space="preserve">represents the number of selected indices,</w:t>
+      </w:r>
+      <w:r>
+        <w:t xml:space="preserve"> </w:t>
+      </w:r>
+      <m:oMath>
+        <m:sSub>
+          <m:e>
+            <m:r>
+              <m:t>I</m:t>
+            </m:r>
+          </m:e>
+          <m:sub>
+            <m:r>
+              <m:t>i</m:t>
+            </m:r>
+            <m:r>
+              <m:rPr>
+                <m:sty m:val="p"/>
+              </m:rPr>
+              <m:t>,</m:t>
+            </m:r>
+            <m:r>
+              <m:t>Y</m:t>
+            </m:r>
+          </m:sub>
+        </m:sSub>
+      </m:oMath>
+      <w:r>
+        <w:t xml:space="preserve"> </w:t>
+      </w:r>
+      <w:r>
+        <w:t xml:space="preserve">represents the value of index</w:t>
+      </w:r>
+      <w:r>
+        <w:t xml:space="preserve"> </w:t>
+      </w:r>
+      <m:oMath>
+        <m:r>
+          <m:t>i</m:t>
+        </m:r>
+      </m:oMath>
+      <w:r>
+        <w:t xml:space="preserve"> </w:t>
+      </w:r>
+      <w:r>
+        <w:t xml:space="preserve">in year</w:t>
+      </w:r>
+      <w:r>
+        <w:t xml:space="preserve"> </w:t>
+      </w:r>
+      <m:oMath>
+        <m:r>
+          <m:t>Y</m:t>
+        </m:r>
+      </m:oMath>
+      <w:r>
+        <w:t xml:space="preserve">, and</w:t>
+      </w:r>
+      <w:r>
+        <w:t xml:space="preserve"> </w:t>
+      </w:r>
+      <m:oMath>
+        <m:sSub>
+          <m:e>
+            <m:r>
+              <m:t>w</m:t>
+            </m:r>
+          </m:e>
+          <m:sub>
+            <m:r>
+              <m:t>i</m:t>
+            </m:r>
+            <m:r>
+              <m:rPr>
+                <m:sty m:val="p"/>
+              </m:rPr>
+              <m:t>,</m:t>
+            </m:r>
+            <m:r>
+              <m:t>Y</m:t>
+            </m:r>
+          </m:sub>
+        </m:sSub>
+      </m:oMath>
+      <w:r>
+        <w:t xml:space="preserve"> </w:t>
+      </w:r>
+      <w:r>
+        <w:t xml:space="preserve">is the weighting factor.</w:t>
+      </w:r>
+      <w:r>
+        <w:t xml:space="preserve"> </w:t>
+      </w:r>
+      <m:oMath>
+        <m:sSub>
+          <m:e>
+            <m:r>
+              <m:t>w</m:t>
+            </m:r>
+          </m:e>
+          <m:sub>
+            <m:r>
+              <m:t>i</m:t>
+            </m:r>
+            <m:r>
+              <m:rPr>
+                <m:sty m:val="p"/>
+              </m:rPr>
+              <m:t>,</m:t>
+            </m:r>
+            <m:r>
+              <m:t>Y</m:t>
+            </m:r>
+          </m:sub>
+        </m:sSub>
+      </m:oMath>
+      <w:r>
+        <w:t xml:space="preserve"> </w:t>
+      </w:r>
+      <w:r>
+        <w:t xml:space="preserve">is derived from the standard deviation (</w:t>
+      </w:r>
+      <m:oMath>
+        <m:r>
+          <m:t>σ</m:t>
+        </m:r>
+      </m:oMath>
+      <w:r>
+        <w:t xml:space="preserve">) and temporal autocorrelation (</w:t>
+      </w:r>
+      <m:oMath>
+        <m:r>
+          <m:t>ρ</m:t>
+        </m:r>
+      </m:oMath>
+      <w:r>
+        <w:t xml:space="preserve">) of indices residuals:</w:t>
+      </w:r>
+    </w:p>
+    <w:p>
+      <w:pPr>
+        <w:pStyle w:val="Textoindependiente"/>
+      </w:pPr>
+      <m:oMathPara>
+        <m:oMathParaPr>
+          <m:jc m:val="center"/>
+        </m:oMathParaPr>
+        <m:oMath>
+          <m:sSub>
+            <m:e>
+              <m:r>
+                <m:t>w</m:t>
+              </m:r>
+            </m:e>
+            <m:sub>
+              <m:r>
+                <m:t>i</m:t>
               </m:r>
               <m:r>
-                <m:t>e</m:t>
+                <m:rPr>
+                  <m:sty m:val="p"/>
+                </m:rPr>
+                <m:t>,</m:t>
               </m:r>
               <m:r>
-                <m:t>x</m:t>
+                <m:t>Y</m:t>
+              </m:r>
+            </m:sub>
+          </m:sSub>
+          <m:r>
+            <m:rPr>
+              <m:sty m:val="p"/>
+            </m:rPr>
+            <m:t>=</m:t>
+          </m:r>
+          <m:f>
+            <m:fPr>
+              <m:type m:val="bar"/>
+            </m:fPr>
+            <m:num>
+              <m:r>
+                <m:t>1</m:t>
+              </m:r>
+            </m:num>
+            <m:den>
+              <m:rad>
+                <m:radPr>
+                  <m:degHide m:val="on"/>
+                </m:radPr>
+                <m:deg/>
+                <m:e>
+                  <m:sSub>
+                    <m:e>
+                      <m:r>
+                        <m:t>σ</m:t>
+                      </m:r>
+                    </m:e>
+                    <m:sub>
+                      <m:r>
+                        <m:t>i</m:t>
+                      </m:r>
+                    </m:sub>
+                  </m:sSub>
+                  <m:r>
+                    <m:rPr>
+                      <m:sty m:val="p"/>
+                    </m:rPr>
+                    <m:t>/</m:t>
+                  </m:r>
+                  <m:d>
+                    <m:dPr>
+                      <m:begChr m:val="("/>
+                      <m:sepChr m:val=""/>
+                      <m:endChr m:val=")"/>
+                      <m:grow/>
+                    </m:dPr>
+                    <m:e>
+                      <m:r>
+                        <m:t>1</m:t>
+                      </m:r>
+                      <m:r>
+                        <m:rPr>
+                          <m:sty m:val="p"/>
+                        </m:rPr>
+                        <m:t>−</m:t>
+                      </m:r>
+                      <m:sSub>
+                        <m:e>
+                          <m:r>
+                            <m:t>ρ</m:t>
+                          </m:r>
+                        </m:e>
+                        <m:sub>
+                          <m:r>
+                            <m:t>i</m:t>
+                          </m:r>
+                        </m:sub>
+                      </m:sSub>
+                    </m:e>
+                  </m:d>
+                </m:e>
+              </m:rad>
+            </m:den>
+          </m:f>
+        </m:oMath>
+      </m:oMathPara>
+    </w:p>
+    <w:p>
+      <w:pPr>
+        <w:pStyle w:val="FirstParagraph"/>
+      </w:pPr>
+      <w:r>
+        <w:t xml:space="preserve">Once</w:t>
+      </w:r>
+      <w:r>
+        <w:t xml:space="preserve"> </w:t>
+      </w:r>
+      <m:oMath>
+        <m:sSub>
+          <m:e>
+            <m:r>
+              <m:t>J</m:t>
+            </m:r>
+          </m:e>
+          <m:sub>
+            <m:r>
+              <m:t>Y</m:t>
+            </m:r>
+          </m:sub>
+        </m:sSub>
+      </m:oMath>
+      <w:r>
+        <w:t xml:space="preserve"> </w:t>
+      </w:r>
+      <w:r>
+        <w:t xml:space="preserve">is calculated, we then derive the ratio of change in</w:t>
+      </w:r>
+      <w:r>
+        <w:t xml:space="preserve"> </w:t>
+      </w:r>
+      <m:oMath>
+        <m:r>
+          <m:t>J</m:t>
+        </m:r>
+      </m:oMath>
+      <w:r>
+        <w:t xml:space="preserve"> </w:t>
+      </w:r>
+      <w:r>
+        <w:t xml:space="preserve">between two consecutive periods in the previous six years (</w:t>
+      </w:r>
+      <w:hyperlink w:anchor="fig-Jrat">
+        <w:r>
+          <w:rPr>
+            <w:rStyle w:val="Hipervnculo"/>
+          </w:rPr>
+          <w:t xml:space="preserve">Figure 9</w:t>
+        </w:r>
+      </w:hyperlink>
+      <w:r>
+        <w:t xml:space="preserve">):</w:t>
+      </w:r>
+    </w:p>
+    <w:p>
+      <w:pPr>
+        <w:pStyle w:val="Textoindependiente"/>
+      </w:pPr>
+      <m:oMathPara>
+        <m:oMathParaPr>
+          <m:jc m:val="center"/>
+        </m:oMathParaPr>
+        <m:oMath>
+          <m:sSub>
+            <m:e>
+              <m:r>
+                <m:t>J</m:t>
+              </m:r>
+            </m:e>
+            <m:sub>
+              <m:r>
+                <m:t>r</m:t>
+              </m:r>
+              <m:r>
+                <m:t>a</m:t>
               </m:r>
               <m:r>
                 <m:t>t</m:t>
@@ -2297,392 +4239,6 @@
             </m:rPr>
             <m:t>=</m:t>
           </m:r>
-          <m:d>
-            <m:dPr>
-              <m:begChr m:val="("/>
-              <m:sepChr m:val=""/>
-              <m:endChr m:val=")"/>
-              <m:grow/>
-            </m:dPr>
-            <m:e>
-              <m:r>
-                <m:t>a</m:t>
-              </m:r>
-              <m:r>
-                <m:rPr>
-                  <m:sty m:val="p"/>
-                </m:rPr>
-                <m:t>+</m:t>
-              </m:r>
-              <m:r>
-                <m:t>b</m:t>
-              </m:r>
-              <m:f>
-                <m:fPr>
-                  <m:type m:val="bar"/>
-                </m:fPr>
-                <m:num>
-                  <m:sSub>
-                    <m:e>
-                      <m:r>
-                        <m:t>B</m:t>
-                      </m:r>
-                    </m:e>
-                    <m:sub>
-                      <m:r>
-                        <m:t>c</m:t>
-                      </m:r>
-                      <m:r>
-                        <m:t>u</m:t>
-                      </m:r>
-                      <m:r>
-                        <m:t>r</m:t>
-                      </m:r>
-                    </m:sub>
-                  </m:sSub>
-                </m:num>
-                <m:den>
-                  <m:sSub>
-                    <m:e>
-                      <m:r>
-                        <m:t>B</m:t>
-                      </m:r>
-                    </m:e>
-                    <m:sub>
-                      <m:r>
-                        <m:t>m</m:t>
-                      </m:r>
-                      <m:r>
-                        <m:t>s</m:t>
-                      </m:r>
-                      <m:r>
-                        <m:t>y</m:t>
-                      </m:r>
-                    </m:sub>
-                  </m:sSub>
-                </m:den>
-              </m:f>
-            </m:e>
-          </m:d>
-          <m:sSub>
-            <m:e>
-              <m:r>
-                <m:t>F</m:t>
-              </m:r>
-            </m:e>
-            <m:sub>
-              <m:r>
-                <m:t>m</m:t>
-              </m:r>
-              <m:r>
-                <m:t>s</m:t>
-              </m:r>
-              <m:r>
-                <m:t>y</m:t>
-              </m:r>
-            </m:sub>
-          </m:sSub>
-        </m:oMath>
-      </m:oMathPara>
-    </w:p>
-    <w:p>
-      <w:pPr>
-        <w:pStyle w:val="FirstParagraph"/>
-      </w:pPr>
-      <w:r>
-        <w:t xml:space="preserve">where:</w:t>
-      </w:r>
-    </w:p>
-    <w:p>
-      <w:pPr>
-        <w:pStyle w:val="Textoindependiente"/>
-      </w:pPr>
-      <m:oMathPara>
-        <m:oMathParaPr>
-          <m:jc m:val="center"/>
-        </m:oMathParaPr>
-        <m:oMath>
-          <m:r>
-            <m:t>a</m:t>
-          </m:r>
-          <m:r>
-            <m:rPr>
-              <m:sty m:val="p"/>
-            </m:rPr>
-            <m:t>=</m:t>
-          </m:r>
-          <m:d>
-            <m:dPr>
-              <m:begChr m:val="("/>
-              <m:sepChr m:val=""/>
-              <m:endChr m:val=")"/>
-              <m:grow/>
-            </m:dPr>
-            <m:e>
-              <m:f>
-                <m:fPr>
-                  <m:type m:val="bar"/>
-                </m:fPr>
-                <m:num>
-                  <m:sSub>
-                    <m:e>
-                      <m:r>
-                        <m:t>F</m:t>
-                      </m:r>
-                    </m:e>
-                    <m:sub>
-                      <m:r>
-                        <m:t>t</m:t>
-                      </m:r>
-                      <m:r>
-                        <m:t>g</m:t>
-                      </m:r>
-                      <m:r>
-                        <m:t>t</m:t>
-                      </m:r>
-                    </m:sub>
-                  </m:sSub>
-                </m:num>
-                <m:den>
-                  <m:sSub>
-                    <m:e>
-                      <m:r>
-                        <m:t>F</m:t>
-                      </m:r>
-                    </m:e>
-                    <m:sub>
-                      <m:r>
-                        <m:t>m</m:t>
-                      </m:r>
-                      <m:r>
-                        <m:t>s</m:t>
-                      </m:r>
-                      <m:r>
-                        <m:t>y</m:t>
-                      </m:r>
-                    </m:sub>
-                  </m:sSub>
-                </m:den>
-              </m:f>
-            </m:e>
-          </m:d>
-          <m:r>
-            <m:rPr>
-              <m:sty m:val="p"/>
-            </m:rPr>
-            <m:t>−</m:t>
-          </m:r>
-          <m:d>
-            <m:dPr>
-              <m:begChr m:val="("/>
-              <m:sepChr m:val=""/>
-              <m:endChr m:val=")"/>
-              <m:grow/>
-            </m:dPr>
-            <m:e>
-              <m:f>
-                <m:fPr>
-                  <m:type m:val="bar"/>
-                </m:fPr>
-                <m:num>
-                  <m:f>
-                    <m:fPr>
-                      <m:type m:val="bar"/>
-                    </m:fPr>
-                    <m:num>
-                      <m:sSub>
-                        <m:e>
-                          <m:r>
-                            <m:t>F</m:t>
-                          </m:r>
-                        </m:e>
-                        <m:sub>
-                          <m:r>
-                            <m:t>t</m:t>
-                          </m:r>
-                          <m:r>
-                            <m:t>g</m:t>
-                          </m:r>
-                          <m:r>
-                            <m:t>t</m:t>
-                          </m:r>
-                        </m:sub>
-                      </m:sSub>
-                    </m:num>
-                    <m:den>
-                      <m:sSub>
-                        <m:e>
-                          <m:r>
-                            <m:t>F</m:t>
-                          </m:r>
-                        </m:e>
-                        <m:sub>
-                          <m:r>
-                            <m:t>m</m:t>
-                          </m:r>
-                          <m:r>
-                            <m:t>s</m:t>
-                          </m:r>
-                          <m:r>
-                            <m:t>y</m:t>
-                          </m:r>
-                        </m:sub>
-                      </m:sSub>
-                    </m:den>
-                  </m:f>
-                  <m:r>
-                    <m:rPr>
-                      <m:sty m:val="p"/>
-                    </m:rPr>
-                    <m:t>−</m:t>
-                  </m:r>
-                  <m:f>
-                    <m:fPr>
-                      <m:type m:val="bar"/>
-                    </m:fPr>
-                    <m:num>
-                      <m:sSub>
-                        <m:e>
-                          <m:r>
-                            <m:t>F</m:t>
-                          </m:r>
-                        </m:e>
-                        <m:sub>
-                          <m:r>
-                            <m:t>m</m:t>
-                          </m:r>
-                          <m:r>
-                            <m:t>i</m:t>
-                          </m:r>
-                          <m:r>
-                            <m:t>n</m:t>
-                          </m:r>
-                        </m:sub>
-                      </m:sSub>
-                    </m:num>
-                    <m:den>
-                      <m:sSub>
-                        <m:e>
-                          <m:r>
-                            <m:t>F</m:t>
-                          </m:r>
-                        </m:e>
-                        <m:sub>
-                          <m:r>
-                            <m:t>m</m:t>
-                          </m:r>
-                          <m:r>
-                            <m:t>s</m:t>
-                          </m:r>
-                          <m:r>
-                            <m:t>y</m:t>
-                          </m:r>
-                        </m:sub>
-                      </m:sSub>
-                    </m:den>
-                  </m:f>
-                </m:num>
-                <m:den>
-                  <m:f>
-                    <m:fPr>
-                      <m:type m:val="bar"/>
-                    </m:fPr>
-                    <m:num>
-                      <m:sSub>
-                        <m:e>
-                          <m:r>
-                            <m:t>B</m:t>
-                          </m:r>
-                        </m:e>
-                        <m:sub>
-                          <m:r>
-                            <m:t>t</m:t>
-                          </m:r>
-                          <m:r>
-                            <m:t>h</m:t>
-                          </m:r>
-                          <m:r>
-                            <m:t>r</m:t>
-                          </m:r>
-                        </m:sub>
-                      </m:sSub>
-                    </m:num>
-                    <m:den>
-                      <m:sSub>
-                        <m:e>
-                          <m:r>
-                            <m:t>B</m:t>
-                          </m:r>
-                        </m:e>
-                        <m:sub>
-                          <m:r>
-                            <m:t>m</m:t>
-                          </m:r>
-                          <m:r>
-                            <m:t>s</m:t>
-                          </m:r>
-                          <m:r>
-                            <m:t>y</m:t>
-                          </m:r>
-                        </m:sub>
-                      </m:sSub>
-                    </m:den>
-                  </m:f>
-                  <m:r>
-                    <m:rPr>
-                      <m:sty m:val="p"/>
-                    </m:rPr>
-                    <m:t>−</m:t>
-                  </m:r>
-                  <m:f>
-                    <m:fPr>
-                      <m:type m:val="bar"/>
-                    </m:fPr>
-                    <m:num>
-                      <m:sSub>
-                        <m:e>
-                          <m:r>
-                            <m:t>B</m:t>
-                          </m:r>
-                        </m:e>
-                        <m:sub>
-                          <m:r>
-                            <m:t>l</m:t>
-                          </m:r>
-                          <m:r>
-                            <m:t>i</m:t>
-                          </m:r>
-                          <m:r>
-                            <m:t>m</m:t>
-                          </m:r>
-                        </m:sub>
-                      </m:sSub>
-                    </m:num>
-                    <m:den>
-                      <m:sSub>
-                        <m:e>
-                          <m:r>
-                            <m:t>B</m:t>
-                          </m:r>
-                        </m:e>
-                        <m:sub>
-                          <m:r>
-                            <m:t>m</m:t>
-                          </m:r>
-                          <m:r>
-                            <m:t>s</m:t>
-                          </m:r>
-                          <m:r>
-                            <m:t>y</m:t>
-                          </m:r>
-                        </m:sub>
-                      </m:sSub>
-                    </m:den>
-                  </m:f>
-                </m:den>
-              </m:f>
-            </m:e>
-          </m:d>
           <m:f>
             <m:fPr>
               <m:type m:val="bar"/>
@@ -2691,18 +4247,75 @@
               <m:sSub>
                 <m:e>
                   <m:r>
-                    <m:t>B</m:t>
+                    <m:t>J</m:t>
                   </m:r>
                 </m:e>
                 <m:sub>
                   <m:r>
-                    <m:t>t</m:t>
+                    <m:t>y</m:t>
                   </m:r>
                   <m:r>
-                    <m:t>h</m:t>
+                    <m:rPr>
+                      <m:sty m:val="p"/>
+                    </m:rPr>
+                    <m:t>−</m:t>
                   </m:r>
                   <m:r>
-                    <m:t>r</m:t>
+                    <m:t>1</m:t>
+                  </m:r>
+                </m:sub>
+              </m:sSub>
+              <m:r>
+                <m:rPr>
+                  <m:sty m:val="p"/>
+                </m:rPr>
+                <m:t>+</m:t>
+              </m:r>
+              <m:sSub>
+                <m:e>
+                  <m:r>
+                    <m:t>J</m:t>
+                  </m:r>
+                </m:e>
+                <m:sub>
+                  <m:r>
+                    <m:t>y</m:t>
+                  </m:r>
+                  <m:r>
+                    <m:rPr>
+                      <m:sty m:val="p"/>
+                    </m:rPr>
+                    <m:t>−</m:t>
+                  </m:r>
+                  <m:r>
+                    <m:t>2</m:t>
+                  </m:r>
+                </m:sub>
+              </m:sSub>
+              <m:r>
+                <m:rPr>
+                  <m:sty m:val="p"/>
+                </m:rPr>
+                <m:t>+</m:t>
+              </m:r>
+              <m:sSub>
+                <m:e>
+                  <m:r>
+                    <m:t>J</m:t>
+                  </m:r>
+                </m:e>
+                <m:sub>
+                  <m:r>
+                    <m:t>y</m:t>
+                  </m:r>
+                  <m:r>
+                    <m:rPr>
+                      <m:sty m:val="p"/>
+                    </m:rPr>
+                    <m:t>−</m:t>
+                  </m:r>
+                  <m:r>
+                    <m:t>3</m:t>
                   </m:r>
                 </m:sub>
               </m:sSub>
@@ -2711,18 +4324,75 @@
               <m:sSub>
                 <m:e>
                   <m:r>
-                    <m:t>B</m:t>
+                    <m:t>J</m:t>
                   </m:r>
                 </m:e>
                 <m:sub>
                   <m:r>
-                    <m:t>m</m:t>
+                    <m:t>y</m:t>
                   </m:r>
                   <m:r>
-                    <m:t>s</m:t>
+                    <m:rPr>
+                      <m:sty m:val="p"/>
+                    </m:rPr>
+                    <m:t>−</m:t>
                   </m:r>
                   <m:r>
+                    <m:t>4</m:t>
+                  </m:r>
+                </m:sub>
+              </m:sSub>
+              <m:r>
+                <m:rPr>
+                  <m:sty m:val="p"/>
+                </m:rPr>
+                <m:t>+</m:t>
+              </m:r>
+              <m:sSub>
+                <m:e>
+                  <m:r>
+                    <m:t>J</m:t>
+                  </m:r>
+                </m:e>
+                <m:sub>
+                  <m:r>
                     <m:t>y</m:t>
+                  </m:r>
+                  <m:r>
+                    <m:rPr>
+                      <m:sty m:val="p"/>
+                    </m:rPr>
+                    <m:t>−</m:t>
+                  </m:r>
+                  <m:r>
+                    <m:t>5</m:t>
+                  </m:r>
+                </m:sub>
+              </m:sSub>
+              <m:r>
+                <m:rPr>
+                  <m:sty m:val="p"/>
+                </m:rPr>
+                <m:t>+</m:t>
+              </m:r>
+              <m:sSub>
+                <m:e>
+                  <m:r>
+                    <m:t>J</m:t>
+                  </m:r>
+                </m:e>
+                <m:sub>
+                  <m:r>
+                    <m:t>y</m:t>
+                  </m:r>
+                  <m:r>
+                    <m:rPr>
+                      <m:sty m:val="p"/>
+                    </m:rPr>
+                    <m:t>−</m:t>
+                  </m:r>
+                  <m:r>
+                    <m:t>6</m:t>
                   </m:r>
                 </m:sub>
               </m:sSub>
@@ -2730,476 +4400,6 @@
           </m:f>
         </m:oMath>
       </m:oMathPara>
-    </w:p>
-    <w:p>
-      <w:pPr>
-        <w:pStyle w:val="FirstParagraph"/>
-      </w:pPr>
-      <w:r>
-        <w:t xml:space="preserve">and</w:t>
-      </w:r>
-    </w:p>
-    <w:p>
-      <w:pPr>
-        <w:pStyle w:val="Textoindependiente"/>
-      </w:pPr>
-      <m:oMathPara>
-        <m:oMathParaPr>
-          <m:jc m:val="center"/>
-        </m:oMathParaPr>
-        <m:oMath>
-          <m:r>
-            <m:t>b</m:t>
-          </m:r>
-          <m:r>
-            <m:rPr>
-              <m:sty m:val="p"/>
-            </m:rPr>
-            <m:t>=</m:t>
-          </m:r>
-          <m:f>
-            <m:fPr>
-              <m:type m:val="bar"/>
-            </m:fPr>
-            <m:num>
-              <m:f>
-                <m:fPr>
-                  <m:type m:val="bar"/>
-                </m:fPr>
-                <m:num>
-                  <m:sSub>
-                    <m:e>
-                      <m:r>
-                        <m:t>F</m:t>
-                      </m:r>
-                    </m:e>
-                    <m:sub>
-                      <m:r>
-                        <m:t>t</m:t>
-                      </m:r>
-                      <m:r>
-                        <m:t>g</m:t>
-                      </m:r>
-                      <m:r>
-                        <m:t>t</m:t>
-                      </m:r>
-                    </m:sub>
-                  </m:sSub>
-                </m:num>
-                <m:den>
-                  <m:sSub>
-                    <m:e>
-                      <m:r>
-                        <m:t>F</m:t>
-                      </m:r>
-                    </m:e>
-                    <m:sub>
-                      <m:r>
-                        <m:t>m</m:t>
-                      </m:r>
-                      <m:r>
-                        <m:t>s</m:t>
-                      </m:r>
-                      <m:r>
-                        <m:t>y</m:t>
-                      </m:r>
-                    </m:sub>
-                  </m:sSub>
-                </m:den>
-              </m:f>
-              <m:r>
-                <m:rPr>
-                  <m:sty m:val="p"/>
-                </m:rPr>
-                <m:t>−</m:t>
-              </m:r>
-              <m:f>
-                <m:fPr>
-                  <m:type m:val="bar"/>
-                </m:fPr>
-                <m:num>
-                  <m:sSub>
-                    <m:e>
-                      <m:r>
-                        <m:t>F</m:t>
-                      </m:r>
-                    </m:e>
-                    <m:sub>
-                      <m:r>
-                        <m:t>m</m:t>
-                      </m:r>
-                      <m:r>
-                        <m:t>i</m:t>
-                      </m:r>
-                      <m:r>
-                        <m:t>n</m:t>
-                      </m:r>
-                    </m:sub>
-                  </m:sSub>
-                </m:num>
-                <m:den>
-                  <m:sSub>
-                    <m:e>
-                      <m:r>
-                        <m:t>F</m:t>
-                      </m:r>
-                    </m:e>
-                    <m:sub>
-                      <m:r>
-                        <m:t>m</m:t>
-                      </m:r>
-                      <m:r>
-                        <m:t>s</m:t>
-                      </m:r>
-                      <m:r>
-                        <m:t>y</m:t>
-                      </m:r>
-                    </m:sub>
-                  </m:sSub>
-                </m:den>
-              </m:f>
-            </m:num>
-            <m:den>
-              <m:f>
-                <m:fPr>
-                  <m:type m:val="bar"/>
-                </m:fPr>
-                <m:num>
-                  <m:sSub>
-                    <m:e>
-                      <m:r>
-                        <m:t>B</m:t>
-                      </m:r>
-                    </m:e>
-                    <m:sub>
-                      <m:r>
-                        <m:t>t</m:t>
-                      </m:r>
-                      <m:r>
-                        <m:t>h</m:t>
-                      </m:r>
-                      <m:r>
-                        <m:t>r</m:t>
-                      </m:r>
-                    </m:sub>
-                  </m:sSub>
-                </m:num>
-                <m:den>
-                  <m:sSub>
-                    <m:e>
-                      <m:r>
-                        <m:t>B</m:t>
-                      </m:r>
-                    </m:e>
-                    <m:sub>
-                      <m:r>
-                        <m:t>m</m:t>
-                      </m:r>
-                      <m:r>
-                        <m:t>s</m:t>
-                      </m:r>
-                      <m:r>
-                        <m:t>y</m:t>
-                      </m:r>
-                    </m:sub>
-                  </m:sSub>
-                </m:den>
-              </m:f>
-              <m:r>
-                <m:rPr>
-                  <m:sty m:val="p"/>
-                </m:rPr>
-                <m:t>−</m:t>
-              </m:r>
-              <m:f>
-                <m:fPr>
-                  <m:type m:val="bar"/>
-                </m:fPr>
-                <m:num>
-                  <m:sSub>
-                    <m:e>
-                      <m:r>
-                        <m:t>B</m:t>
-                      </m:r>
-                    </m:e>
-                    <m:sub>
-                      <m:r>
-                        <m:t>l</m:t>
-                      </m:r>
-                      <m:r>
-                        <m:t>i</m:t>
-                      </m:r>
-                      <m:r>
-                        <m:t>m</m:t>
-                      </m:r>
-                    </m:sub>
-                  </m:sSub>
-                </m:num>
-                <m:den>
-                  <m:sSub>
-                    <m:e>
-                      <m:r>
-                        <m:t>B</m:t>
-                      </m:r>
-                    </m:e>
-                    <m:sub>
-                      <m:r>
-                        <m:t>m</m:t>
-                      </m:r>
-                      <m:r>
-                        <m:t>s</m:t>
-                      </m:r>
-                      <m:r>
-                        <m:t>y</m:t>
-                      </m:r>
-                    </m:sub>
-                  </m:sSub>
-                </m:den>
-              </m:f>
-            </m:den>
-          </m:f>
-        </m:oMath>
-      </m:oMathPara>
-    </w:p>
-    <w:p>
-      <w:pPr>
-        <w:pStyle w:val="FirstParagraph"/>
-      </w:pPr>
-      <w:r>
-        <w:t xml:space="preserve">We evaluated a total of 15 HCRs produced by the combinations of</w:t>
-      </w:r>
-      <w:r>
-        <w:t xml:space="preserve"> </w:t>
-      </w:r>
-      <m:oMath>
-        <m:sSub>
-          <m:e>
-            <m:r>
-              <m:t>F</m:t>
-            </m:r>
-          </m:e>
-          <m:sub>
-            <m:r>
-              <m:t>t</m:t>
-            </m:r>
-            <m:r>
-              <m:t>g</m:t>
-            </m:r>
-            <m:r>
-              <m:t>t</m:t>
-            </m:r>
-          </m:sub>
-        </m:sSub>
-      </m:oMath>
-      <w:r>
-        <w:t xml:space="preserve"> </w:t>
-      </w:r>
-      <w:r>
-        <w:t xml:space="preserve">and</w:t>
-      </w:r>
-      <w:r>
-        <w:t xml:space="preserve"> </w:t>
-      </w:r>
-      <m:oMath>
-        <m:sSub>
-          <m:e>
-            <m:r>
-              <m:t>B</m:t>
-            </m:r>
-          </m:e>
-          <m:sub>
-            <m:r>
-              <m:t>t</m:t>
-            </m:r>
-            <m:r>
-              <m:t>h</m:t>
-            </m:r>
-            <m:r>
-              <m:t>r</m:t>
-            </m:r>
-          </m:sub>
-        </m:sSub>
-      </m:oMath>
-      <w:r>
-        <w:t xml:space="preserve"> </w:t>
-      </w:r>
-      <w:r>
-        <w:t xml:space="preserve">shown in</w:t>
-      </w:r>
-      <w:r>
-        <w:t xml:space="preserve"> </w:t>
-      </w:r>
-      <w:hyperlink w:anchor="fig-hcr-combs">
-        <w:r>
-          <w:rPr>
-            <w:rStyle w:val="Hipervnculo"/>
-          </w:rPr>
-          <w:t xml:space="preserve">Figure 8</w:t>
-        </w:r>
-      </w:hyperlink>
-      <w:r>
-        <w:t xml:space="preserve">.</w:t>
-      </w:r>
-      <w:r>
-        <w:t xml:space="preserve"> </w:t>
-      </w:r>
-      <m:oMath>
-        <m:sSub>
-          <m:e>
-            <m:r>
-              <m:t>B</m:t>
-            </m:r>
-          </m:e>
-          <m:sub>
-            <m:r>
-              <m:t>l</m:t>
-            </m:r>
-            <m:r>
-              <m:t>i</m:t>
-            </m:r>
-            <m:r>
-              <m:t>m</m:t>
-            </m:r>
-          </m:sub>
-        </m:sSub>
-        <m:r>
-          <m:rPr>
-            <m:sty m:val="p"/>
-          </m:rPr>
-          <m:t>=</m:t>
-        </m:r>
-        <m:r>
-          <m:t>0.4</m:t>
-        </m:r>
-        <m:r>
-          <m:rPr>
-            <m:sty m:val="p"/>
-          </m:rPr>
-          <m:t>×</m:t>
-        </m:r>
-        <m:sSub>
-          <m:e>
-            <m:r>
-              <m:t>B</m:t>
-            </m:r>
-          </m:e>
-          <m:sub>
-            <m:r>
-              <m:t>m</m:t>
-            </m:r>
-            <m:r>
-              <m:t>s</m:t>
-            </m:r>
-            <m:r>
-              <m:t>y</m:t>
-            </m:r>
-          </m:sub>
-        </m:sSub>
-      </m:oMath>
-      <w:r>
-        <w:t xml:space="preserve"> </w:t>
-      </w:r>
-      <w:r>
-        <w:t xml:space="preserve">and</w:t>
-      </w:r>
-      <w:r>
-        <w:t xml:space="preserve"> </w:t>
-      </w:r>
-      <m:oMath>
-        <m:sSub>
-          <m:e>
-            <m:r>
-              <m:t>F</m:t>
-            </m:r>
-          </m:e>
-          <m:sub>
-            <m:r>
-              <m:t>m</m:t>
-            </m:r>
-            <m:r>
-              <m:t>i</m:t>
-            </m:r>
-            <m:r>
-              <m:t>m</m:t>
-            </m:r>
-          </m:sub>
-        </m:sSub>
-        <m:r>
-          <m:rPr>
-            <m:sty m:val="p"/>
-          </m:rPr>
-          <m:t>=</m:t>
-        </m:r>
-        <m:r>
-          <m:t>0.1</m:t>
-        </m:r>
-        <m:r>
-          <m:rPr>
-            <m:sty m:val="p"/>
-          </m:rPr>
-          <m:t>×</m:t>
-        </m:r>
-        <m:sSub>
-          <m:e>
-            <m:r>
-              <m:t>F</m:t>
-            </m:r>
-          </m:e>
-          <m:sub>
-            <m:r>
-              <m:t>m</m:t>
-            </m:r>
-            <m:r>
-              <m:t>s</m:t>
-            </m:r>
-            <m:r>
-              <m:t>y</m:t>
-            </m:r>
-          </m:sub>
-        </m:sSub>
-      </m:oMath>
-      <w:r>
-        <w:t xml:space="preserve"> </w:t>
-      </w:r>
-      <w:r>
-        <w:t xml:space="preserve">for all cases. In addition, we imposed the following restrictions:</w:t>
-      </w:r>
-    </w:p>
-    <w:p>
-      <w:pPr>
-        <w:pStyle w:val="Compact"/>
-        <w:numPr>
-          <w:ilvl w:val="0"/>
-          <w:numId w:val="1004"/>
-        </w:numPr>
-      </w:pPr>
-      <w:r>
-        <w:t xml:space="preserve">The maximum TAC was 50,000 tonnes.</w:t>
-      </w:r>
-    </w:p>
-    <w:p>
-      <w:pPr>
-        <w:pStyle w:val="Compact"/>
-        <w:numPr>
-          <w:ilvl w:val="0"/>
-          <w:numId w:val="1004"/>
-        </w:numPr>
-      </w:pPr>
-      <w:r>
-        <w:t xml:space="preserve">Maximum increase in catch from previous management period: 25%</w:t>
-      </w:r>
-    </w:p>
-    <w:p>
-      <w:pPr>
-        <w:pStyle w:val="Compact"/>
-        <w:numPr>
-          <w:ilvl w:val="0"/>
-          <w:numId w:val="1004"/>
-        </w:numPr>
-      </w:pPr>
-      <w:r>
-        <w:t xml:space="preserve">Maximum decrease in catch from previous management period: 20%</w:t>
-      </w:r>
     </w:p>
     <w:tbl>
       <w:tblPr>
@@ -3214,7 +4414,7 @@
       <w:tr>
         <w:tc>
           <w:tcPr/>
-          <w:bookmarkStart w:id="84" w:name="fig-hcr-combs"/>
+          <w:bookmarkStart w:id="91" w:name="fig-Jrat"/>
           <w:p>
             <w:pPr>
               <w:pStyle w:val="Compact"/>
@@ -3223,20 +4423,20 @@
             <w:r>
               <w:drawing>
                 <wp:inline>
-                  <wp:extent cx="4457700" cy="4457700"/>
+                  <wp:extent cx="2886935" cy="2526068"/>
                   <wp:effectExtent b="0" l="0" r="0" t="0"/>
-                  <wp:docPr descr="" title="" id="82" name="Picture"/>
+                  <wp:docPr descr="" title="" id="89" name="Picture"/>
                   <a:graphic>
                     <a:graphicData uri="http://schemas.openxmlformats.org/drawingml/2006/picture">
                       <pic:pic>
                         <pic:nvPicPr>
-                          <pic:cNvPr descr="../figures/hcr_combs.png" id="83" name="Picture"/>
+                          <pic:cNvPr descr="../figures/Emp_calculation.png" id="90" name="Picture"/>
                           <pic:cNvPicPr>
                             <a:picLocks noChangeArrowheads="1" noChangeAspect="1"/>
                           </pic:cNvPicPr>
                         </pic:nvPicPr>
                         <pic:blipFill>
-                          <a:blip r:embed="rId81"/>
+                          <a:blip r:embed="rId88"/>
                           <a:stretch>
                             <a:fillRect/>
                           </a:stretch>
@@ -3244,7 +4444,7 @@
                         <pic:spPr bwMode="auto">
                           <a:xfrm>
                             <a:off x="0" y="0"/>
-                            <a:ext cx="4457700" cy="4457700"/>
+                            <a:ext cx="2886935" cy="2526068"/>
                           </a:xfrm>
                           <a:prstGeom prst="rect">
                             <a:avLst/>
@@ -3273,7 +4473,7 @@
               <w:pStyle w:val="ImageCaption"/>
             </w:pPr>
             <w:r>
-              <w:t xml:space="preserve">Figure 8: HCR evaluated in the MSE. These HCR come from combinations of</w:t>
+              <w:t xml:space="preserve">Figure 9: Example of the derivation of</w:t>
             </w:r>
             <w:r>
               <w:t xml:space="preserve"> </w:t>
@@ -3282,18 +4482,12 @@
               <m:sSub>
                 <m:e>
                   <m:r>
-                    <m:t>F</m:t>
+                    <m:t>J</m:t>
                   </m:r>
                 </m:e>
                 <m:sub>
                   <m:r>
-                    <m:t>t</m:t>
-                  </m:r>
-                  <m:r>
-                    <m:t>g</m:t>
-                  </m:r>
-                  <m:r>
-                    <m:t>t</m:t>
+                    <m:t>Y</m:t>
                   </m:r>
                 </m:sub>
               </m:sSub>
@@ -3302,7 +4496,7 @@
               <w:t xml:space="preserve"> </w:t>
             </w:r>
             <w:r>
-              <w:t xml:space="preserve">(rows) and</w:t>
+              <w:t xml:space="preserve">from a set of indices. The red line represents</w:t>
             </w:r>
             <w:r>
               <w:t xml:space="preserve"> </w:t>
@@ -3311,18 +4505,12 @@
               <m:sSub>
                 <m:e>
                   <m:r>
-                    <m:t>B</m:t>
+                    <m:t>J</m:t>
                   </m:r>
                 </m:e>
                 <m:sub>
                   <m:r>
-                    <m:t>t</m:t>
-                  </m:r>
-                  <m:r>
-                    <m:t>h</m:t>
-                  </m:r>
-                  <m:r>
-                    <m:t>r</m:t>
+                    <m:t>Y</m:t>
                   </m:r>
                 </m:sub>
               </m:sSub>
@@ -3331,120 +4519,299 @@
               <w:t xml:space="preserve"> </w:t>
             </w:r>
             <w:r>
-              <w:t xml:space="preserve">(columns).</w:t>
+              <w:t xml:space="preserve">for the previous six years.</w:t>
             </w:r>
           </w:p>
-          <w:bookmarkEnd w:id="84"/>
+          <w:bookmarkEnd w:id="91"/>
         </w:tc>
       </w:tr>
     </w:tbl>
-    <w:bookmarkEnd w:id="85"/>
-    <w:bookmarkStart w:id="108" w:name="performance-metrics"/>
-    <w:p>
-      <w:pPr>
-        <w:pStyle w:val="Ttulo1"/>
-      </w:pPr>
-      <w:r>
-        <w:t xml:space="preserve">Performance Metrics</w:t>
-      </w:r>
+    <w:p>
+      <w:pPr>
+        <w:pStyle w:val="Textoindependiente"/>
+      </w:pPr>
+      <w:r>
+        <w:t xml:space="preserve">Finally, the TAC for the next management period is obtained:</w:t>
+      </w:r>
+    </w:p>
+    <w:p>
+      <w:pPr>
+        <w:pStyle w:val="Textoindependiente"/>
+      </w:pPr>
+      <m:oMathPara>
+        <m:oMathParaPr>
+          <m:jc m:val="center"/>
+        </m:oMathParaPr>
+        <m:oMath>
+          <m:r>
+            <m:t>T</m:t>
+          </m:r>
+          <m:r>
+            <m:t>A</m:t>
+          </m:r>
+          <m:sSub>
+            <m:e>
+              <m:r>
+                <m:t>C</m:t>
+              </m:r>
+            </m:e>
+            <m:sub>
+              <m:r>
+                <m:t>t</m:t>
+              </m:r>
+              <m:r>
+                <m:rPr>
+                  <m:sty m:val="p"/>
+                </m:rPr>
+                <m:t>+</m:t>
+              </m:r>
+              <m:r>
+                <m:t>1</m:t>
+              </m:r>
+            </m:sub>
+          </m:sSub>
+          <m:r>
+            <m:rPr>
+              <m:sty m:val="p"/>
+            </m:rPr>
+            <m:t>=</m:t>
+          </m:r>
+          <m:sSub>
+            <m:e>
+              <m:r>
+                <m:t>J</m:t>
+              </m:r>
+            </m:e>
+            <m:sub>
+              <m:r>
+                <m:t>r</m:t>
+              </m:r>
+              <m:r>
+                <m:t>a</m:t>
+              </m:r>
+              <m:r>
+                <m:t>t</m:t>
+              </m:r>
+            </m:sub>
+          </m:sSub>
+          <m:r>
+            <m:t>T</m:t>
+          </m:r>
+          <m:r>
+            <m:t>A</m:t>
+          </m:r>
+          <m:sSub>
+            <m:e>
+              <m:r>
+                <m:t>C</m:t>
+              </m:r>
+            </m:e>
+            <m:sub>
+              <m:r>
+                <m:t>t</m:t>
+              </m:r>
+            </m:sub>
+          </m:sSub>
+        </m:oMath>
+      </m:oMathPara>
     </w:p>
     <w:p>
       <w:pPr>
         <w:pStyle w:val="FirstParagraph"/>
       </w:pPr>
       <w:r>
-        <w:t xml:space="preserve">25 PMs have been developed for the NALB MSE (</w:t>
-      </w:r>
-      <w:hyperlink w:anchor="tbl-pm">
+        <w:t xml:space="preserve">We imposed two types of restriction on the TAC variation between consecutive management periods</w:t>
+      </w:r>
+      <w:r>
+        <w:t xml:space="preserve"> </w:t>
+      </w:r>
+      <m:oMath>
+        <m:r>
+          <m:t>T</m:t>
+        </m:r>
+        <m:r>
+          <m:t>A</m:t>
+        </m:r>
+        <m:sSub>
+          <m:e>
+            <m:r>
+              <m:t>C</m:t>
+            </m:r>
+          </m:e>
+          <m:sub>
+            <m:r>
+              <m:t>t</m:t>
+            </m:r>
+            <m:r>
+              <m:rPr>
+                <m:sty m:val="p"/>
+              </m:rPr>
+              <m:t>+</m:t>
+            </m:r>
+            <m:r>
+              <m:t>1</m:t>
+            </m:r>
+          </m:sub>
+        </m:sSub>
+      </m:oMath>
+      <w:r>
+        <w:t xml:space="preserve"> </w:t>
+      </w:r>
+      <w:r>
+        <w:t xml:space="preserve">and</w:t>
+      </w:r>
+      <w:r>
+        <w:t xml:space="preserve"> </w:t>
+      </w:r>
+      <m:oMath>
+        <m:r>
+          <m:t>T</m:t>
+        </m:r>
+        <m:r>
+          <m:t>A</m:t>
+        </m:r>
+        <m:sSub>
+          <m:e>
+            <m:r>
+              <m:t>C</m:t>
+            </m:r>
+          </m:e>
+          <m:sub>
+            <m:r>
+              <m:t>t</m:t>
+            </m:r>
+          </m:sub>
+        </m:sSub>
+      </m:oMath>
+      <w:r>
+        <w:t xml:space="preserve">:</w:t>
+      </w:r>
+    </w:p>
+    <w:p>
+      <w:pPr>
+        <w:pStyle w:val="Compact"/>
+        <w:numPr>
+          <w:ilvl w:val="0"/>
+          <w:numId w:val="1005"/>
+        </w:numPr>
+      </w:pPr>
+      <w:r>
+        <w:t xml:space="preserve">Maximum increase of 25% and decrease of 20%, or</w:t>
+      </w:r>
+    </w:p>
+    <w:p>
+      <w:pPr>
+        <w:pStyle w:val="Compact"/>
+        <w:numPr>
+          <w:ilvl w:val="0"/>
+          <w:numId w:val="1005"/>
+        </w:numPr>
+      </w:pPr>
+      <w:r>
+        <w:t xml:space="preserve">Maximum increase and decrease of 10%</w:t>
+      </w:r>
+    </w:p>
+    <w:p>
+      <w:pPr>
+        <w:pStyle w:val="FirstParagraph"/>
+      </w:pPr>
+      <w:r>
+        <w:t xml:space="preserve">In addition,</w:t>
+      </w:r>
+      <w:r>
+        <w:t xml:space="preserve"> </w:t>
+      </w:r>
+      <m:oMath>
+        <m:r>
+          <m:t>T</m:t>
+        </m:r>
+        <m:r>
+          <m:t>A</m:t>
+        </m:r>
+        <m:sSub>
+          <m:e>
+            <m:r>
+              <m:t>C</m:t>
+            </m:r>
+          </m:e>
+          <m:sub>
+            <m:r>
+              <m:t>t</m:t>
+            </m:r>
+          </m:sub>
+        </m:sSub>
+      </m:oMath>
+      <w:r>
+        <w:t xml:space="preserve"> </w:t>
+      </w:r>
+      <w:r>
+        <w:t xml:space="preserve">was restricted to not exceeding 50,000 tonnes.</w:t>
+      </w:r>
+    </w:p>
+    <w:bookmarkEnd w:id="92"/>
+    <w:bookmarkStart w:id="102" w:name="model-based"/>
+    <w:p>
+      <w:pPr>
+        <w:pStyle w:val="Ttulo2"/>
+      </w:pPr>
+      <w:r>
+        <w:t xml:space="preserve">Model-based</w:t>
+      </w:r>
+    </w:p>
+    <w:p>
+      <w:pPr>
+        <w:pStyle w:val="FirstParagraph"/>
+      </w:pPr>
+      <w:r>
+        <w:t xml:space="preserve">Simulated data was included in a stochastic surplus production model in continuous time (SPiCT). SPiCT is a full state-space model, where biomass and fishing dynamics are modelled as states, which are observed indirectly through biomass indices and commercial catches sampled with error</w:t>
+      </w:r>
+      <w:r>
+        <w:t xml:space="preserve"> </w:t>
+      </w:r>
+      <w:r>
+        <w:t xml:space="preserve">(</w:t>
+      </w:r>
+      <w:hyperlink w:anchor="Xa5af333d6d43b49a917f8bca6ad12ad5e31213a">
         <w:r>
           <w:rPr>
             <w:rStyle w:val="Hipervnculo"/>
           </w:rPr>
-          <w:t xml:space="preserve">Table 3</w:t>
+          <w:t xml:space="preserve">Pedersen and Berg, 2017</w:t>
         </w:r>
       </w:hyperlink>
       <w:r>
-        <w:t xml:space="preserve">) and are calculated in the simulation period. These PMs are grouped into four types:</w:t>
-      </w:r>
-    </w:p>
-    <w:p>
-      <w:pPr>
-        <w:numPr>
-          <w:ilvl w:val="0"/>
-          <w:numId w:val="1005"/>
-        </w:numPr>
-      </w:pPr>
-      <w:r>
-        <w:rPr>
-          <w:b/>
-          <w:bCs/>
-        </w:rPr>
-        <w:t xml:space="preserve">Status</w:t>
-      </w:r>
-      <w:r>
-        <w:t xml:space="preserve">: metrics related to stock status</w:t>
-      </w:r>
-    </w:p>
-    <w:p>
-      <w:pPr>
-        <w:numPr>
-          <w:ilvl w:val="0"/>
-          <w:numId w:val="1005"/>
-        </w:numPr>
-      </w:pPr>
-      <w:r>
-        <w:rPr>
-          <w:b/>
-          <w:bCs/>
-        </w:rPr>
-        <w:t xml:space="preserve">Safety</w:t>
-      </w:r>
-      <w:r>
-        <w:t xml:space="preserve">: metrics related to the probability of the stock not falling below the biological reference points</w:t>
-      </w:r>
-    </w:p>
-    <w:p>
-      <w:pPr>
-        <w:numPr>
-          <w:ilvl w:val="0"/>
-          <w:numId w:val="1005"/>
-        </w:numPr>
-      </w:pPr>
-      <w:r>
-        <w:rPr>
-          <w:b/>
-          <w:bCs/>
-        </w:rPr>
-        <w:t xml:space="preserve">Yield</w:t>
-      </w:r>
-      <w:r>
-        <w:t xml:space="preserve">: metrics related to the catch in the projection years</w:t>
-      </w:r>
-    </w:p>
-    <w:p>
-      <w:pPr>
-        <w:numPr>
-          <w:ilvl w:val="0"/>
-          <w:numId w:val="1005"/>
-        </w:numPr>
-      </w:pPr>
-      <w:r>
-        <w:rPr>
-          <w:b/>
-          <w:bCs/>
-        </w:rPr>
-        <w:t xml:space="preserve">Stability</w:t>
-      </w:r>
-      <w:r>
-        <w:t xml:space="preserve">: metrics related to the variation in the catches or TAC between management cycles</w:t>
-      </w:r>
-    </w:p>
-    <w:p>
-      <w:pPr>
-        <w:pStyle w:val="FirstParagraph"/>
-      </w:pPr>
-      <w:r>
-        <w:t xml:space="preserve">Each PM was calculated for every Reference OM (i.e., 400 PMs). Examples of each PM is given below.</w:t>
+        <w:t xml:space="preserve">)</w:t>
+      </w:r>
+      <w:r>
+        <w:t xml:space="preserve">. SPiCT is able to calculate maximum sustainable yield (MSY) reference points. The data included in SPiCT was total catch and a set of indices of abundance listed in</w:t>
+      </w:r>
+      <w:r>
+        <w:t xml:space="preserve"> </w:t>
+      </w:r>
+      <w:hyperlink w:anchor="sec-mp-pcc">
+        <w:r>
+          <w:rPr>
+            <w:rStyle w:val="Hipervnculo"/>
+          </w:rPr>
+          <w:t xml:space="preserve">Section 4.1</w:t>
+        </w:r>
+      </w:hyperlink>
+      <w:r>
+        <w:t xml:space="preserve">. SPiCT assumed that the stock started at unfished levels. A prior on the intrinsic growth rate was specified and obtained from</w:t>
+      </w:r>
+      <w:r>
+        <w:t xml:space="preserve"> </w:t>
+      </w:r>
+      <w:hyperlink r:id="rId93">
+        <w:r>
+          <w:rPr>
+            <w:rStyle w:val="Hipervnculo"/>
+          </w:rPr>
+          <w:t xml:space="preserve">FishBase</w:t>
+        </w:r>
+      </w:hyperlink>
+      <w:r>
+        <w:t xml:space="preserve">. Likewise, a prior on carrying capacity was set using information from the virgin biomass estimates from SS3.</w:t>
       </w:r>
     </w:p>
     <w:tbl>
@@ -3460,7 +4827,55 @@
       <w:tr>
         <w:tc>
           <w:tcPr/>
-          <w:bookmarkStart w:id="86" w:name="tbl-pm"/>
+          <w:bookmarkStart w:id="97" w:name="fig-hcr"/>
+          <w:p>
+            <w:pPr>
+              <w:pStyle w:val="Compact"/>
+              <w:jc w:val="center"/>
+            </w:pPr>
+            <w:r>
+              <w:drawing>
+                <wp:inline>
+                  <wp:extent cx="2886935" cy="2526068"/>
+                  <wp:effectExtent b="0" l="0" r="0" t="0"/>
+                  <wp:docPr descr="" title="" id="95" name="Picture"/>
+                  <a:graphic>
+                    <a:graphicData uri="http://schemas.openxmlformats.org/drawingml/2006/picture">
+                      <pic:pic>
+                        <pic:nvPicPr>
+                          <pic:cNvPr descr="../figures/hcr_example.png" id="96" name="Picture"/>
+                          <pic:cNvPicPr>
+                            <a:picLocks noChangeArrowheads="1" noChangeAspect="1"/>
+                          </pic:cNvPicPr>
+                        </pic:nvPicPr>
+                        <pic:blipFill>
+                          <a:blip r:embed="rId94"/>
+                          <a:stretch>
+                            <a:fillRect/>
+                          </a:stretch>
+                        </pic:blipFill>
+                        <pic:spPr bwMode="auto">
+                          <a:xfrm>
+                            <a:off x="0" y="0"/>
+                            <a:ext cx="2886935" cy="2526068"/>
+                          </a:xfrm>
+                          <a:prstGeom prst="rect">
+                            <a:avLst/>
+                          </a:prstGeom>
+                          <a:noFill/>
+                          <a:ln w="9525">
+                            <a:noFill/>
+                            <a:headEnd/>
+                            <a:tailEnd/>
+                          </a:ln>
+                        </pic:spPr>
+                      </pic:pic>
+                    </a:graphicData>
+                  </a:graphic>
+                </wp:inline>
+              </w:drawing>
+            </w:r>
+          </w:p>
           <w:p>
             <w:pPr>
               <w:jc w:val="center"/>
@@ -3471,7 +4886,787 @@
               <w:pStyle w:val="ImageCaption"/>
             </w:pPr>
             <w:r>
-              <w:t xml:space="preserve">Table 3: Performance metrics and description. These metrics were calculated from the simulation period.</w:t>
+              <w:t xml:space="preserve">Figure 10: Example of HCR in model-based MPs.</w:t>
+            </w:r>
+          </w:p>
+          <w:bookmarkEnd w:id="97"/>
+        </w:tc>
+      </w:tr>
+    </w:tbl>
+    <w:p>
+      <w:pPr>
+        <w:pStyle w:val="Textoindependiente"/>
+      </w:pPr>
+      <w:r>
+        <w:t xml:space="preserve">TAC is derived from a harvest control rule based on stock status estimate (</w:t>
+      </w:r>
+      <w:hyperlink w:anchor="fig-hcr">
+        <w:r>
+          <w:rPr>
+            <w:rStyle w:val="Hipervnculo"/>
+          </w:rPr>
+          <w:t xml:space="preserve">Figure 10</w:t>
+        </w:r>
+      </w:hyperlink>
+      <w:r>
+        <w:t xml:space="preserve">). In the HCR,</w:t>
+      </w:r>
+      <w:r>
+        <w:t xml:space="preserve"> </w:t>
+      </w:r>
+      <m:oMath>
+        <m:sSub>
+          <m:e>
+            <m:r>
+              <m:t>F</m:t>
+            </m:r>
+          </m:e>
+          <m:sub>
+            <m:r>
+              <m:t>t</m:t>
+            </m:r>
+            <m:r>
+              <m:t>g</m:t>
+            </m:r>
+            <m:r>
+              <m:t>t</m:t>
+            </m:r>
+          </m:sub>
+        </m:sSub>
+      </m:oMath>
+      <w:r>
+        <w:t xml:space="preserve"> </w:t>
+      </w:r>
+      <w:r>
+        <w:t xml:space="preserve">and</w:t>
+      </w:r>
+      <w:r>
+        <w:t xml:space="preserve"> </w:t>
+      </w:r>
+      <m:oMath>
+        <m:sSub>
+          <m:e>
+            <m:r>
+              <m:t>B</m:t>
+            </m:r>
+          </m:e>
+          <m:sub>
+            <m:r>
+              <m:t>t</m:t>
+            </m:r>
+            <m:r>
+              <m:t>h</m:t>
+            </m:r>
+            <m:r>
+              <m:t>r</m:t>
+            </m:r>
+          </m:sub>
+        </m:sSub>
+      </m:oMath>
+      <w:r>
+        <w:t xml:space="preserve"> </w:t>
+      </w:r>
+      <w:r>
+        <w:t xml:space="preserve">need to be defined, and the following options were tested (</w:t>
+      </w:r>
+      <w:hyperlink w:anchor="fig-combs">
+        <w:r>
+          <w:rPr>
+            <w:rStyle w:val="Hipervnculo"/>
+          </w:rPr>
+          <w:t xml:space="preserve">Figure 11</w:t>
+        </w:r>
+      </w:hyperlink>
+      <w:r>
+        <w:t xml:space="preserve">):</w:t>
+      </w:r>
+    </w:p>
+    <w:p>
+      <w:pPr>
+        <w:pStyle w:val="Compact"/>
+        <w:numPr>
+          <w:ilvl w:val="0"/>
+          <w:numId w:val="1006"/>
+        </w:numPr>
+      </w:pPr>
+      <m:oMath>
+        <m:sSub>
+          <m:e>
+            <m:r>
+              <m:t>F</m:t>
+            </m:r>
+          </m:e>
+          <m:sub>
+            <m:r>
+              <m:t>t</m:t>
+            </m:r>
+            <m:r>
+              <m:t>g</m:t>
+            </m:r>
+            <m:r>
+              <m:t>t</m:t>
+            </m:r>
+          </m:sub>
+        </m:sSub>
+        <m:r>
+          <m:rPr>
+            <m:sty m:val="p"/>
+          </m:rPr>
+          <m:t>=</m:t>
+        </m:r>
+        <m:r>
+          <m:t>0.8</m:t>
+        </m:r>
+        <m:sSub>
+          <m:e>
+            <m:r>
+              <m:t>F</m:t>
+            </m:r>
+          </m:e>
+          <m:sub>
+            <m:r>
+              <m:t>m</m:t>
+            </m:r>
+            <m:r>
+              <m:t>s</m:t>
+            </m:r>
+            <m:r>
+              <m:t>y</m:t>
+            </m:r>
+          </m:sub>
+        </m:sSub>
+      </m:oMath>
+      <w:r>
+        <w:t xml:space="preserve"> </w:t>
+      </w:r>
+      <w:r>
+        <w:t xml:space="preserve">and</w:t>
+      </w:r>
+      <w:r>
+        <w:t xml:space="preserve"> </w:t>
+      </w:r>
+      <m:oMath>
+        <m:sSub>
+          <m:e>
+            <m:r>
+              <m:t>B</m:t>
+            </m:r>
+          </m:e>
+          <m:sub>
+            <m:r>
+              <m:t>t</m:t>
+            </m:r>
+            <m:r>
+              <m:t>h</m:t>
+            </m:r>
+            <m:r>
+              <m:t>r</m:t>
+            </m:r>
+          </m:sub>
+        </m:sSub>
+        <m:r>
+          <m:rPr>
+            <m:sty m:val="p"/>
+          </m:rPr>
+          <m:t>=</m:t>
+        </m:r>
+        <m:sSub>
+          <m:e>
+            <m:r>
+              <m:t>B</m:t>
+            </m:r>
+          </m:e>
+          <m:sub>
+            <m:r>
+              <m:t>m</m:t>
+            </m:r>
+            <m:r>
+              <m:t>s</m:t>
+            </m:r>
+            <m:r>
+              <m:t>y</m:t>
+            </m:r>
+          </m:sub>
+        </m:sSub>
+      </m:oMath>
+    </w:p>
+    <w:p>
+      <w:pPr>
+        <w:pStyle w:val="Compact"/>
+        <w:numPr>
+          <w:ilvl w:val="0"/>
+          <w:numId w:val="1006"/>
+        </w:numPr>
+      </w:pPr>
+      <m:oMath>
+        <m:sSub>
+          <m:e>
+            <m:r>
+              <m:t>F</m:t>
+            </m:r>
+          </m:e>
+          <m:sub>
+            <m:r>
+              <m:t>t</m:t>
+            </m:r>
+            <m:r>
+              <m:t>g</m:t>
+            </m:r>
+            <m:r>
+              <m:t>t</m:t>
+            </m:r>
+          </m:sub>
+        </m:sSub>
+        <m:r>
+          <m:rPr>
+            <m:sty m:val="p"/>
+          </m:rPr>
+          <m:t>=</m:t>
+        </m:r>
+        <m:sSub>
+          <m:e>
+            <m:r>
+              <m:t>F</m:t>
+            </m:r>
+          </m:e>
+          <m:sub>
+            <m:r>
+              <m:t>m</m:t>
+            </m:r>
+            <m:r>
+              <m:t>s</m:t>
+            </m:r>
+            <m:r>
+              <m:t>y</m:t>
+            </m:r>
+          </m:sub>
+        </m:sSub>
+      </m:oMath>
+      <w:r>
+        <w:t xml:space="preserve"> </w:t>
+      </w:r>
+      <w:r>
+        <w:t xml:space="preserve">and</w:t>
+      </w:r>
+      <w:r>
+        <w:t xml:space="preserve"> </w:t>
+      </w:r>
+      <m:oMath>
+        <m:sSub>
+          <m:e>
+            <m:r>
+              <m:t>B</m:t>
+            </m:r>
+          </m:e>
+          <m:sub>
+            <m:r>
+              <m:t>t</m:t>
+            </m:r>
+            <m:r>
+              <m:t>h</m:t>
+            </m:r>
+            <m:r>
+              <m:t>r</m:t>
+            </m:r>
+          </m:sub>
+        </m:sSub>
+        <m:r>
+          <m:rPr>
+            <m:sty m:val="p"/>
+          </m:rPr>
+          <m:t>=</m:t>
+        </m:r>
+        <m:sSub>
+          <m:e>
+            <m:r>
+              <m:t>B</m:t>
+            </m:r>
+          </m:e>
+          <m:sub>
+            <m:r>
+              <m:t>m</m:t>
+            </m:r>
+            <m:r>
+              <m:t>s</m:t>
+            </m:r>
+            <m:r>
+              <m:t>y</m:t>
+            </m:r>
+          </m:sub>
+        </m:sSub>
+      </m:oMath>
+    </w:p>
+    <w:tbl>
+      <w:tblPr>
+        <w:tblStyle w:val="Table"/>
+        <w:tblW w:type="pct" w:w="5000"/>
+        <w:tblLayout w:type="fixed"/>
+        <w:tblLook w:firstRow="0" w:lastRow="0" w:firstColumn="0" w:lastColumn="0" w:noHBand="0" w:noVBand="0" w:val="0000"/>
+      </w:tblPr>
+      <w:tblGrid>
+        <w:gridCol w:w="7920"/>
+      </w:tblGrid>
+      <w:tr>
+        <w:tc>
+          <w:tcPr/>
+          <w:bookmarkStart w:id="101" w:name="fig-combs"/>
+          <w:p>
+            <w:pPr>
+              <w:pStyle w:val="Compact"/>
+              <w:jc w:val="center"/>
+            </w:pPr>
+            <w:r>
+              <w:drawing>
+                <wp:inline>
+                  <wp:extent cx="3067368" cy="4694327"/>
+                  <wp:effectExtent b="0" l="0" r="0" t="0"/>
+                  <wp:docPr descr="" title="" id="99" name="Picture"/>
+                  <a:graphic>
+                    <a:graphicData uri="http://schemas.openxmlformats.org/drawingml/2006/picture">
+                      <pic:pic>
+                        <pic:nvPicPr>
+                          <pic:cNvPr descr="../figures/hcr_combs_2.png" id="100" name="Picture"/>
+                          <pic:cNvPicPr>
+                            <a:picLocks noChangeArrowheads="1" noChangeAspect="1"/>
+                          </pic:cNvPicPr>
+                        </pic:nvPicPr>
+                        <pic:blipFill>
+                          <a:blip r:embed="rId98"/>
+                          <a:stretch>
+                            <a:fillRect/>
+                          </a:stretch>
+                        </pic:blipFill>
+                        <pic:spPr bwMode="auto">
+                          <a:xfrm>
+                            <a:off x="0" y="0"/>
+                            <a:ext cx="3067368" cy="4694327"/>
+                          </a:xfrm>
+                          <a:prstGeom prst="rect">
+                            <a:avLst/>
+                          </a:prstGeom>
+                          <a:noFill/>
+                          <a:ln w="9525">
+                            <a:noFill/>
+                            <a:headEnd/>
+                            <a:tailEnd/>
+                          </a:ln>
+                        </pic:spPr>
+                      </pic:pic>
+                    </a:graphicData>
+                  </a:graphic>
+                </wp:inline>
+              </w:drawing>
+            </w:r>
+          </w:p>
+          <w:p>
+            <w:pPr>
+              <w:jc w:val="center"/>
+            </w:pPr>
+            <w:pPr>
+              <w:jc w:val="left"/>
+              <w:spacing w:before="200"/>
+              <w:pStyle w:val="ImageCaption"/>
+            </w:pPr>
+            <w:r>
+              <w:t xml:space="preserve">Figure 11: Evaluated HCRs in model-based MPs.</w:t>
+            </w:r>
+          </w:p>
+          <w:bookmarkEnd w:id="101"/>
+        </w:tc>
+      </w:tr>
+    </w:tbl>
+    <w:p>
+      <w:pPr>
+        <w:pStyle w:val="Textoindependiente"/>
+      </w:pPr>
+      <w:r>
+        <w:t xml:space="preserve">It was assumed that</w:t>
+      </w:r>
+      <w:r>
+        <w:t xml:space="preserve"> </w:t>
+      </w:r>
+      <m:oMath>
+        <m:sSub>
+          <m:e>
+            <m:r>
+              <m:t>B</m:t>
+            </m:r>
+          </m:e>
+          <m:sub>
+            <m:r>
+              <m:t>l</m:t>
+            </m:r>
+            <m:r>
+              <m:t>i</m:t>
+            </m:r>
+            <m:r>
+              <m:t>m</m:t>
+            </m:r>
+          </m:sub>
+        </m:sSub>
+        <m:r>
+          <m:rPr>
+            <m:sty m:val="p"/>
+          </m:rPr>
+          <m:t>=</m:t>
+        </m:r>
+        <m:r>
+          <m:t>0.4</m:t>
+        </m:r>
+        <m:r>
+          <m:rPr>
+            <m:sty m:val="p"/>
+          </m:rPr>
+          <m:t>×</m:t>
+        </m:r>
+        <m:sSub>
+          <m:e>
+            <m:r>
+              <m:t>B</m:t>
+            </m:r>
+          </m:e>
+          <m:sub>
+            <m:r>
+              <m:t>m</m:t>
+            </m:r>
+            <m:r>
+              <m:t>s</m:t>
+            </m:r>
+            <m:r>
+              <m:t>y</m:t>
+            </m:r>
+          </m:sub>
+        </m:sSub>
+      </m:oMath>
+      <w:r>
+        <w:t xml:space="preserve"> </w:t>
+      </w:r>
+      <w:r>
+        <w:t xml:space="preserve">and</w:t>
+      </w:r>
+      <w:r>
+        <w:t xml:space="preserve"> </w:t>
+      </w:r>
+      <m:oMath>
+        <m:sSub>
+          <m:e>
+            <m:r>
+              <m:t>F</m:t>
+            </m:r>
+          </m:e>
+          <m:sub>
+            <m:r>
+              <m:t>m</m:t>
+            </m:r>
+            <m:r>
+              <m:t>i</m:t>
+            </m:r>
+            <m:r>
+              <m:t>m</m:t>
+            </m:r>
+          </m:sub>
+        </m:sSub>
+        <m:r>
+          <m:rPr>
+            <m:sty m:val="p"/>
+          </m:rPr>
+          <m:t>=</m:t>
+        </m:r>
+        <m:r>
+          <m:t>0.1</m:t>
+        </m:r>
+        <m:r>
+          <m:rPr>
+            <m:sty m:val="p"/>
+          </m:rPr>
+          <m:t>×</m:t>
+        </m:r>
+        <m:sSub>
+          <m:e>
+            <m:r>
+              <m:t>F</m:t>
+            </m:r>
+          </m:e>
+          <m:sub>
+            <m:r>
+              <m:t>m</m:t>
+            </m:r>
+            <m:r>
+              <m:t>s</m:t>
+            </m:r>
+            <m:r>
+              <m:t>y</m:t>
+            </m:r>
+          </m:sub>
+        </m:sSub>
+      </m:oMath>
+      <w:r>
+        <w:t xml:space="preserve"> </w:t>
+      </w:r>
+      <w:r>
+        <w:t xml:space="preserve">for all cases. These MPs were divided into two groups, depending on the maximum allowed variation between</w:t>
+      </w:r>
+      <w:r>
+        <w:t xml:space="preserve"> </w:t>
+      </w:r>
+      <m:oMath>
+        <m:r>
+          <m:t>T</m:t>
+        </m:r>
+        <m:r>
+          <m:t>A</m:t>
+        </m:r>
+        <m:sSub>
+          <m:e>
+            <m:r>
+              <m:t>C</m:t>
+            </m:r>
+          </m:e>
+          <m:sub>
+            <m:r>
+              <m:t>t</m:t>
+            </m:r>
+            <m:r>
+              <m:rPr>
+                <m:sty m:val="p"/>
+              </m:rPr>
+              <m:t>+</m:t>
+            </m:r>
+            <m:r>
+              <m:t>1</m:t>
+            </m:r>
+          </m:sub>
+        </m:sSub>
+      </m:oMath>
+      <w:r>
+        <w:t xml:space="preserve"> </w:t>
+      </w:r>
+      <w:r>
+        <w:t xml:space="preserve">and</w:t>
+      </w:r>
+      <w:r>
+        <w:t xml:space="preserve"> </w:t>
+      </w:r>
+      <m:oMath>
+        <m:r>
+          <m:t>T</m:t>
+        </m:r>
+        <m:r>
+          <m:t>A</m:t>
+        </m:r>
+        <m:sSub>
+          <m:e>
+            <m:r>
+              <m:t>C</m:t>
+            </m:r>
+          </m:e>
+          <m:sub>
+            <m:r>
+              <m:t>t</m:t>
+            </m:r>
+          </m:sub>
+        </m:sSub>
+      </m:oMath>
+      <w:r>
+        <w:t xml:space="preserve">:</w:t>
+      </w:r>
+    </w:p>
+    <w:p>
+      <w:pPr>
+        <w:pStyle w:val="Compact"/>
+        <w:numPr>
+          <w:ilvl w:val="0"/>
+          <w:numId w:val="1007"/>
+        </w:numPr>
+      </w:pPr>
+      <w:r>
+        <w:t xml:space="preserve">Maximum increase or decrease of 10%, or</w:t>
+      </w:r>
+    </w:p>
+    <w:p>
+      <w:pPr>
+        <w:pStyle w:val="Compact"/>
+        <w:numPr>
+          <w:ilvl w:val="0"/>
+          <w:numId w:val="1007"/>
+        </w:numPr>
+      </w:pPr>
+      <w:r>
+        <w:t xml:space="preserve">Maximum increase of 25% and decrease of 20%</w:t>
+      </w:r>
+    </w:p>
+    <w:p>
+      <w:pPr>
+        <w:pStyle w:val="FirstParagraph"/>
+      </w:pPr>
+      <w:r>
+        <w:t xml:space="preserve">In addition,</w:t>
+      </w:r>
+      <w:r>
+        <w:t xml:space="preserve"> </w:t>
+      </w:r>
+      <m:oMath>
+        <m:r>
+          <m:t>T</m:t>
+        </m:r>
+        <m:r>
+          <m:t>A</m:t>
+        </m:r>
+        <m:sSub>
+          <m:e>
+            <m:r>
+              <m:t>C</m:t>
+            </m:r>
+          </m:e>
+          <m:sub>
+            <m:r>
+              <m:t>t</m:t>
+            </m:r>
+          </m:sub>
+        </m:sSub>
+      </m:oMath>
+      <w:r>
+        <w:t xml:space="preserve"> </w:t>
+      </w:r>
+      <w:r>
+        <w:t xml:space="preserve">was restricted to not exceeding 50,000 tonnes.</w:t>
+      </w:r>
+    </w:p>
+    <w:bookmarkEnd w:id="102"/>
+    <w:bookmarkEnd w:id="103"/>
+    <w:bookmarkStart w:id="126" w:name="performance-indicators"/>
+    <w:p>
+      <w:pPr>
+        <w:pStyle w:val="Ttulo1"/>
+      </w:pPr>
+      <w:r>
+        <w:t xml:space="preserve">Performance Indicators</w:t>
+      </w:r>
+    </w:p>
+    <w:p>
+      <w:pPr>
+        <w:pStyle w:val="FirstParagraph"/>
+      </w:pPr>
+      <w:r>
+        <w:t xml:space="preserve">15 PIs have been developed for the N-ALB MSE (</w:t>
+      </w:r>
+      <w:hyperlink w:anchor="tbl-pm">
+        <w:r>
+          <w:rPr>
+            <w:rStyle w:val="Hipervnculo"/>
+          </w:rPr>
+          <w:t xml:space="preserve">Table 3</w:t>
+        </w:r>
+      </w:hyperlink>
+      <w:r>
+        <w:t xml:space="preserve">) and are calculated in the simulation period. These PIs are grouped into four types:</w:t>
+      </w:r>
+    </w:p>
+    <w:p>
+      <w:pPr>
+        <w:numPr>
+          <w:ilvl w:val="0"/>
+          <w:numId w:val="1008"/>
+        </w:numPr>
+      </w:pPr>
+      <w:r>
+        <w:rPr>
+          <w:b/>
+          <w:bCs/>
+        </w:rPr>
+        <w:t xml:space="preserve">Status</w:t>
+      </w:r>
+      <w:r>
+        <w:t xml:space="preserve">: indicators related to stock status</w:t>
+      </w:r>
+    </w:p>
+    <w:p>
+      <w:pPr>
+        <w:numPr>
+          <w:ilvl w:val="0"/>
+          <w:numId w:val="1008"/>
+        </w:numPr>
+      </w:pPr>
+      <w:r>
+        <w:rPr>
+          <w:b/>
+          <w:bCs/>
+        </w:rPr>
+        <w:t xml:space="preserve">Safety</w:t>
+      </w:r>
+      <w:r>
+        <w:t xml:space="preserve">: indicators related to the probability of the stock not falling below the biological reference points</w:t>
+      </w:r>
+    </w:p>
+    <w:p>
+      <w:pPr>
+        <w:numPr>
+          <w:ilvl w:val="0"/>
+          <w:numId w:val="1008"/>
+        </w:numPr>
+      </w:pPr>
+      <w:r>
+        <w:rPr>
+          <w:b/>
+          <w:bCs/>
+        </w:rPr>
+        <w:t xml:space="preserve">Yield</w:t>
+      </w:r>
+      <w:r>
+        <w:t xml:space="preserve">: indicators related to the catch in the projection years</w:t>
+      </w:r>
+    </w:p>
+    <w:p>
+      <w:pPr>
+        <w:numPr>
+          <w:ilvl w:val="0"/>
+          <w:numId w:val="1008"/>
+        </w:numPr>
+      </w:pPr>
+      <w:r>
+        <w:rPr>
+          <w:b/>
+          <w:bCs/>
+        </w:rPr>
+        <w:t xml:space="preserve">Stability</w:t>
+      </w:r>
+      <w:r>
+        <w:t xml:space="preserve">: indicators related to the variation in the catches or TAC between management cycles</w:t>
+      </w:r>
+    </w:p>
+    <w:p>
+      <w:pPr>
+        <w:pStyle w:val="FirstParagraph"/>
+      </w:pPr>
+      <w:r>
+        <w:t xml:space="preserve">Each PI was calculated for every Reference OM (i.e., 400 PIs). Examples of each PI is given below.</w:t>
+      </w:r>
+    </w:p>
+    <w:tbl>
+      <w:tblPr>
+        <w:tblStyle w:val="Table"/>
+        <w:tblW w:type="pct" w:w="5000"/>
+        <w:tblLayout w:type="fixed"/>
+        <w:tblLook w:firstRow="0" w:lastRow="0" w:firstColumn="0" w:lastColumn="0" w:noHBand="0" w:noVBand="0" w:val="0000"/>
+      </w:tblPr>
+      <w:tblGrid>
+        <w:gridCol w:w="7920"/>
+      </w:tblGrid>
+      <w:tr>
+        <w:tc>
+          <w:tcPr/>
+          <w:bookmarkStart w:id="104" w:name="tbl-pm"/>
+          <w:p>
+            <w:pPr>
+              <w:jc w:val="center"/>
+            </w:pPr>
+            <w:pPr>
+              <w:jc w:val="left"/>
+              <w:spacing w:before="200"/>
+              <w:pStyle w:val="ImageCaption"/>
+            </w:pPr>
+            <w:r>
+              <w:t xml:space="preserve">Table 3: Performance indicators and description. These indicators were calculated from the simulation period.</w:t>
             </w:r>
           </w:p>
           <w:tbl>
@@ -4070,22 +6265,13 @@
                   </w:pPr>
                   <m:oMath>
                     <m:r>
-                      <m:t>p</m:t>
+                      <m:t>P</m:t>
                     </m:r>
                     <m:r>
                       <m:t>G</m:t>
                     </m:r>
                     <m:r>
-                      <m:t>r</m:t>
-                    </m:r>
-                    <m:r>
-                      <m:t>e</m:t>
-                    </m:r>
-                    <m:r>
-                      <m:t>e</m:t>
-                    </m:r>
-                    <m:r>
-                      <m:t>n</m:t>
+                      <m:t>K</m:t>
                     </m:r>
                   </m:oMath>
                 </w:p>
@@ -4108,7 +6294,7 @@
                       <w:rPr>
                         <w:rStyle w:val="Hipervnculo"/>
                       </w:rPr>
-                      <w:t xml:space="preserve">Figure 7</w:t>
+                      <w:t xml:space="preserve">Figure 10</w:t>
                     </w:r>
                   </w:hyperlink>
                   <w:r>
@@ -4151,16 +6337,13 @@
                   </w:pPr>
                   <m:oMath>
                     <m:r>
-                      <m:t>p</m:t>
+                      <m:t>P</m:t>
                     </m:r>
                     <m:r>
                       <m:t>R</m:t>
                     </m:r>
                     <m:r>
-                      <m:t>e</m:t>
-                    </m:r>
-                    <m:r>
-                      <m:t>d</m:t>
+                      <m:t>K</m:t>
                     </m:r>
                   </m:oMath>
                 </w:p>
@@ -4183,7 +6366,7 @@
                       <w:rPr>
                         <w:rStyle w:val="Hipervnculo"/>
                       </w:rPr>
-                      <w:t xml:space="preserve">Figure 7</w:t>
+                      <w:t xml:space="preserve">Figure 10</w:t>
                     </w:r>
                   </w:hyperlink>
                   <w:r>
@@ -4258,7 +6441,7 @@
                   </w:pPr>
                   <m:oMath>
                     <m:r>
-                      <m:t>p</m:t>
+                      <m:t>P</m:t>
                     </m:r>
                     <m:r>
                       <m:t>B</m:t>
@@ -4410,7 +6593,7 @@
                   </w:pPr>
                   <m:oMath>
                     <m:r>
-                      <m:t>p</m:t>
+                      <m:t>P</m:t>
                     </m:r>
                     <m:r>
                       <m:t>B</m:t>
@@ -4536,10 +6719,10 @@
                       <m:t>s</m:t>
                     </m:r>
                     <m:r>
-                      <m:t>h</m:t>
+                      <m:t>t</m:t>
                     </m:r>
                     <m:r>
-                      <m:t>t</m:t>
+                      <m:t>r</m:t>
                     </m:r>
                   </m:oMath>
                 </w:p>
@@ -4700,7 +6883,7 @@
                     <w:jc w:val="center"/>
                   </w:pPr>
                   <w:r>
-                    <w:t xml:space="preserve">Mean absolute proportional change in catch</w:t>
+                    <w:t xml:space="preserve">Mean absolute proportional change (%) in catch</w:t>
                   </w:r>
                 </w:p>
               </w:tc>
@@ -4912,7 +7095,7 @@
                   </w:pPr>
                   <m:oMath>
                     <m:r>
-                      <m:t>p</m:t>
+                      <m:t>P</m:t>
                     </m:r>
                     <m:r>
                       <m:t>S</m:t>
@@ -4934,7 +7117,7 @@
                     <w:jc w:val="center"/>
                   </w:pPr>
                   <w:r>
-                    <w:t xml:space="preserve">Proportion of years that TAC=0</w:t>
+                    <w:t xml:space="preserve">Proportion of management periods that TAC=0</w:t>
                   </w:r>
                 </w:p>
               </w:tc>
@@ -4960,7 +7143,7 @@
                     <w:jc w:val="center"/>
                   </w:pPr>
                   <w:r>
-                    <w:t xml:space="preserve">Probability of TAC change over a certain level</w:t>
+                    <w:t xml:space="preserve">Probability of TAC change above 10%</w:t>
                   </w:r>
                 </w:p>
               </w:tc>
@@ -4973,13 +7156,16 @@
                   </w:pPr>
                   <m:oMath>
                     <m:r>
-                      <m:t>p</m:t>
+                      <m:t>P</m:t>
                     </m:r>
                     <m:r>
                       <m:t>T</m:t>
                     </m:r>
                     <m:r>
-                      <m:t>X</m:t>
+                      <m:t>c</m:t>
+                    </m:r>
+                    <m:r>
+                      <m:t>x</m:t>
                     </m:r>
                   </m:oMath>
                 </w:p>
@@ -5017,7 +7203,16 @@
                           </m:e>
                           <m:sub>
                             <m:r>
-                              <m:t>y</m:t>
+                              <m:t>t</m:t>
+                            </m:r>
+                            <m:r>
+                              <m:rPr>
+                                <m:sty m:val="p"/>
+                              </m:rPr>
+                              <m:t>+</m:t>
+                            </m:r>
+                            <m:r>
+                              <m:t>1</m:t>
                             </m:r>
                           </m:sub>
                         </m:sSub>
@@ -5041,16 +7236,7 @@
                           </m:e>
                           <m:sub>
                             <m:r>
-                              <m:t>y</m:t>
-                            </m:r>
-                            <m:r>
-                              <m:rPr>
-                                <m:sty m:val="p"/>
-                              </m:rPr>
-                              <m:t>−</m:t>
-                            </m:r>
-                            <m:r>
-                              <m:t>1</m:t>
+                              <m:t>t</m:t>
                             </m:r>
                           </m:sub>
                         </m:sSub>
@@ -5070,16 +7256,7 @@
                           </m:e>
                           <m:sub>
                             <m:r>
-                              <m:t>y</m:t>
-                            </m:r>
-                            <m:r>
-                              <m:rPr>
-                                <m:sty m:val="p"/>
-                              </m:rPr>
-                              <m:t>−</m:t>
-                            </m:r>
-                            <m:r>
-                              <m:t>1</m:t>
+                              <m:t>t</m:t>
                             </m:r>
                           </m:sub>
                         </m:sSub>
@@ -5138,6 +7315,12 @@
                   </w:pPr>
                   <m:oMath>
                     <m:r>
+                      <m:t>T</m:t>
+                    </m:r>
+                    <m:r>
+                      <m:t>c</m:t>
+                    </m:r>
+                    <m:r>
                       <m:t>m</m:t>
                     </m:r>
                     <m:r>
@@ -5145,12 +7328,6 @@
                     </m:r>
                     <m:r>
                       <m:t>x</m:t>
-                    </m:r>
-                    <m:r>
-                      <m:t>T</m:t>
-                    </m:r>
-                    <m:r>
-                      <m:t>c</m:t>
                     </m:r>
                   </m:oMath>
                 </w:p>
@@ -5169,12 +7346,12 @@
               </w:tc>
             </w:tr>
           </w:tbl>
-          <w:bookmarkEnd w:id="86"/>
+          <w:bookmarkEnd w:id="104"/>
           <w:p/>
         </w:tc>
       </w:tr>
     </w:tbl>
-    <w:bookmarkStart w:id="107" w:name="examples"/>
+    <w:bookmarkStart w:id="125" w:name="examples"/>
     <w:p>
       <w:pPr>
         <w:pStyle w:val="Ttulo2"/>
@@ -5183,7 +7360,7 @@
         <w:t xml:space="preserve">Examples</w:t>
       </w:r>
     </w:p>
-    <w:bookmarkStart w:id="91" w:name="status"/>
+    <w:bookmarkStart w:id="109" w:name="status"/>
     <w:p>
       <w:pPr>
         <w:pStyle w:val="Ttulo3"/>
@@ -5205,7 +7382,7 @@
       <w:tr>
         <w:tc>
           <w:tcPr/>
-          <w:bookmarkStart w:id="90" w:name="fig-pm-status"/>
+          <w:bookmarkStart w:id="108" w:name="fig-pm-status"/>
           <w:p>
             <w:pPr>
               <w:pStyle w:val="Compact"/>
@@ -5216,18 +7393,18 @@
                 <wp:inline>
                   <wp:extent cx="5943600" cy="4196353"/>
                   <wp:effectExtent b="0" l="0" r="0" t="0"/>
-                  <wp:docPr descr="" title="" id="88" name="Picture"/>
+                  <wp:docPr descr="" title="" id="106" name="Picture"/>
                   <a:graphic>
                     <a:graphicData uri="http://schemas.openxmlformats.org/drawingml/2006/picture">
                       <pic:pic>
                         <pic:nvPicPr>
-                          <pic:cNvPr descr="../figures/status_ex.png" id="89" name="Picture"/>
+                          <pic:cNvPr descr="../figures/status_ex.png" id="107" name="Picture"/>
                           <pic:cNvPicPr>
                             <a:picLocks noChangeArrowheads="1" noChangeAspect="1"/>
                           </pic:cNvPicPr>
                         </pic:nvPicPr>
                         <pic:blipFill>
-                          <a:blip r:embed="rId87"/>
+                          <a:blip r:embed="rId105"/>
                           <a:stretch>
                             <a:fillRect/>
                           </a:stretch>
@@ -5264,7 +7441,7 @@
               <w:pStyle w:val="ImageCaption"/>
             </w:pPr>
             <w:r>
-              <w:t xml:space="preserve">Figure 9: Status performance metrics. The blue dots or lines indicate the meaning of the metric. Find more details in</w:t>
+              <w:t xml:space="preserve">Figure 12: Status performance indicators. The blue dots or lines indicate the meaning of the metric. Find more details in</w:t>
             </w:r>
             <w:r>
               <w:t xml:space="preserve"> </w:t>
@@ -5281,12 +7458,12 @@
               <w:t xml:space="preserve">.</w:t>
             </w:r>
           </w:p>
-          <w:bookmarkEnd w:id="90"/>
+          <w:bookmarkEnd w:id="108"/>
         </w:tc>
       </w:tr>
     </w:tbl>
-    <w:bookmarkEnd w:id="91"/>
-    <w:bookmarkStart w:id="96" w:name="safety"/>
+    <w:bookmarkEnd w:id="109"/>
+    <w:bookmarkStart w:id="114" w:name="safety"/>
     <w:p>
       <w:pPr>
         <w:pStyle w:val="Ttulo3"/>
@@ -5308,7 +7485,7 @@
       <w:tr>
         <w:tc>
           <w:tcPr/>
-          <w:bookmarkStart w:id="95" w:name="fig-pm-safety"/>
+          <w:bookmarkStart w:id="113" w:name="fig-pm-safety"/>
           <w:p>
             <w:pPr>
               <w:pStyle w:val="Compact"/>
@@ -5319,18 +7496,18 @@
                 <wp:inline>
                   <wp:extent cx="5055194" cy="2165201"/>
                   <wp:effectExtent b="0" l="0" r="0" t="0"/>
-                  <wp:docPr descr="" title="" id="93" name="Picture"/>
+                  <wp:docPr descr="" title="" id="111" name="Picture"/>
                   <a:graphic>
                     <a:graphicData uri="http://schemas.openxmlformats.org/drawingml/2006/picture">
                       <pic:pic>
                         <pic:nvPicPr>
-                          <pic:cNvPr descr="../figures/safety_ex.png" id="94" name="Picture"/>
+                          <pic:cNvPr descr="../figures/safety_ex.png" id="112" name="Picture"/>
                           <pic:cNvPicPr>
                             <a:picLocks noChangeArrowheads="1" noChangeAspect="1"/>
                           </pic:cNvPicPr>
                         </pic:nvPicPr>
                         <pic:blipFill>
-                          <a:blip r:embed="rId92"/>
+                          <a:blip r:embed="rId110"/>
                           <a:stretch>
                             <a:fillRect/>
                           </a:stretch>
@@ -5367,7 +7544,7 @@
               <w:pStyle w:val="ImageCaption"/>
             </w:pPr>
             <w:r>
-              <w:t xml:space="preserve">Figure 10: Safety performance metrics. The blue dots indicate the meaning of the metric. Find more details in</w:t>
+              <w:t xml:space="preserve">Figure 13: Safety performance indicators. The blue dots indicate the meaning of the metric. Find more details in</w:t>
             </w:r>
             <w:r>
               <w:t xml:space="preserve"> </w:t>
@@ -5384,12 +7561,12 @@
               <w:t xml:space="preserve">.</w:t>
             </w:r>
           </w:p>
-          <w:bookmarkEnd w:id="95"/>
+          <w:bookmarkEnd w:id="113"/>
         </w:tc>
       </w:tr>
     </w:tbl>
-    <w:bookmarkEnd w:id="96"/>
-    <w:bookmarkStart w:id="101" w:name="yield"/>
+    <w:bookmarkEnd w:id="114"/>
+    <w:bookmarkStart w:id="119" w:name="yield"/>
     <w:p>
       <w:pPr>
         <w:pStyle w:val="Ttulo3"/>
@@ -5411,7 +7588,7 @@
       <w:tr>
         <w:tc>
           <w:tcPr/>
-          <w:bookmarkStart w:id="100" w:name="fig-pm-yield"/>
+          <w:bookmarkStart w:id="118" w:name="fig-pm-yield"/>
           <w:p>
             <w:pPr>
               <w:pStyle w:val="Compact"/>
@@ -5422,18 +7599,18 @@
                 <wp:inline>
                   <wp:extent cx="5943600" cy="2096695"/>
                   <wp:effectExtent b="0" l="0" r="0" t="0"/>
-                  <wp:docPr descr="" title="" id="98" name="Picture"/>
+                  <wp:docPr descr="" title="" id="116" name="Picture"/>
                   <a:graphic>
                     <a:graphicData uri="http://schemas.openxmlformats.org/drawingml/2006/picture">
                       <pic:pic>
                         <pic:nvPicPr>
-                          <pic:cNvPr descr="../figures/yield_ex.png" id="99" name="Picture"/>
+                          <pic:cNvPr descr="../figures/yield_ex.png" id="117" name="Picture"/>
                           <pic:cNvPicPr>
                             <a:picLocks noChangeArrowheads="1" noChangeAspect="1"/>
                           </pic:cNvPicPr>
                         </pic:nvPicPr>
                         <pic:blipFill>
-                          <a:blip r:embed="rId97"/>
+                          <a:blip r:embed="rId115"/>
                           <a:stretch>
                             <a:fillRect/>
                           </a:stretch>
@@ -5470,7 +7647,7 @@
               <w:pStyle w:val="ImageCaption"/>
             </w:pPr>
             <w:r>
-              <w:t xml:space="preserve">Figure 11: Yield performance metrics. The blue lines indicate the meaning of the metric. Find more details in</w:t>
+              <w:t xml:space="preserve">Figure 14: Yield performance indicators. The blue lines indicate the meaning of the metric. Find more details in</w:t>
             </w:r>
             <w:r>
               <w:t xml:space="preserve"> </w:t>
@@ -5487,12 +7664,12 @@
               <w:t xml:space="preserve">.</w:t>
             </w:r>
           </w:p>
-          <w:bookmarkEnd w:id="100"/>
+          <w:bookmarkEnd w:id="118"/>
         </w:tc>
       </w:tr>
     </w:tbl>
-    <w:bookmarkEnd w:id="101"/>
-    <w:bookmarkStart w:id="106" w:name="stability"/>
+    <w:bookmarkEnd w:id="119"/>
+    <w:bookmarkStart w:id="124" w:name="stability"/>
     <w:p>
       <w:pPr>
         <w:pStyle w:val="Ttulo3"/>
@@ -5514,7 +7691,7 @@
       <w:tr>
         <w:tc>
           <w:tcPr/>
-          <w:bookmarkStart w:id="105" w:name="fig-pm-stability"/>
+          <w:bookmarkStart w:id="123" w:name="fig-pm-stability"/>
           <w:p>
             <w:pPr>
               <w:pStyle w:val="Compact"/>
@@ -5525,18 +7702,18 @@
                 <wp:inline>
                   <wp:extent cx="5943600" cy="4196353"/>
                   <wp:effectExtent b="0" l="0" r="0" t="0"/>
-                  <wp:docPr descr="" title="" id="103" name="Picture"/>
+                  <wp:docPr descr="" title="" id="121" name="Picture"/>
                   <a:graphic>
                     <a:graphicData uri="http://schemas.openxmlformats.org/drawingml/2006/picture">
                       <pic:pic>
                         <pic:nvPicPr>
-                          <pic:cNvPr descr="../figures/stability_ex.png" id="104" name="Picture"/>
+                          <pic:cNvPr descr="../figures/stability_ex.png" id="122" name="Picture"/>
                           <pic:cNvPicPr>
                             <a:picLocks noChangeArrowheads="1" noChangeAspect="1"/>
                           </pic:cNvPicPr>
                         </pic:nvPicPr>
                         <pic:blipFill>
-                          <a:blip r:embed="rId102"/>
+                          <a:blip r:embed="rId120"/>
                           <a:stretch>
                             <a:fillRect/>
                           </a:stretch>
@@ -5573,7 +7750,7 @@
               <w:pStyle w:val="ImageCaption"/>
             </w:pPr>
             <w:r>
-              <w:t xml:space="preserve">Figure 12: Stability performance metrics. The blue lines, arrows, or dots indicate the meaning of the metric. Find more details in</w:t>
+              <w:t xml:space="preserve">Figure 15: Stability performance indicators. The blue lines, arrows, or dots indicate the meaning of the metric. Find more details in</w:t>
             </w:r>
             <w:r>
               <w:t xml:space="preserve"> </w:t>
@@ -5590,269 +7767,14 @@
               <w:t xml:space="preserve">.</w:t>
             </w:r>
           </w:p>
-          <w:bookmarkEnd w:id="105"/>
+          <w:bookmarkEnd w:id="123"/>
         </w:tc>
       </w:tr>
     </w:tbl>
-    <w:bookmarkEnd w:id="106"/>
-    <w:bookmarkEnd w:id="107"/>
-    <w:bookmarkEnd w:id="108"/>
-    <w:bookmarkStart w:id="122" w:name="results"/>
-    <w:p>
-      <w:pPr>
-        <w:pStyle w:val="Ttulo1"/>
-      </w:pPr>
-      <w:r>
-        <w:t xml:space="preserve">Results</w:t>
-      </w:r>
-    </w:p>
-    <w:bookmarkStart w:id="121" w:name="performance-metrics-1"/>
-    <w:p>
-      <w:pPr>
-        <w:pStyle w:val="Ttulo2"/>
-      </w:pPr>
-      <w:r>
-        <w:t xml:space="preserve">Performance metrics</w:t>
-      </w:r>
-    </w:p>
-    <w:tbl>
-      <w:tblPr>
-        <w:tblStyle w:val="Table"/>
-        <w:tblW w:type="pct" w:w="5000"/>
-        <w:tblLayout w:type="fixed"/>
-        <w:tblLook w:firstRow="0" w:lastRow="0" w:firstColumn="0" w:lastColumn="0" w:noHBand="0" w:noVBand="0" w:val="0000"/>
-      </w:tblPr>
-      <w:tblGrid>
-        <w:gridCol w:w="7920"/>
-      </w:tblGrid>
-      <w:tr>
-        <w:tc>
-          <w:tcPr/>
-          <w:bookmarkStart w:id="112" w:name="tbl-pm-summ"/>
-          <w:p>
-            <w:pPr>
-              <w:jc w:val="center"/>
-            </w:pPr>
-            <w:pPr>
-              <w:jc w:val="left"/>
-              <w:spacing w:before="200"/>
-              <w:pStyle w:val="ImageCaption"/>
-            </w:pPr>
-            <w:r>
-              <w:t xml:space="preserve">Table 4: Performance metrics results. Numbers indicate the median over the 400 PMs calculated per HCR and OM. The color scale is independent for every column.</w:t>
-            </w:r>
-          </w:p>
-          <w:p>
-            <w:pPr>
-              <w:jc w:val="center"/>
-            </w:pPr>
-            <w:r>
-              <w:drawing>
-                <wp:inline>
-                  <wp:extent cx="5943600" cy="6890121"/>
-                  <wp:effectExtent b="0" l="0" r="0" t="0"/>
-                  <wp:docPr descr="" title="" id="110" name="Picture"/>
-                  <a:graphic>
-                    <a:graphicData uri="http://schemas.openxmlformats.org/drawingml/2006/picture">
-                      <pic:pic>
-                        <pic:nvPicPr>
-                          <pic:cNvPr descr="tables_img/my_tmp_tab3.png" id="111" name="Picture"/>
-                          <pic:cNvPicPr>
-                            <a:picLocks noChangeArrowheads="1" noChangeAspect="1"/>
-                          </pic:cNvPicPr>
-                        </pic:nvPicPr>
-                        <pic:blipFill>
-                          <a:blip r:embed="rId109"/>
-                          <a:stretch>
-                            <a:fillRect/>
-                          </a:stretch>
-                        </pic:blipFill>
-                        <pic:spPr bwMode="auto">
-                          <a:xfrm>
-                            <a:off x="0" y="0"/>
-                            <a:ext cx="5943600" cy="6890121"/>
-                          </a:xfrm>
-                          <a:prstGeom prst="rect">
-                            <a:avLst/>
-                          </a:prstGeom>
-                          <a:noFill/>
-                          <a:ln w="9525">
-                            <a:noFill/>
-                            <a:headEnd/>
-                            <a:tailEnd/>
-                          </a:ln>
-                        </pic:spPr>
-                      </pic:pic>
-                    </a:graphicData>
-                  </a:graphic>
-                </wp:inline>
-              </w:drawing>
-            </w:r>
-          </w:p>
-          <w:bookmarkEnd w:id="112"/>
-        </w:tc>
-      </w:tr>
-    </w:tbl>
-    <w:tbl>
-      <w:tblPr>
-        <w:tblStyle w:val="Table"/>
-        <w:tblW w:type="pct" w:w="5000"/>
-        <w:tblLayout w:type="fixed"/>
-        <w:tblLook w:firstRow="0" w:lastRow="0" w:firstColumn="0" w:lastColumn="0" w:noHBand="0" w:noVBand="0" w:val="0000"/>
-      </w:tblPr>
-      <w:tblGrid>
-        <w:gridCol w:w="7920"/>
-      </w:tblGrid>
-      <w:tr>
-        <w:tc>
-          <w:tcPr/>
-          <w:bookmarkStart w:id="116" w:name="tbl-pm-summ-robust"/>
-          <w:p>
-            <w:pPr>
-              <w:jc w:val="center"/>
-            </w:pPr>
-            <w:pPr>
-              <w:jc w:val="left"/>
-              <w:spacing w:before="200"/>
-              <w:pStyle w:val="ImageCaption"/>
-            </w:pPr>
-            <w:r>
-              <w:t xml:space="preserve">Table 5: Performance metrics results for robustness scenarios. Numbers indicate the median over the 400 PMs calculated per HCR and OM. The color scale is independent for every column.</w:t>
-            </w:r>
-          </w:p>
-          <w:p>
-            <w:pPr>
-              <w:jc w:val="center"/>
-            </w:pPr>
-            <w:r>
-              <w:drawing>
-                <wp:inline>
-                  <wp:extent cx="5943600" cy="2698715"/>
-                  <wp:effectExtent b="0" l="0" r="0" t="0"/>
-                  <wp:docPr descr="" title="" id="114" name="Picture"/>
-                  <a:graphic>
-                    <a:graphicData uri="http://schemas.openxmlformats.org/drawingml/2006/picture">
-                      <pic:pic>
-                        <pic:nvPicPr>
-                          <pic:cNvPr descr="tables_img/my_tmp_tab4.png" id="115" name="Picture"/>
-                          <pic:cNvPicPr>
-                            <a:picLocks noChangeArrowheads="1" noChangeAspect="1"/>
-                          </pic:cNvPicPr>
-                        </pic:nvPicPr>
-                        <pic:blipFill>
-                          <a:blip r:embed="rId113"/>
-                          <a:stretch>
-                            <a:fillRect/>
-                          </a:stretch>
-                        </pic:blipFill>
-                        <pic:spPr bwMode="auto">
-                          <a:xfrm>
-                            <a:off x="0" y="0"/>
-                            <a:ext cx="5943600" cy="2698715"/>
-                          </a:xfrm>
-                          <a:prstGeom prst="rect">
-                            <a:avLst/>
-                          </a:prstGeom>
-                          <a:noFill/>
-                          <a:ln w="9525">
-                            <a:noFill/>
-                            <a:headEnd/>
-                            <a:tailEnd/>
-                          </a:ln>
-                        </pic:spPr>
-                      </pic:pic>
-                    </a:graphicData>
-                  </a:graphic>
-                </wp:inline>
-              </w:drawing>
-            </w:r>
-          </w:p>
-          <w:bookmarkEnd w:id="116"/>
-        </w:tc>
-      </w:tr>
-    </w:tbl>
-    <w:tbl>
-      <w:tblPr>
-        <w:tblStyle w:val="Table"/>
-        <w:tblW w:type="pct" w:w="5000"/>
-        <w:tblLayout w:type="fixed"/>
-        <w:tblLook w:firstRow="0" w:lastRow="0" w:firstColumn="0" w:lastColumn="0" w:noHBand="0" w:noVBand="0" w:val="0000"/>
-      </w:tblPr>
-      <w:tblGrid>
-        <w:gridCol w:w="7920"/>
-      </w:tblGrid>
-      <w:tr>
-        <w:tc>
-          <w:tcPr/>
-          <w:bookmarkStart w:id="120" w:name="fig-pm-radar"/>
-          <w:p>
-            <w:pPr>
-              <w:pStyle w:val="Compact"/>
-              <w:jc w:val="center"/>
-            </w:pPr>
-            <w:r>
-              <w:drawing>
-                <wp:inline>
-                  <wp:extent cx="5416061" cy="6137795"/>
-                  <wp:effectExtent b="0" l="0" r="0" t="0"/>
-                  <wp:docPr descr="" title="" id="118" name="Picture"/>
-                  <a:graphic>
-                    <a:graphicData uri="http://schemas.openxmlformats.org/drawingml/2006/picture">
-                      <pic:pic>
-                        <pic:nvPicPr>
-                          <pic:cNvPr descr="../figures/pm_radar.png" id="119" name="Picture"/>
-                          <pic:cNvPicPr>
-                            <a:picLocks noChangeArrowheads="1" noChangeAspect="1"/>
-                          </pic:cNvPicPr>
-                        </pic:nvPicPr>
-                        <pic:blipFill>
-                          <a:blip r:embed="rId117"/>
-                          <a:stretch>
-                            <a:fillRect/>
-                          </a:stretch>
-                        </pic:blipFill>
-                        <pic:spPr bwMode="auto">
-                          <a:xfrm>
-                            <a:off x="0" y="0"/>
-                            <a:ext cx="5416061" cy="6137795"/>
-                          </a:xfrm>
-                          <a:prstGeom prst="rect">
-                            <a:avLst/>
-                          </a:prstGeom>
-                          <a:noFill/>
-                          <a:ln w="9525">
-                            <a:noFill/>
-                            <a:headEnd/>
-                            <a:tailEnd/>
-                          </a:ln>
-                        </pic:spPr>
-                      </pic:pic>
-                    </a:graphicData>
-                  </a:graphic>
-                </wp:inline>
-              </w:drawing>
-            </w:r>
-          </w:p>
-          <w:p>
-            <w:pPr>
-              <w:jc w:val="center"/>
-            </w:pPr>
-            <w:pPr>
-              <w:jc w:val="left"/>
-              <w:spacing w:before="200"/>
-              <w:pStyle w:val="ImageCaption"/>
-            </w:pPr>
-            <w:r>
-              <w:t xml:space="preserve">Figure 13: Performance metrics for main scenarios.</w:t>
-            </w:r>
-          </w:p>
-          <w:bookmarkEnd w:id="120"/>
-        </w:tc>
-      </w:tr>
-    </w:tbl>
-    <w:bookmarkEnd w:id="121"/>
-    <w:bookmarkEnd w:id="122"/>
-    <w:bookmarkStart w:id="126" w:name="acknowledgments"/>
+    <w:bookmarkEnd w:id="124"/>
+    <w:bookmarkEnd w:id="125"/>
+    <w:bookmarkEnd w:id="126"/>
+    <w:bookmarkStart w:id="130" w:name="acknowledgments"/>
     <w:p>
       <w:pPr>
         <w:pStyle w:val="Ttulo1"/>
@@ -5884,18 +7806,18 @@
           <wp:inline>
             <wp:extent cx="2971800" cy="984685"/>
             <wp:effectExtent b="0" l="0" r="0" t="0"/>
-            <wp:docPr descr="" title="" id="124" name="Picture"/>
+            <wp:docPr descr="" title="" id="128" name="Picture"/>
             <a:graphic>
               <a:graphicData uri="http://schemas.openxmlformats.org/drawingml/2006/picture">
                 <pic:pic>
                   <pic:nvPicPr>
-                    <pic:cNvPr descr="../figures/eu_logo.jpg" id="125" name="Picture"/>
+                    <pic:cNvPr descr="../figures/eu_logo.jpg" id="129" name="Picture"/>
                     <pic:cNvPicPr>
                       <a:picLocks noChangeArrowheads="1" noChangeAspect="1"/>
                     </pic:cNvPicPr>
                   </pic:nvPicPr>
                   <pic:blipFill>
-                    <a:blip r:embed="rId123"/>
+                    <a:blip r:embed="rId127"/>
                     <a:stretch>
                       <a:fillRect/>
                     </a:stretch>
@@ -5922,8 +7844,8 @@
         </w:drawing>
       </w:r>
     </w:p>
-    <w:bookmarkEnd w:id="126"/>
-    <w:bookmarkStart w:id="127" w:name="glossary"/>
+    <w:bookmarkEnd w:id="130"/>
+    <w:bookmarkStart w:id="131" w:name="glossary"/>
     <w:p>
       <w:pPr>
         <w:pStyle w:val="Ttulo1"/>
@@ -6306,8 +8228,8 @@
         </w:tc>
       </w:tr>
     </w:tbl>
-    <w:bookmarkEnd w:id="127"/>
-    <w:bookmarkStart w:id="151" w:name="references"/>
+    <w:bookmarkEnd w:id="131"/>
+    <w:bookmarkStart w:id="155" w:name="references"/>
     <w:p>
       <w:pPr>
         <w:pStyle w:val="Ttulo1"/>
@@ -6316,8 +8238,8 @@
         <w:t xml:space="preserve">References</w:t>
       </w:r>
     </w:p>
-    <w:bookmarkStart w:id="150" w:name="refs"/>
-    <w:bookmarkStart w:id="129" w:name="X3cd33e6240d606cd5d79b4bfa14a19c0a55bea0"/>
+    <w:bookmarkStart w:id="154" w:name="refs"/>
+    <w:bookmarkStart w:id="133" w:name="X3cd33e6240d606cd5d79b4bfa14a19c0a55bea0"/>
     <w:p>
       <w:pPr>
         <w:pStyle w:val="Bibliografa"/>
@@ -6372,7 +8294,7 @@
       <w:r>
         <w:t xml:space="preserve"> </w:t>
       </w:r>
-      <w:hyperlink r:id="rId128">
+      <w:hyperlink r:id="rId132">
         <w:r>
           <w:rPr>
             <w:rStyle w:val="Hipervnculo"/>
@@ -6381,8 +8303,8 @@
         </w:r>
       </w:hyperlink>
     </w:p>
-    <w:bookmarkEnd w:id="129"/>
-    <w:bookmarkStart w:id="131" w:name="ref-francisDataWeightingStatistical2011"/>
+    <w:bookmarkEnd w:id="133"/>
+    <w:bookmarkStart w:id="135" w:name="ref-francisDataWeightingStatistical2011"/>
     <w:p>
       <w:pPr>
         <w:pStyle w:val="Bibliografa"/>
@@ -6393,7 +8315,7 @@
       <w:r>
         <w:t xml:space="preserve"> </w:t>
       </w:r>
-      <w:hyperlink r:id="rId130">
+      <w:hyperlink r:id="rId134">
         <w:r>
           <w:rPr>
             <w:rStyle w:val="Hipervnculo"/>
@@ -6402,8 +8324,8 @@
         </w:r>
       </w:hyperlink>
     </w:p>
-    <w:bookmarkEnd w:id="131"/>
-    <w:bookmarkStart w:id="133" w:name="ref-garciaFLBEIASimulationModel2017"/>
+    <w:bookmarkEnd w:id="135"/>
+    <w:bookmarkStart w:id="137" w:name="ref-garciaFLBEIASimulationModel2017"/>
     <w:p>
       <w:pPr>
         <w:pStyle w:val="Bibliografa"/>
@@ -6447,7 +8369,7 @@
       <w:r>
         <w:t xml:space="preserve"> </w:t>
       </w:r>
-      <w:hyperlink r:id="rId132">
+      <w:hyperlink r:id="rId136">
         <w:r>
           <w:rPr>
             <w:rStyle w:val="Hipervnculo"/>
@@ -6456,8 +8378,8 @@
         </w:r>
       </w:hyperlink>
     </w:p>
-    <w:bookmarkEnd w:id="133"/>
-    <w:bookmarkStart w:id="135" w:name="X8ec614ca500bb4dd60d1f090925084c623f94f8"/>
+    <w:bookmarkEnd w:id="137"/>
+    <w:bookmarkStart w:id="139" w:name="X8ec614ca500bb4dd60d1f090925084c623f94f8"/>
     <w:p>
       <w:pPr>
         <w:pStyle w:val="Bibliografa"/>
@@ -6468,7 +8390,7 @@
       <w:r>
         <w:t xml:space="preserve"> </w:t>
       </w:r>
-      <w:hyperlink r:id="rId134">
+      <w:hyperlink r:id="rId138">
         <w:r>
           <w:rPr>
             <w:rStyle w:val="Hipervnculo"/>
@@ -6477,8 +8399,8 @@
         </w:r>
       </w:hyperlink>
     </w:p>
-    <w:bookmarkEnd w:id="135"/>
-    <w:bookmarkStart w:id="137" w:name="ref-iccatReport2023ICCAT2023"/>
+    <w:bookmarkEnd w:id="139"/>
+    <w:bookmarkStart w:id="141" w:name="ref-iccatReport2023ICCAT2023"/>
     <w:p>
       <w:pPr>
         <w:pStyle w:val="Bibliografa"/>
@@ -6489,7 +8411,7 @@
       <w:r>
         <w:t xml:space="preserve"> </w:t>
       </w:r>
-      <w:hyperlink r:id="rId136">
+      <w:hyperlink r:id="rId140">
         <w:r>
           <w:rPr>
             <w:rStyle w:val="Hipervnculo"/>
@@ -6546,8 +8468,8 @@
         <w:t xml:space="preserve">(No. SCRS/2023/010). ICCAT (International Commission for the Conservation of Atlantic Tunas).</w:t>
       </w:r>
     </w:p>
-    <w:bookmarkEnd w:id="137"/>
-    <w:bookmarkStart w:id="139" w:name="ref-lorenzenRelationshipBodyWeight1996"/>
+    <w:bookmarkEnd w:id="141"/>
+    <w:bookmarkStart w:id="143" w:name="ref-lorenzenRelationshipBodyWeight1996"/>
     <w:p>
       <w:pPr>
         <w:pStyle w:val="Bibliografa"/>
@@ -6558,7 +8480,7 @@
       <w:r>
         <w:t xml:space="preserve"> </w:t>
       </w:r>
-      <w:hyperlink r:id="rId138">
+      <w:hyperlink r:id="rId142">
         <w:r>
           <w:rPr>
             <w:rStyle w:val="Hipervnculo"/>
@@ -6567,8 +8489,8 @@
         </w:r>
       </w:hyperlink>
     </w:p>
-    <w:bookmarkEnd w:id="139"/>
-    <w:bookmarkStart w:id="141" w:name="ref-merinoPreliminaryStockAssessment2014"/>
+    <w:bookmarkEnd w:id="143"/>
+    <w:bookmarkStart w:id="145" w:name="ref-merinoPreliminaryStockAssessment2014"/>
     <w:p>
       <w:pPr>
         <w:pStyle w:val="Bibliografa"/>
@@ -6579,7 +8501,7 @@
       <w:r>
         <w:t xml:space="preserve"> </w:t>
       </w:r>
-      <w:hyperlink r:id="rId140">
+      <w:hyperlink r:id="rId144">
         <w:r>
           <w:rPr>
             <w:rStyle w:val="Hipervnculo"/>
@@ -6606,8 +8528,8 @@
         <w:t xml:space="preserve">(No. SCRS/2013/058). ICCAT (International Commission for the Conservation of Atlantic Tunas).</w:t>
       </w:r>
     </w:p>
-    <w:bookmarkEnd w:id="141"/>
-    <w:bookmarkStart w:id="143" w:name="ref-merinoUpdatedConsolidatedReport2020"/>
+    <w:bookmarkEnd w:id="145"/>
+    <w:bookmarkStart w:id="147" w:name="ref-merinoUpdatedConsolidatedReport2020"/>
     <w:p>
       <w:pPr>
         <w:pStyle w:val="Bibliografa"/>
@@ -6618,7 +8540,7 @@
       <w:r>
         <w:t xml:space="preserve"> </w:t>
       </w:r>
-      <w:hyperlink r:id="rId142">
+      <w:hyperlink r:id="rId146">
         <w:r>
           <w:rPr>
             <w:rStyle w:val="Hipervnculo"/>
@@ -6657,8 +8579,8 @@
         <w:t xml:space="preserve">(No. SCRS/2020/153). ICCAT (International Commission for the Conservation of Atlantic Tunas).</w:t>
       </w:r>
     </w:p>
-    <w:bookmarkEnd w:id="143"/>
-    <w:bookmarkStart w:id="145" w:name="ref-methotStockSynthesisBiological2013"/>
+    <w:bookmarkEnd w:id="147"/>
+    <w:bookmarkStart w:id="149" w:name="ref-methotStockSynthesisBiological2013"/>
     <w:p>
       <w:pPr>
         <w:pStyle w:val="Bibliografa"/>
@@ -6681,7 +8603,7 @@
       <w:r>
         <w:t xml:space="preserve"> </w:t>
       </w:r>
-      <w:hyperlink r:id="rId144">
+      <w:hyperlink r:id="rId148">
         <w:r>
           <w:rPr>
             <w:rStyle w:val="Hipervnculo"/>
@@ -6690,8 +8612,8 @@
         </w:r>
       </w:hyperlink>
     </w:p>
-    <w:bookmarkEnd w:id="145"/>
-    <w:bookmarkStart w:id="147" w:name="Xa5af333d6d43b49a917f8bca6ad12ad5e31213a"/>
+    <w:bookmarkEnd w:id="149"/>
+    <w:bookmarkStart w:id="151" w:name="Xa5af333d6d43b49a917f8bca6ad12ad5e31213a"/>
     <w:p>
       <w:pPr>
         <w:pStyle w:val="Bibliografa"/>
@@ -6702,7 +8624,7 @@
       <w:r>
         <w:t xml:space="preserve"> </w:t>
       </w:r>
-      <w:hyperlink r:id="rId146">
+      <w:hyperlink r:id="rId150">
         <w:r>
           <w:rPr>
             <w:rStyle w:val="Hipervnculo"/>
@@ -6711,8 +8633,8 @@
         </w:r>
       </w:hyperlink>
     </w:p>
-    <w:bookmarkEnd w:id="147"/>
-    <w:bookmarkStart w:id="149" w:name="ref-schnuteVersatileGrowthModel1981"/>
+    <w:bookmarkEnd w:id="151"/>
+    <w:bookmarkStart w:id="153" w:name="ref-schnuteVersatileGrowthModel1981"/>
     <w:p>
       <w:pPr>
         <w:pStyle w:val="Bibliografa"/>
@@ -6723,7 +8645,7 @@
       <w:r>
         <w:t xml:space="preserve"> </w:t>
       </w:r>
-      <w:hyperlink r:id="rId148">
+      <w:hyperlink r:id="rId152">
         <w:r>
           <w:rPr>
             <w:rStyle w:val="Hipervnculo"/>
@@ -6732,9 +8654,9 @@
         </w:r>
       </w:hyperlink>
     </w:p>
-    <w:bookmarkEnd w:id="149"/>
-    <w:bookmarkEnd w:id="150"/>
-    <w:bookmarkEnd w:id="151"/>
+    <w:bookmarkEnd w:id="153"/>
+    <w:bookmarkEnd w:id="154"/>
+    <w:bookmarkEnd w:id="155"/>
     <w:sectPr>
       <w:pgSz w:h="15840" w:w="12240"/>
       <w:pgMar w:bottom="1440" w:footer="720" w:gutter="0" w:header="720" w:left="1440" w:right="1440" w:top="1440"/>
@@ -6768,7 +8690,7 @@
 </file>
 
 <file path=word/numbering.xml><?xml version="1.0" encoding="utf-8"?>
-<w:numbering xmlns:aink="http://schemas.microsoft.com/office/drawing/2016/ink" xmlns:am3d="http://schemas.microsoft.com/office/drawing/2017/model3d" xmlns:cx="http://schemas.microsoft.com/office/drawing/2014/chartex" xmlns:cx1="http://schemas.microsoft.com/office/drawing/2015/9/8/chartex" xmlns:cx2="http://schemas.microsoft.com/office/drawing/2015/10/21/chartex" xmlns:cx3="http://schemas.microsoft.com/office/drawing/2016/5/9/chartex" xmlns:cx4="http://schemas.microsoft.com/office/drawing/2016/5/10/chartex" xmlns:cx5="http://schemas.microsoft.com/office/drawing/2016/5/11/chartex" xmlns:cx6="http://schemas.microsoft.com/office/drawing/2016/5/12/chartex" xmlns:cx7="http://schemas.microsoft.com/office/drawing/2016/5/13/chartex" xmlns:cx8="http://schemas.microsoft.com/office/drawing/2016/5/14/chartex" xmlns:m="http://schemas.openxmlformats.org/officeDocument/2006/math" xmlns:mc="http://schemas.openxmlformats.org/markup-compatibility/2006" xmlns:o="urn:schemas-microsoft-com:office:office" xmlns:oel="http://schemas.microsoft.com/office/2019/extlst" xmlns:r="http://schemas.openxmlformats.org/officeDocument/2006/relationships" xmlns:v="urn:schemas-microsoft-com:vml" xmlns:w="http://schemas.openxmlformats.org/wordprocessingml/2006/main" xmlns:w10="urn:schemas-microsoft-com:office:word" xmlns:w14="http://schemas.microsoft.com/office/word/2010/wordml" xmlns:w15="http://schemas.microsoft.com/office/word/2012/wordml" xmlns:w16="http://schemas.microsoft.com/office/word/2018/wordml" xmlns:w16cex="http://schemas.microsoft.com/office/word/2018/wordml/cex" xmlns:w16cid="http://schemas.microsoft.com/office/word/2016/wordml/cid" xmlns:w16du="http://schemas.microsoft.com/office/word/2023/wordml/word16du" xmlns:w16sdtdh="http://schemas.microsoft.com/office/word/2020/wordml/sdtdatahash" xmlns:w16se="http://schemas.microsoft.com/office/word/2015/wordml/symex" xmlns:wne="http://schemas.microsoft.com/office/word/2006/wordml" xmlns:wp="http://schemas.openxmlformats.org/drawingml/2006/wordprocessingDrawing" xmlns:wp14="http://schemas.microsoft.com/office/word/2010/wordprocessingDrawing" xmlns:wpc="http://schemas.microsoft.com/office/word/2010/wordprocessingCanvas" xmlns:wpg="http://schemas.microsoft.com/office/word/2010/wordprocessingGroup" xmlns:wpi="http://schemas.microsoft.com/office/word/2010/wordprocessingInk" xmlns:wps="http://schemas.microsoft.com/office/word/2010/wordprocessingShape" mc:Ignorable="w14 w15 w16se w16cid w16 w16cex w16sdtdh w16du wp14">
+<w:numbering xmlns:aink="http://schemas.microsoft.com/office/drawing/2016/ink" xmlns:am3d="http://schemas.microsoft.com/office/drawing/2017/model3d" xmlns:cx="http://schemas.microsoft.com/office/drawing/2014/chartex" xmlns:cx1="http://schemas.microsoft.com/office/drawing/2015/9/8/chartex" xmlns:cx2="http://schemas.microsoft.com/office/drawing/2015/10/21/chartex" xmlns:cx3="http://schemas.microsoft.com/office/drawing/2016/5/9/chartex" xmlns:cx4="http://schemas.microsoft.com/office/drawing/2016/5/10/chartex" xmlns:cx5="http://schemas.microsoft.com/office/drawing/2016/5/11/chartex" xmlns:cx6="http://schemas.microsoft.com/office/drawing/2016/5/12/chartex" xmlns:cx7="http://schemas.microsoft.com/office/drawing/2016/5/13/chartex" xmlns:cx8="http://schemas.microsoft.com/office/drawing/2016/5/14/chartex" xmlns:m="http://schemas.openxmlformats.org/officeDocument/2006/math" xmlns:mc="http://schemas.openxmlformats.org/markup-compatibility/2006" xmlns:o="urn:schemas-microsoft-com:office:office" xmlns:oel="http://schemas.microsoft.com/office/2019/extlst" xmlns:r="http://schemas.openxmlformats.org/officeDocument/2006/relationships" xmlns:v="urn:schemas-microsoft-com:vml" xmlns:w="http://schemas.openxmlformats.org/wordprocessingml/2006/main" xmlns:w10="urn:schemas-microsoft-com:office:word" xmlns:w14="http://schemas.microsoft.com/office/word/2010/wordml" xmlns:w15="http://schemas.microsoft.com/office/word/2012/wordml" xmlns:w16="http://schemas.microsoft.com/office/word/2018/wordml" xmlns:w16cex="http://schemas.microsoft.com/office/word/2018/wordml/cex" xmlns:w16cid="http://schemas.microsoft.com/office/word/2016/wordml/cid" xmlns:w16du="http://schemas.microsoft.com/office/word/2023/wordml/word16du" xmlns:w16sdtdh="http://schemas.microsoft.com/office/word/2020/wordml/sdtdatahash" xmlns:w16sdtfl="http://schemas.microsoft.com/office/word/2024/wordml/sdtformatlock" xmlns:w16se="http://schemas.microsoft.com/office/word/2015/wordml/symex" xmlns:wne="http://schemas.microsoft.com/office/word/2006/wordml" xmlns:wp="http://schemas.openxmlformats.org/drawingml/2006/wordprocessingDrawing" xmlns:wp14="http://schemas.microsoft.com/office/word/2010/wordprocessingDrawing" xmlns:wpc="http://schemas.microsoft.com/office/word/2010/wordprocessingCanvas" xmlns:wpg="http://schemas.microsoft.com/office/word/2010/wordprocessingGroup" xmlns:wpi="http://schemas.microsoft.com/office/word/2010/wordprocessingInk" xmlns:wps="http://schemas.microsoft.com/office/word/2010/wordprocessingShape" mc:Ignorable="w14 w15 w16se w16cid w16 w16cex w16sdtdh w16sdtfl w16du wp14">
   <w:abstractNum w15:restartNumberingAfterBreak="0" w:abstractNumId="0">
     <w:nsid w:val="FFFFFF7D"/>
     <w:multiLevelType w:val="singleLevel"/>
@@ -7737,11 +9659,20 @@
   <w:num w:numId="1005">
     <w:abstractNumId w:val="991"/>
   </w:num>
+  <w:num w:numId="1006">
+    <w:abstractNumId w:val="991"/>
+  </w:num>
+  <w:num w:numId="1007">
+    <w:abstractNumId w:val="991"/>
+  </w:num>
+  <w:num w:numId="1008">
+    <w:abstractNumId w:val="991"/>
+  </w:num>
 </w:numbering>
 </file>
 
 <file path=word/styles.xml><?xml version="1.0" encoding="utf-8"?>
-<w:styles xmlns:mc="http://schemas.openxmlformats.org/markup-compatibility/2006" xmlns:r="http://schemas.openxmlformats.org/officeDocument/2006/relationships" xmlns:w="http://schemas.openxmlformats.org/wordprocessingml/2006/main" xmlns:w14="http://schemas.microsoft.com/office/word/2010/wordml" xmlns:w15="http://schemas.microsoft.com/office/word/2012/wordml" xmlns:w16="http://schemas.microsoft.com/office/word/2018/wordml" xmlns:w16cex="http://schemas.microsoft.com/office/word/2018/wordml/cex" xmlns:w16cid="http://schemas.microsoft.com/office/word/2016/wordml/cid" xmlns:w16du="http://schemas.microsoft.com/office/word/2023/wordml/word16du" xmlns:w16sdtdh="http://schemas.microsoft.com/office/word/2020/wordml/sdtdatahash" xmlns:w16se="http://schemas.microsoft.com/office/word/2015/wordml/symex" mc:Ignorable="w14 w15 w16se w16cid w16 w16cex w16sdtdh w16du">
+<w:styles xmlns:mc="http://schemas.openxmlformats.org/markup-compatibility/2006" xmlns:r="http://schemas.openxmlformats.org/officeDocument/2006/relationships" xmlns:w="http://schemas.openxmlformats.org/wordprocessingml/2006/main" xmlns:w14="http://schemas.microsoft.com/office/word/2010/wordml" xmlns:w15="http://schemas.microsoft.com/office/word/2012/wordml" xmlns:w16="http://schemas.microsoft.com/office/word/2018/wordml" xmlns:w16cex="http://schemas.microsoft.com/office/word/2018/wordml/cex" xmlns:w16cid="http://schemas.microsoft.com/office/word/2016/wordml/cid" xmlns:w16du="http://schemas.microsoft.com/office/word/2023/wordml/word16du" xmlns:w16sdtdh="http://schemas.microsoft.com/office/word/2020/wordml/sdtdatahash" xmlns:w16sdtfl="http://schemas.microsoft.com/office/word/2024/wordml/sdtformatlock" xmlns:w16se="http://schemas.microsoft.com/office/word/2015/wordml/symex" mc:Ignorable="w14 w15 w16se w16cid w16 w16cex w16sdtdh w16sdtfl w16du">
   <w:docDefaults>
     <w:rPrDefault>
       <w:rPr>
@@ -8006,12 +9937,12 @@
   <w:style w:default="1" w:styleId="Normal" w:type="paragraph">
     <w:name w:val="Normal"/>
     <w:qFormat/>
-    <w:rsid w:val="00E51AF0"/>
+    <w:rsid w:val="003C2F16"/>
     <w:pPr>
       <w:jc w:val="both"/>
     </w:pPr>
     <w:rPr>
-      <w:rFonts w:ascii="Times New Roman" w:hAnsi="Times New Roman"/>
+      <w:rFonts w:ascii="Cambria" w:hAnsi="Cambria"/>
       <w:sz w:val="20"/>
     </w:rPr>
   </w:style>
@@ -8022,7 +9953,7 @@
     <w:link w:val="Ttulo1Car"/>
     <w:uiPriority w:val="9"/>
     <w:qFormat/>
-    <w:rsid w:val="006C500E"/>
+    <w:rsid w:val="003C2F16"/>
     <w:pPr>
       <w:keepNext/>
       <w:keepLines/>
@@ -8083,7 +10014,7 @@
     <w:uiPriority w:val="9"/>
     <w:unhideWhenUsed/>
     <w:qFormat/>
-    <w:rsid w:val="00E14530"/>
+    <w:rsid w:val="003C2F16"/>
     <w:pPr>
       <w:keepNext/>
       <w:keepLines/>
@@ -8106,7 +10037,7 @@
     <w:uiPriority w:val="9"/>
     <w:unhideWhenUsed/>
     <w:qFormat/>
-    <w:rsid w:val="00FC6E8A"/>
+    <w:rsid w:val="003C2F16"/>
     <w:pPr>
       <w:keepNext/>
       <w:keepLines/>
@@ -8127,7 +10058,7 @@
     <w:uiPriority w:val="9"/>
     <w:unhideWhenUsed/>
     <w:qFormat/>
-    <w:rsid w:val="00FC6E8A"/>
+    <w:rsid w:val="003C2F16"/>
     <w:pPr>
       <w:keepNext/>
       <w:keepLines/>
@@ -8147,7 +10078,7 @@
     <w:uiPriority w:val="9"/>
     <w:unhideWhenUsed/>
     <w:qFormat/>
-    <w:rsid w:val="00FC6E8A"/>
+    <w:rsid w:val="003C2F16"/>
     <w:pPr>
       <w:keepNext/>
       <w:keepLines/>
@@ -8167,7 +10098,7 @@
     <w:uiPriority w:val="9"/>
     <w:unhideWhenUsed/>
     <w:qFormat/>
-    <w:rsid w:val="00FC6E8A"/>
+    <w:rsid w:val="003C2F16"/>
     <w:pPr>
       <w:keepNext/>
       <w:keepLines/>
@@ -8187,7 +10118,7 @@
     <w:uiPriority w:val="9"/>
     <w:unhideWhenUsed/>
     <w:qFormat/>
-    <w:rsid w:val="00FC6E8A"/>
+    <w:rsid w:val="003C2F16"/>
     <w:pPr>
       <w:keepNext/>
       <w:keepLines/>
@@ -8203,7 +10134,6 @@
   <w:style w:default="1" w:styleId="Fuentedeprrafopredeter" w:type="character">
     <w:name w:val="Default Paragraph Font"/>
     <w:uiPriority w:val="1"/>
-    <w:semiHidden/>
     <w:unhideWhenUsed/>
   </w:style>
   <w:style w:default="1" w:styleId="Tablanormal" w:type="table">
@@ -8259,7 +10189,7 @@
     <w:basedOn w:val="Normal"/>
     <w:next w:val="Textoindependiente"/>
     <w:qFormat/>
-    <w:rsid w:val="006D34B2"/>
+    <w:rsid w:val="003C2F16"/>
     <w:pPr>
       <w:keepNext/>
       <w:keepLines/>
@@ -8294,14 +10224,14 @@
     <w:name w:val="Author"/>
     <w:next w:val="Textoindependiente"/>
     <w:qFormat/>
-    <w:rsid w:val="006D34B2"/>
+    <w:rsid w:val="003C2F16"/>
     <w:pPr>
       <w:keepNext/>
       <w:keepLines/>
       <w:jc w:val="center"/>
     </w:pPr>
     <w:rPr>
-      <w:rFonts w:ascii="Times New Roman" w:hAnsi="Times New Roman"/>
+      <w:rFonts w:ascii="Cambria" w:hAnsi="Cambria"/>
       <w:sz w:val="20"/>
     </w:rPr>
   </w:style>
@@ -8309,14 +10239,14 @@
     <w:name w:val="Date"/>
     <w:next w:val="Textoindependiente"/>
     <w:qFormat/>
-    <w:rsid w:val="006D34B2"/>
+    <w:rsid w:val="003C2F16"/>
     <w:pPr>
       <w:keepNext/>
       <w:keepLines/>
       <w:jc w:val="center"/>
     </w:pPr>
     <w:rPr>
-      <w:rFonts w:ascii="Times New Roman" w:hAnsi="Times New Roman"/>
+      <w:rFonts w:ascii="Cambria" w:hAnsi="Cambria"/>
       <w:sz w:val="20"/>
     </w:rPr>
   </w:style>
@@ -8325,7 +10255,7 @@
     <w:basedOn w:val="Normal"/>
     <w:next w:val="Textoindependiente"/>
     <w:qFormat/>
-    <w:rsid w:val="00F423B9"/>
+    <w:rsid w:val="003C2F16"/>
     <w:pPr>
       <w:keepNext/>
       <w:keepLines/>
@@ -8437,7 +10367,7 @@
   <w:style w:customStyle="1" w:styleId="ImageCaption" w:type="paragraph">
     <w:name w:val="Image Caption"/>
     <w:basedOn w:val="Normal"/>
-    <w:rsid w:val="00920253"/>
+    <w:rsid w:val="006A3651"/>
   </w:style>
   <w:style w:customStyle="1" w:styleId="Figure" w:type="paragraph">
     <w:name w:val="Figure"/>
@@ -8478,11 +10408,11 @@
   <w:style w:styleId="Hipervnculo" w:type="character">
     <w:name w:val="Hyperlink"/>
     <w:basedOn w:val="DescripcinCar"/>
-    <w:rsid w:val="00653FC8"/>
+    <w:rsid w:val="00761BD2"/>
     <w:rPr>
-      <w:rFonts w:ascii="Times New Roman" w:hAnsi="Times New Roman"/>
+      <w:rFonts w:ascii="Cambria" w:hAnsi="Cambria"/>
       <w:b w:val="0"/>
-      <w:color w:themeColor="accent1" w:val="4A66AC"/>
+      <w:color w:val="auto"/>
       <w:sz w:val="20"/>
     </w:rPr>
   </w:style>
@@ -8579,7 +10509,7 @@
     <w:basedOn w:val="Abstract"/>
     <w:link w:val="KeywordsCar"/>
     <w:qFormat/>
-    <w:rsid w:val="0091132E"/>
+    <w:rsid w:val="003C2F16"/>
     <w:pPr>
       <w:jc w:val="center"/>
     </w:pPr>
@@ -8605,9 +10535,9 @@
     <w:basedOn w:val="ListaconnmerosCar"/>
     <w:link w:val="Ttulo1"/>
     <w:uiPriority w:val="9"/>
-    <w:rsid w:val="00AA0DC2"/>
+    <w:rsid w:val="003C2F16"/>
     <w:rPr>
-      <w:rFonts w:ascii="Times New Roman" w:cstheme="majorBidi" w:eastAsiaTheme="majorEastAsia" w:hAnsi="Times New Roman"/>
+      <w:rFonts w:ascii="Cambria" w:cstheme="majorBidi" w:eastAsiaTheme="majorEastAsia" w:hAnsi="Cambria"/>
       <w:b/>
       <w:bCs/>
       <w:color w:themeColor="text1" w:val="000000"/>
@@ -8688,7 +10618,7 @@
     <w:name w:val="Abstract title"/>
     <w:basedOn w:val="Abstract"/>
     <w:qFormat/>
-    <w:rsid w:val="00C30248"/>
+    <w:rsid w:val="003C2F16"/>
     <w:pPr>
       <w:suppressAutoHyphens/>
       <w:ind w:left="677" w:right="677"/>
@@ -8703,7 +10633,7 @@
     <w:basedOn w:val="Textoindependiente"/>
     <w:link w:val="CentertextCar"/>
     <w:qFormat/>
-    <w:rsid w:val="006B512C"/>
+    <w:rsid w:val="003C2F16"/>
     <w:pPr>
       <w:suppressAutoHyphens/>
       <w:spacing w:after="0" w:before="202"/>
@@ -8724,9 +10654,9 @@
     <w:name w:val="Center text Car"/>
     <w:basedOn w:val="TextoindependienteCar"/>
     <w:link w:val="Centertext"/>
-    <w:rsid w:val="0064577E"/>
+    <w:rsid w:val="003C2F16"/>
     <w:rPr>
-      <w:rFonts w:ascii="Times New Roman" w:hAnsi="Times New Roman"/>
+      <w:rFonts w:ascii="Cambria" w:hAnsi="Cambria"/>
       <w:sz w:val="20"/>
     </w:rPr>
   </w:style>
@@ -8734,9 +10664,9 @@
     <w:name w:val="Keywords Car"/>
     <w:basedOn w:val="CentertextCar"/>
     <w:link w:val="Keywords"/>
-    <w:rsid w:val="0091132E"/>
+    <w:rsid w:val="003C2F16"/>
     <w:rPr>
-      <w:rFonts w:ascii="Times New Roman" w:hAnsi="Times New Roman"/>
+      <w:rFonts w:ascii="Cambria" w:hAnsi="Cambria"/>
       <w:i/>
       <w:sz w:val="20"/>
       <w:szCs w:val="20"/>
